--- a/ТАУ/СЕМ7 ТАУ2/ЛР1/Отчет_ЛР1_Грудинин_Турханов_Огарков.docx
+++ b/ТАУ/СЕМ7 ТАУ2/ЛР1/Отчет_ЛР1_Грудинин_Турханов_Огарков.docx
@@ -12,20 +12,14 @@
       </w:pPr>
       <w:r>
         <w:rPr>
-          <w:rFonts w:ascii="Times New Roman" w:hAnsi="Times New Roman" w:eastAsia="Times New Roman"/>
           <w:b/>
-          <w:color w:val="000000"/>
-          <w:sz w:val="24"/>
           <w:lang w:val="ru-RU"/>
         </w:rPr>
         <w:t>МИНИСТЕРСТВО НАУКИ И ВЫСШЕГО ОБРАЗОВАНИЯ РОССИЙСКОЙ ФЕДЕРАЦИИ</w:t>
       </w:r>
       <w:r>
         <w:rPr>
-          <w:rFonts w:ascii="Times New Roman" w:hAnsi="Times New Roman" w:eastAsia="Times New Roman"/>
           <w:b/>
-          <w:color w:val="000000"/>
-          <w:sz w:val="24"/>
           <w:lang w:val="ru-RU"/>
         </w:rPr>
         <w:br/>
@@ -33,10 +27,7 @@
       </w:r>
       <w:r>
         <w:rPr>
-          <w:rFonts w:ascii="Times New Roman" w:hAnsi="Times New Roman" w:eastAsia="Times New Roman"/>
           <w:b/>
-          <w:color w:val="000000"/>
-          <w:sz w:val="24"/>
           <w:lang w:val="ru-RU"/>
         </w:rPr>
         <w:br/>
@@ -53,18 +44,12 @@
       </w:pPr>
       <w:r>
         <w:rPr>
-          <w:rFonts w:ascii="Times New Roman" w:hAnsi="Times New Roman" w:eastAsia="Times New Roman"/>
-          <w:color w:val="000000"/>
-          <w:sz w:val="24"/>
           <w:lang w:val="ru-RU"/>
         </w:rPr>
         <w:t>Институт информационных и вычислительных технологий (ИВТИ)</w:t>
       </w:r>
       <w:r>
         <w:rPr>
-          <w:rFonts w:ascii="Times New Roman" w:hAnsi="Times New Roman" w:eastAsia="Times New Roman"/>
-          <w:color w:val="000000"/>
-          <w:sz w:val="24"/>
           <w:lang w:val="ru-RU"/>
         </w:rPr>
         <w:br/>
@@ -81,24 +66,20 @@
       </w:pPr>
       <w:r>
         <w:rPr>
-          <w:rFonts w:ascii="Times New Roman" w:hAnsi="Times New Roman" w:eastAsia="Times New Roman"/>
           <w:b/>
-          <w:color w:val="000000"/>
           <w:sz w:val="32"/>
           <w:lang w:val="ru-RU"/>
         </w:rPr>
         <w:t>ОТЧЕТ</w:t>
-        <w:br/>
-        <w:t>ПО ЛАБОРАТОРНОЙ РАБОТЕ № 1</w:t>
       </w:r>
       <w:r>
         <w:rPr>
-          <w:rFonts w:ascii="Times New Roman" w:hAnsi="Times New Roman" w:eastAsia="Times New Roman"/>
           <w:b/>
-          <w:color w:val="000000"/>
           <w:sz w:val="32"/>
           <w:lang w:val="ru-RU"/>
         </w:rPr>
+        <w:br/>
+        <w:t>ПО ЛАБОРАТОРНОЙ РАБОТЕ № 1</w:t>
       </w:r>
     </w:p>
     <w:p>
@@ -111,39 +92,59 @@
       </w:pPr>
       <w:r>
         <w:rPr>
-          <w:rFonts w:ascii="Times New Roman" w:hAnsi="Times New Roman" w:eastAsia="Times New Roman"/>
-          <w:color w:val="000000"/>
           <w:sz w:val="28"/>
           <w:lang w:val="ru-RU"/>
         </w:rPr>
         <w:t>по курсу «Теория автоматического управления, часть 2»</w:t>
       </w:r>
-      <w:proofErr w:type="gramStart"/>
+    </w:p>
+    <w:p>
+      <w:pPr>
+        <w:spacing w:after="160"/>
+        <w:jc w:val="center"/>
+        <w:rPr>
+          <w:b/>
+          <w:sz w:val="32"/>
+          <w:szCs w:val="32"/>
+          <w:lang w:val="ru-RU"/>
+        </w:rPr>
+      </w:pPr>
       <w:r>
         <w:rPr>
-          <w:rFonts w:ascii="Times New Roman" w:hAnsi="Times New Roman" w:eastAsia="Times New Roman"/>
-          <w:color w:val="000000"/>
+          <w:b/>
+          <w:sz w:val="32"/>
+          <w:szCs w:val="32"/>
+          <w:lang w:val="ru-RU"/>
+        </w:rPr>
+        <w:t>Тема: «Исследование импульсных систем автоматического управления»</w:t>
+      </w:r>
+    </w:p>
+    <w:p>
+      <w:pPr>
+        <w:spacing w:after="160"/>
+        <w:jc w:val="center"/>
+        <w:rPr>
+          <w:b/>
           <w:sz w:val="28"/>
           <w:lang w:val="ru-RU"/>
         </w:rPr>
+      </w:pPr>
+      <w:r>
+        <w:rPr>
+          <w:sz w:val="32"/>
+          <w:szCs w:val="32"/>
+          <w:lang w:val="ru-RU"/>
+        </w:rPr>
+        <w:t>В</w:t>
       </w:r>
       <w:r>
         <w:rPr>
-          <w:rFonts w:ascii="Times New Roman" w:hAnsi="Times New Roman" w:eastAsia="Times New Roman"/>
-          <w:color w:val="000000"/>
+          <w:b/>
           <w:sz w:val="28"/>
           <w:lang w:val="ru-RU"/>
         </w:rPr>
+        <w:t>ариант № 2</w:t>
       </w:r>
-      <w:r>
-        <w:rPr>
-          <w:rFonts w:ascii="Times New Roman" w:hAnsi="Times New Roman" w:eastAsia="Times New Roman"/>
-          <w:color w:val="000000"/>
-          <w:sz w:val="28"/>
-          <w:lang w:val="ru-RU"/>
-        </w:rPr>
-      </w:r>
-      <w:proofErr w:type="gramEnd"/>
     </w:p>
     <w:p>
       <w:pPr>
@@ -155,53 +156,69 @@
           <w:lang w:val="ru-RU"/>
         </w:rPr>
       </w:pPr>
-      <w:r>
+    </w:p>
+    <w:p>
+      <w:pPr>
+        <w:spacing w:after="160"/>
+        <w:jc w:val="center"/>
         <w:rPr>
-          <w:rFonts w:ascii="Times New Roman" w:hAnsi="Times New Roman" w:eastAsia="Times New Roman"/>
-          <w:b/>
-          <w:color w:val="000000"/>
           <w:sz w:val="32"/>
           <w:szCs w:val="32"/>
           <w:lang w:val="ru-RU"/>
         </w:rPr>
-        <w:t>Тема: «Исследование импульсных систем автоматического управления»</w:t>
-      </w:r>
-      <w:proofErr w:type="gramStart"/>
+      </w:pPr>
+    </w:p>
+    <w:p>
+      <w:pPr>
+        <w:spacing w:after="2300"/>
+        <w:jc w:val="right"/>
+        <w:rPr>
+          <w:sz w:val="28"/>
+          <w:lang w:val="ru-RU"/>
+        </w:rPr>
+      </w:pPr>
       <w:r>
         <w:rPr>
-          <w:rFonts w:ascii="Times New Roman" w:hAnsi="Times New Roman" w:eastAsia="Times New Roman"/>
-          <w:b/>
-          <w:color w:val="000000"/>
-          <w:sz w:val="32"/>
-          <w:szCs w:val="32"/>
+          <w:sz w:val="28"/>
           <w:lang w:val="ru-RU"/>
         </w:rPr>
+        <w:t>Выполнили: студенты группы А-03-23</w:t>
       </w:r>
       <w:r>
         <w:rPr>
-          <w:rFonts w:ascii="Times New Roman" w:hAnsi="Times New Roman" w:eastAsia="Times New Roman"/>
-          <w:b/>
-          <w:color w:val="000000"/>
-          <w:sz w:val="32"/>
-          <w:szCs w:val="32"/>
+          <w:sz w:val="28"/>
           <w:lang w:val="ru-RU"/>
         </w:rPr>
+        <w:br/>
+        <w:t>Грудинин Е.К., Турханов А.К., Огарков И.А.</w:t>
       </w:r>
       <w:r>
         <w:rPr>
-          <w:rFonts w:ascii="Times New Roman" w:hAnsi="Times New Roman" w:eastAsia="Times New Roman"/>
-          <w:b/>
-          <w:color w:val="000000"/>
-          <w:sz w:val="32"/>
-          <w:szCs w:val="32"/>
+          <w:sz w:val="28"/>
           <w:lang w:val="ru-RU"/>
         </w:rPr>
+        <w:br/>
       </w:r>
-      <w:proofErr w:type="gramEnd"/>
+      <w:r>
+        <w:rPr>
+          <w:sz w:val="28"/>
+          <w:lang w:val="ru-RU"/>
+        </w:rPr>
+        <w:br/>
+        <w:t>Проверил: ассист. кафедры УИТ</w:t>
+      </w:r>
+      <w:r>
+        <w:rPr>
+          <w:sz w:val="28"/>
+          <w:lang w:val="ru-RU"/>
+        </w:rPr>
+        <w:br/>
+        <w:t>Дементьев В.Ю.</w:t>
+      </w:r>
     </w:p>
     <w:p>
       <w:pPr>
-        <w:spacing w:after="1700"/>
+        <w:spacing w:after="2300"/>
         <w:jc w:val="center"/>
         <w:rPr>
           <w:lang w:val="ru-RU"/>
@@ -209,198 +226,20 @@
       </w:pPr>
       <w:r>
         <w:rPr>
-          <w:rFonts w:ascii="Times New Roman" w:hAnsi="Times New Roman" w:eastAsia="Times New Roman"/>
-          <w:b/>
-          <w:color w:val="000000"/>
-          <w:sz w:val="28"/>
           <w:lang w:val="ru-RU"/>
         </w:rPr>
-        <w:t>Бригада № 2, вариант № 2</w:t>
+        <w:t>Москва, 2026 г.</w:t>
       </w:r>
     </w:p>
     <w:p>
       <w:pPr>
-        <w:spacing w:after="2300"/>
-        <w:jc w:val="right"/>
         <w:rPr>
           <w:lang w:val="ru-RU"/>
         </w:rPr>
-      </w:pPr>
-      <w:r>
-        <w:rPr>
-          <w:rFonts w:ascii="Times New Roman" w:hAnsi="Times New Roman" w:eastAsia="Times New Roman"/>
-          <w:color w:val="000000"/>
-          <w:sz w:val="28"/>
-          <w:lang w:val="ru-RU"/>
-        </w:rPr>
-        <w:t>Выполнили: студенты группы А-03-23</w:t>
-        <w:br/>
-        <w:t>Грудинин Е.К., Турханов А.К., Огарков И.А.</w:t>
-        <w:br/>
-        <w:br/>
-        <w:t>Проверил: ассист. кафедры УИТ</w:t>
-        <w:br/>
-        <w:t>Дементьев В.Ю.</w:t>
-      </w:r>
-      <w:r>
-        <w:rPr>
-          <w:rFonts w:ascii="Times New Roman" w:hAnsi="Times New Roman" w:eastAsia="Times New Roman"/>
-          <w:color w:val="000000"/>
-          <w:sz w:val="28"/>
-          <w:lang w:val="ru-RU"/>
-        </w:rPr>
-      </w:r>
-      <w:r>
-        <w:rPr>
-          <w:rFonts w:ascii="Times New Roman" w:hAnsi="Times New Roman" w:eastAsia="Times New Roman"/>
-          <w:color w:val="000000"/>
-          <w:sz w:val="28"/>
-          <w:lang w:val="ru-RU"/>
-        </w:rPr>
-      </w:r>
-      <w:r>
-        <w:rPr>
-          <w:rFonts w:ascii="Times New Roman" w:hAnsi="Times New Roman" w:eastAsia="Times New Roman"/>
-          <w:color w:val="000000"/>
-          <w:sz w:val="28"/>
-          <w:lang w:val="ru-RU"/>
-        </w:rPr>
-      </w:r>
-      <w:r>
-        <w:rPr>
-          <w:rFonts w:ascii="Times New Roman" w:hAnsi="Times New Roman" w:eastAsia="Times New Roman"/>
-          <w:color w:val="000000"/>
-          <w:sz w:val="28"/>
-          <w:lang w:val="ru-RU"/>
-        </w:rPr>
-      </w:r>
-      <w:r>
-        <w:rPr>
-          <w:rFonts w:ascii="Times New Roman" w:hAnsi="Times New Roman" w:eastAsia="Times New Roman"/>
-          <w:color w:val="000000"/>
-          <w:sz w:val="28"/>
-          <w:lang w:val="ru-RU"/>
-        </w:rPr>
-      </w:r>
-      <w:r>
-        <w:rPr>
-          <w:rFonts w:ascii="Times New Roman" w:hAnsi="Times New Roman" w:eastAsia="Times New Roman"/>
-          <w:color w:val="000000"/>
-          <w:sz w:val="28"/>
-          <w:lang w:val="ru-RU"/>
-        </w:rPr>
-      </w:r>
-      <w:r>
-        <w:rPr>
-          <w:rFonts w:ascii="Times New Roman" w:hAnsi="Times New Roman" w:eastAsia="Times New Roman"/>
-          <w:color w:val="000000"/>
-          <w:sz w:val="28"/>
-          <w:lang w:val="ru-RU"/>
-        </w:rPr>
-      </w:r>
-      <w:r>
-        <w:rPr>
-          <w:rFonts w:ascii="Times New Roman" w:hAnsi="Times New Roman" w:eastAsia="Times New Roman"/>
-          <w:color w:val="000000"/>
-          <w:sz w:val="28"/>
-          <w:lang w:val="ru-RU"/>
-        </w:rPr>
-      </w:r>
-      <w:r>
-        <w:rPr>
-          <w:rFonts w:ascii="Times New Roman" w:hAnsi="Times New Roman" w:eastAsia="Times New Roman"/>
-          <w:color w:val="000000"/>
-          <w:sz w:val="28"/>
-          <w:lang w:val="ru-RU"/>
-        </w:rPr>
-      </w:r>
-      <w:r>
-        <w:rPr>
-          <w:rFonts w:ascii="Times New Roman" w:hAnsi="Times New Roman" w:eastAsia="Times New Roman"/>
-          <w:color w:val="000000"/>
-          <w:sz w:val="28"/>
-          <w:lang w:val="ru-RU"/>
-        </w:rPr>
-      </w:r>
-      <w:r>
-        <w:rPr>
-          <w:rFonts w:ascii="Times New Roman" w:hAnsi="Times New Roman" w:eastAsia="Times New Roman"/>
-          <w:color w:val="000000"/>
-          <w:sz w:val="28"/>
-          <w:lang w:val="ru-RU"/>
-        </w:rPr>
-      </w:r>
-      <w:r>
-        <w:rPr>
-          <w:rFonts w:ascii="Times New Roman" w:hAnsi="Times New Roman" w:eastAsia="Times New Roman"/>
-          <w:color w:val="000000"/>
-          <w:sz w:val="28"/>
-          <w:lang w:val="ru-RU"/>
-        </w:rPr>
-      </w:r>
-      <w:r>
-        <w:rPr>
-          <w:rFonts w:ascii="Times New Roman" w:hAnsi="Times New Roman" w:eastAsia="Times New Roman"/>
-          <w:color w:val="000000"/>
-          <w:sz w:val="28"/>
-          <w:lang w:val="ru-RU"/>
-        </w:rPr>
-      </w:r>
-      <w:r>
-        <w:rPr>
-          <w:rFonts w:ascii="Times New Roman" w:hAnsi="Times New Roman" w:eastAsia="Times New Roman"/>
-          <w:color w:val="000000"/>
-          <w:sz w:val="28"/>
-          <w:lang w:val="ru-RU"/>
-        </w:rPr>
-      </w:r>
-      <w:r>
-        <w:rPr>
-          <w:rFonts w:ascii="Times New Roman" w:hAnsi="Times New Roman" w:eastAsia="Times New Roman"/>
-          <w:color w:val="000000"/>
-          <w:sz w:val="28"/>
-          <w:lang w:val="ru-RU"/>
-        </w:rPr>
-      </w:r>
-      <w:r>
-        <w:rPr>
-          <w:rFonts w:ascii="Times New Roman" w:hAnsi="Times New Roman" w:eastAsia="Times New Roman"/>
-          <w:color w:val="000000"/>
-          <w:sz w:val="28"/>
-          <w:lang w:val="ru-RU"/>
-        </w:rPr>
-      </w:r>
-    </w:p>
-    <w:p>
-      <w:pPr>
-        <w:spacing w:after="0"/>
-        <w:jc w:val="center"/>
-      </w:pPr>
-      <w:proofErr w:type="spellStart"/>
-      <w:r>
-        <w:rPr>
-          <w:rFonts w:ascii="Times New Roman" w:hAnsi="Times New Roman" w:eastAsia="Times New Roman"/>
-          <w:color w:val="000000"/>
-          <w:sz w:val="24"/>
-        </w:rPr>
-        <w:t>Москва</w:t>
-      </w:r>
-      <w:proofErr w:type="spellEnd"/>
-      <w:r>
-        <w:rPr>
-          <w:rFonts w:ascii="Times New Roman" w:hAnsi="Times New Roman" w:eastAsia="Times New Roman"/>
-          <w:color w:val="000000"/>
-          <w:sz w:val="24"/>
-        </w:rPr>
-        <w:t>, 2026 г.</w:t>
-      </w:r>
-    </w:p>
-    <w:p>
-      <w:pPr>
         <w:sectPr>
-          <w:footerReference w:type="default" r:id="rId8"/>
-          <w:footerReference w:type="first" r:id="rId11"/>
-          <w:headerReference w:type="default" r:id="rId19"/>
+          <w:headerReference w:type="default" r:id="rId8"/>
+          <w:footerReference w:type="default" r:id="rId9"/>
+          <w:footerReference w:type="first" r:id="rId10"/>
           <w:pgSz w:w="11906" w:h="16838"/>
           <w:pgMar w:top="1134" w:right="850" w:bottom="1134" w:left="1701" w:header="720" w:footer="720" w:gutter="0"/>
           <w:cols w:space="720"/>
@@ -414,121 +253,235 @@
         <w:keepNext/>
         <w:spacing w:before="80" w:after="120" w:line="264" w:lineRule="auto"/>
         <w:ind w:firstLine="0"/>
+        <w:rPr>
+          <w:lang w:val="ru-RU"/>
+        </w:rPr>
       </w:pPr>
       <w:r>
         <w:rPr>
-          <w:rFonts w:ascii="Times New Roman" w:hAnsi="Times New Roman" w:eastAsia="Times New Roman"/>
           <w:b/>
-          <w:color w:val="000000"/>
           <w:sz w:val="28"/>
+          <w:lang w:val="ru-RU"/>
         </w:rPr>
+        <w:lastRenderedPageBreak/>
         <w:t>1 Цель работы и исходные данные</w:t>
       </w:r>
     </w:p>
     <w:p>
       <w:pPr>
-        <w:spacing w:after="80" w:before="0" w:line="360" w:lineRule="auto"/>
-        <w:ind w:firstLine="709"/>
         <w:jc w:val="both"/>
+        <w:rPr>
+          <w:lang w:val="ru-RU"/>
+        </w:rPr>
       </w:pPr>
       <w:r>
         <w:rPr>
-          <w:rFonts w:ascii="Times New Roman" w:hAnsi="Times New Roman" w:eastAsia="Times New Roman"/>
+          <w:rFonts w:ascii="Times New Roman" w:hAnsi="Times New Roman"/>
           <w:color w:val="000000"/>
-          <w:sz w:val="24"/>
         </w:rPr>
-        <w:t>Цель работы — исследовать переходные процессы и установившуюся точность импульсной системы автоматического управления, а также найти границу устойчивости по коэффициенту усиления. В работе сопоставляются непрерывная и импульсная системы при разных периодах квантования.</w:t>
+        <w:t>Цель работы — исследовать переходные процессы, установившуюся точность и устойчивость импульсной системы автоматического управления.</w:t>
       </w:r>
     </w:p>
     <w:p>
       <w:pPr>
-        <w:spacing w:after="80" w:before="0" w:line="360" w:lineRule="auto"/>
         <w:ind w:firstLine="0"/>
         <w:jc w:val="both"/>
+        <w:rPr>
+          <w:lang w:val="ru-RU"/>
+        </w:rPr>
       </w:pPr>
       <w:r>
         <w:rPr>
-          <w:rFonts w:ascii="Times New Roman" w:hAnsi="Times New Roman" w:eastAsia="Times New Roman"/>
+          <w:rFonts w:ascii="Times New Roman" w:hAnsi="Times New Roman"/>
           <w:color w:val="000000"/>
-          <w:sz w:val="24"/>
         </w:rPr>
-        <w:t>В бригаде № 2 принят вариант 2. Для пункта 1.1 задана непрерывная часть с параметрами K = 0,4, T₁ = 7 с, T₂ = 6 с и двумя постоянными времени по 1 с. Передаточная функция после подстановки варианта имеет вид:</w:t>
+        <w:t>Для варианта 2 передаточная функция непрерывной части имеет вид:</w:t>
       </w:r>
     </w:p>
     <w:p>
       <w:pPr>
         <w:keepLines/>
-        <w:spacing w:before="40" w:after="80" w:line="264" w:lineRule="auto"/>
+        <w:spacing w:before="40" w:line="264" w:lineRule="auto" w:after="120"/>
         <w:ind w:firstLine="0"/>
         <w:jc w:val="center"/>
+        <w:rPr>
+          <w:lang w:val="ru-RU"/>
+        </w:rPr>
       </w:pPr>
-      <w:r>
-        <w:rPr>
-          <w:rFonts w:ascii="Cambria Math" w:hAnsi="Cambria Math" w:eastAsia="Cambria Math"/>
-          <w:color w:val="000000"/>
-          <w:sz w:val="24"/>
-        </w:rPr>
-        <w:t>Wн(p) = 0,4(1 + 7p) / [p(1 + 6p)(1 + p)²] = (2,8p + 0,4) / (6p⁴ + 13p³ + 8p² + p).</w:t>
-      </w:r>
+      <m:oMathPara>
+        <m:oMathParaPr>
+          <m:jc m:val="center"/>
+        </m:oMathParaPr>
+        <m:oMath>
+          <m:sSub>
+            <m:e>
+              <m:r>
+                <m:t>W</m:t>
+              </m:r>
+            </m:e>
+            <m:sub>
+              <m:r>
+                <m:t>н</m:t>
+              </m:r>
+            </m:sub>
+          </m:sSub>
+          <m:r>
+            <m:t xml:space="preserve">(p) = </m:t>
+          </m:r>
+          <m:f>
+            <m:num>
+              <m:r>
+                <m:t>0,4(1 + 7p)</m:t>
+              </m:r>
+            </m:num>
+            <m:den>
+              <m:r>
+                <m:t>p(1 + 6p)</m:t>
+              </m:r>
+              <m:sSup>
+                <m:e>
+                  <m:r>
+                    <m:t>(1 + p)</m:t>
+                  </m:r>
+                </m:e>
+                <m:sup>
+                  <m:r>
+                    <m:t>2</m:t>
+                  </m:r>
+                </m:sup>
+              </m:sSup>
+            </m:den>
+          </m:f>
+          <m:r>
+            <m:t xml:space="preserve"> = </m:t>
+          </m:r>
+          <m:f>
+            <m:num>
+              <m:r>
+                <m:t>2,8p + 0,4</m:t>
+              </m:r>
+            </m:num>
+            <m:den>
+              <m:r>
+                <m:t>6</m:t>
+              </m:r>
+              <m:sSup>
+                <m:e>
+                  <m:r>
+                    <m:t>p</m:t>
+                  </m:r>
+                </m:e>
+                <m:sup>
+                  <m:r>
+                    <m:t>4</m:t>
+                  </m:r>
+                </m:sup>
+              </m:sSup>
+              <m:r>
+                <m:t xml:space="preserve"> + 13</m:t>
+              </m:r>
+              <m:sSup>
+                <m:e>
+                  <m:r>
+                    <m:t>p</m:t>
+                  </m:r>
+                </m:e>
+                <m:sup>
+                  <m:r>
+                    <m:t>3</m:t>
+                  </m:r>
+                </m:sup>
+              </m:sSup>
+              <m:r>
+                <m:t xml:space="preserve"> + 8</m:t>
+              </m:r>
+              <m:sSup>
+                <m:e>
+                  <m:r>
+                    <m:t>p</m:t>
+                  </m:r>
+                </m:e>
+                <m:sup>
+                  <m:r>
+                    <m:t>2</m:t>
+                  </m:r>
+                </m:sup>
+              </m:sSup>
+              <m:r>
+                <m:t xml:space="preserve"> + p</m:t>
+              </m:r>
+            </m:den>
+          </m:f>
+        </m:oMath>
+      </m:oMathPara>
     </w:p>
     <w:p>
       <w:pPr>
         <w:keepNext/>
         <w:spacing w:before="100" w:after="60"/>
         <w:ind w:firstLine="0"/>
-        <w:jc w:val="left"/>
+        <w:rPr>
+          <w:lang w:val="ru-RU"/>
+        </w:rPr>
       </w:pPr>
       <w:r>
         <w:rPr>
-          <w:rFonts w:ascii="Times New Roman" w:hAnsi="Times New Roman" w:eastAsia="Times New Roman"/>
           <w:b/>
-          <w:color w:val="000000"/>
           <w:sz w:val="22"/>
+          <w:lang w:val="ru-RU"/>
         </w:rPr>
         <w:t>Таблица 1 — Исходные параметры и диапазоны изменения</w:t>
       </w:r>
     </w:p>
     <w:tbl>
       <w:tblPr>
-        <w:tblW w:type="auto" w:w="0"/>
+        <w:tblW w:w="9360" w:type="dxa"/>
         <w:jc w:val="center"/>
         <w:tblLayout w:type="fixed"/>
-        <w:tblLook w:firstColumn="1" w:firstRow="1" w:lastColumn="0" w:lastRow="0" w:noHBand="0" w:noVBand="1" w:val="04A0"/>
+        <w:tblLook w:val="04A0" w:firstRow="1" w:lastRow="0" w:firstColumn="1" w:lastColumn="0" w:noHBand="0" w:noVBand="1"/>
+        <w:tblBorders>
+          <w:top w:val="single" w:sz="6" w:space="0" w:color="000000"/>
+          <w:left w:val="single" w:sz="6" w:space="0" w:color="000000"/>
+          <w:bottom w:val="single" w:sz="6" w:space="0" w:color="000000"/>
+          <w:right w:val="single" w:sz="6" w:space="0" w:color="000000"/>
+          <w:insideH w:val="single" w:sz="6" w:space="0" w:color="000000"/>
+          <w:insideV w:val="single" w:sz="6" w:space="0" w:color="000000"/>
+        </w:tblBorders>
       </w:tblPr>
       <w:tblGrid>
-        <w:gridCol w:w="3118"/>
-        <w:gridCol w:w="3118"/>
-        <w:gridCol w:w="3118"/>
+        <w:gridCol w:w="4032"/>
+        <w:gridCol w:w="5328"/>
       </w:tblGrid>
       <w:tr>
         <w:trPr>
-          <w:tblHeader w:val="true"/>
           <w:cantSplit/>
+          <w:tblHeader/>
+          <w:jc w:val="center"/>
         </w:trPr>
         <w:tc>
           <w:tcPr>
-            <w:tcW w:type="dxa" w:w="2494"/>
+            <w:tcW w:w="4032" w:type="dxa"/>
+            <w:tcBorders>
+              <w:top w:val="single" w:sz="6" w:space="0" w:color="000000"/>
+              <w:left w:val="single" w:sz="6" w:space="0" w:color="000000"/>
+              <w:bottom w:val="single" w:sz="6" w:space="0" w:color="000000"/>
+              <w:right w:val="single" w:sz="6" w:space="0" w:color="000000"/>
+              <w:insideH w:val="single" w:sz="6" w:space="0" w:color="000000"/>
+              <w:insideV w:val="single" w:sz="6" w:space="0" w:color="000000"/>
+            </w:tcBorders>
             <w:vAlign w:val="center"/>
-            <w:tcBorders>
-              <w:top w:val="single" w:sz="6" w:color="000000"/>
-              <w:left w:val="single" w:sz="6" w:color="000000"/>
-              <w:bottom w:val="single" w:sz="6" w:color="000000"/>
-              <w:right w:val="single" w:sz="6" w:color="000000"/>
-            </w:tcBorders>
           </w:tcPr>
           <w:p>
             <w:pPr>
-              <w:spacing w:after="0" w:before="0" w:line="240" w:lineRule="auto"/>
-              <w:ind w:firstLine="0"/>
-              <w:jc w:val="center"/>
+              <w:spacing w:before="0" w:after="0"/>
+              <w:jc w:val="left"/>
             </w:pPr>
-            <w:r/>
             <w:r>
               <w:rPr>
-                <w:rFonts w:ascii="Times New Roman" w:hAnsi="Times New Roman" w:eastAsia="Times New Roman"/>
-                <w:b/>
+                <w:rFonts w:ascii="Times New Roman" w:hAnsi="Times New Roman"/>
+                <w:b w:val="0"/>
                 <w:color w:val="000000"/>
-                <w:sz w:val="20"/>
+                <w:sz w:val="21"/>
               </w:rPr>
               <w:t>Величина</w:t>
             </w:r>
@@ -536,59 +489,30 @@
         </w:tc>
         <w:tc>
           <w:tcPr>
-            <w:tcW w:type="dxa" w:w="2891"/>
+            <w:tcW w:w="5328" w:type="dxa"/>
+            <w:tcBorders>
+              <w:top w:val="single" w:sz="6" w:space="0" w:color="000000"/>
+              <w:left w:val="single" w:sz="6" w:space="0" w:color="000000"/>
+              <w:bottom w:val="single" w:sz="6" w:space="0" w:color="000000"/>
+              <w:right w:val="single" w:sz="6" w:space="0" w:color="000000"/>
+              <w:insideH w:val="single" w:sz="6" w:space="0" w:color="000000"/>
+              <w:insideV w:val="single" w:sz="6" w:space="0" w:color="000000"/>
+            </w:tcBorders>
             <w:vAlign w:val="center"/>
-            <w:tcBorders>
-              <w:top w:val="single" w:sz="6" w:color="000000"/>
-              <w:left w:val="single" w:sz="6" w:color="000000"/>
-              <w:bottom w:val="single" w:sz="6" w:color="000000"/>
-              <w:right w:val="single" w:sz="6" w:color="000000"/>
-            </w:tcBorders>
           </w:tcPr>
           <w:p>
             <w:pPr>
-              <w:spacing w:after="0" w:before="0" w:line="240" w:lineRule="auto"/>
-              <w:ind w:firstLine="0"/>
+              <w:spacing w:before="0" w:after="0"/>
               <w:jc w:val="center"/>
             </w:pPr>
-            <w:r/>
             <w:r>
               <w:rPr>
-                <w:rFonts w:ascii="Times New Roman" w:hAnsi="Times New Roman" w:eastAsia="Times New Roman"/>
-                <w:b/>
+                <w:rFonts w:ascii="Times New Roman" w:hAnsi="Times New Roman"/>
+                <w:b w:val="0"/>
                 <w:color w:val="000000"/>
-                <w:sz w:val="20"/>
+                <w:sz w:val="21"/>
               </w:rPr>
               <w:t>Значение</w:t>
-            </w:r>
-          </w:p>
-        </w:tc>
-        <w:tc>
-          <w:tcPr>
-            <w:tcW w:type="dxa" w:w="3402"/>
-            <w:vAlign w:val="center"/>
-            <w:tcBorders>
-              <w:top w:val="single" w:sz="6" w:color="000000"/>
-              <w:left w:val="single" w:sz="6" w:color="000000"/>
-              <w:bottom w:val="single" w:sz="6" w:color="000000"/>
-              <w:right w:val="single" w:sz="6" w:color="000000"/>
-            </w:tcBorders>
-          </w:tcPr>
-          <w:p>
-            <w:pPr>
-              <w:spacing w:after="0" w:before="0" w:line="240" w:lineRule="auto"/>
-              <w:ind w:firstLine="0"/>
-              <w:jc w:val="center"/>
-            </w:pPr>
-            <w:r/>
-            <w:r>
-              <w:rPr>
-                <w:rFonts w:ascii="Times New Roman" w:hAnsi="Times New Roman" w:eastAsia="Times New Roman"/>
-                <w:b/>
-                <w:color w:val="000000"/>
-                <w:sz w:val="20"/>
-              </w:rPr>
-              <w:t>Назначение</w:t>
             </w:r>
           </w:p>
         </w:tc>
@@ -596,91 +520,63 @@
       <w:tr>
         <w:trPr>
           <w:cantSplit/>
+          <w:jc w:val="center"/>
         </w:trPr>
         <w:tc>
           <w:tcPr>
-            <w:tcW w:type="dxa" w:w="2494"/>
+            <w:tcW w:w="4032" w:type="dxa"/>
+            <w:tcBorders>
+              <w:top w:val="single" w:sz="6" w:space="0" w:color="000000"/>
+              <w:left w:val="single" w:sz="6" w:space="0" w:color="000000"/>
+              <w:bottom w:val="single" w:sz="6" w:space="0" w:color="000000"/>
+              <w:right w:val="single" w:sz="6" w:space="0" w:color="000000"/>
+              <w:insideH w:val="single" w:sz="6" w:space="0" w:color="000000"/>
+              <w:insideV w:val="single" w:sz="6" w:space="0" w:color="000000"/>
+            </w:tcBorders>
             <w:vAlign w:val="center"/>
-            <w:tcBorders>
-              <w:top w:val="single" w:sz="6" w:color="000000"/>
-              <w:left w:val="single" w:sz="6" w:color="000000"/>
-              <w:bottom w:val="single" w:sz="6" w:color="000000"/>
-              <w:right w:val="single" w:sz="6" w:color="000000"/>
-            </w:tcBorders>
           </w:tcPr>
           <w:p>
             <w:pPr>
-              <w:spacing w:after="0" w:before="0" w:line="240" w:lineRule="auto"/>
-              <w:ind w:firstLine="0"/>
+              <w:spacing w:before="0" w:after="0"/>
               <w:jc w:val="left"/>
             </w:pPr>
-            <w:r/>
             <w:r>
               <w:rPr>
-                <w:rFonts w:ascii="Times New Roman" w:hAnsi="Times New Roman" w:eastAsia="Times New Roman"/>
+                <w:rFonts w:ascii="Times New Roman" w:hAnsi="Times New Roman"/>
                 <w:b w:val="0"/>
                 <w:color w:val="000000"/>
-                <w:sz w:val="20"/>
+                <w:sz w:val="21"/>
               </w:rPr>
-              <w:t>Период квантования T</w:t>
+              <w:t>Период квантования T, с</w:t>
             </w:r>
           </w:p>
         </w:tc>
         <w:tc>
           <w:tcPr>
-            <w:tcW w:type="dxa" w:w="2891"/>
+            <w:tcW w:w="5328" w:type="dxa"/>
+            <w:tcBorders>
+              <w:top w:val="single" w:sz="6" w:space="0" w:color="000000"/>
+              <w:left w:val="single" w:sz="6" w:space="0" w:color="000000"/>
+              <w:bottom w:val="single" w:sz="6" w:space="0" w:color="000000"/>
+              <w:right w:val="single" w:sz="6" w:space="0" w:color="000000"/>
+              <w:insideH w:val="single" w:sz="6" w:space="0" w:color="000000"/>
+              <w:insideV w:val="single" w:sz="6" w:space="0" w:color="000000"/>
+            </w:tcBorders>
             <w:vAlign w:val="center"/>
-            <w:tcBorders>
-              <w:top w:val="single" w:sz="6" w:color="000000"/>
-              <w:left w:val="single" w:sz="6" w:color="000000"/>
-              <w:bottom w:val="single" w:sz="6" w:color="000000"/>
-              <w:right w:val="single" w:sz="6" w:color="000000"/>
-            </w:tcBorders>
           </w:tcPr>
           <w:p>
             <w:pPr>
-              <w:spacing w:after="0" w:before="0" w:line="240" w:lineRule="auto"/>
-              <w:ind w:firstLine="0"/>
+              <w:spacing w:before="0" w:after="0"/>
               <w:jc w:val="center"/>
             </w:pPr>
-            <w:r/>
             <w:r>
               <w:rPr>
-                <w:rFonts w:ascii="Times New Roman" w:hAnsi="Times New Roman" w:eastAsia="Times New Roman"/>
+                <w:rFonts w:ascii="Times New Roman" w:hAnsi="Times New Roman"/>
                 <w:b w:val="0"/>
                 <w:color w:val="000000"/>
-                <w:sz w:val="20"/>
+                <w:sz w:val="21"/>
               </w:rPr>
-              <w:t>0,015; 0,25; 0,4; 0,6; 0,75 с</w:t>
-            </w:r>
-          </w:p>
-        </w:tc>
-        <w:tc>
-          <w:tcPr>
-            <w:tcW w:type="dxa" w:w="3402"/>
-            <w:vAlign w:val="center"/>
-            <w:tcBorders>
-              <w:top w:val="single" w:sz="6" w:color="000000"/>
-              <w:left w:val="single" w:sz="6" w:color="000000"/>
-              <w:bottom w:val="single" w:sz="6" w:color="000000"/>
-              <w:right w:val="single" w:sz="6" w:color="000000"/>
-            </w:tcBorders>
-          </w:tcPr>
-          <w:p>
-            <w:pPr>
-              <w:spacing w:after="0" w:before="0" w:line="240" w:lineRule="auto"/>
-              <w:ind w:firstLine="0"/>
-              <w:jc w:val="center"/>
-            </w:pPr>
-            <w:r/>
-            <w:r>
-              <w:rPr>
-                <w:rFonts w:ascii="Times New Roman" w:hAnsi="Times New Roman" w:eastAsia="Times New Roman"/>
-                <w:b w:val="0"/>
-                <w:color w:val="000000"/>
-                <w:sz w:val="20"/>
-              </w:rPr>
-              <w:t>Сравнение переходных процессов и ошибок</w:t>
+              <w:t>0,015; 0,25; 0,4; 0,6; 0,75</w:t>
             </w:r>
           </w:p>
         </w:tc>
@@ -688,91 +584,63 @@
       <w:tr>
         <w:trPr>
           <w:cantSplit/>
+          <w:jc w:val="center"/>
         </w:trPr>
         <w:tc>
           <w:tcPr>
-            <w:tcW w:type="dxa" w:w="2494"/>
+            <w:tcW w:w="4032" w:type="dxa"/>
+            <w:tcBorders>
+              <w:top w:val="single" w:sz="6" w:space="0" w:color="000000"/>
+              <w:left w:val="single" w:sz="6" w:space="0" w:color="000000"/>
+              <w:bottom w:val="single" w:sz="6" w:space="0" w:color="000000"/>
+              <w:right w:val="single" w:sz="6" w:space="0" w:color="000000"/>
+              <w:insideH w:val="single" w:sz="6" w:space="0" w:color="000000"/>
+              <w:insideV w:val="single" w:sz="6" w:space="0" w:color="000000"/>
+            </w:tcBorders>
             <w:vAlign w:val="center"/>
-            <w:tcBorders>
-              <w:top w:val="single" w:sz="6" w:color="000000"/>
-              <w:left w:val="single" w:sz="6" w:color="000000"/>
-              <w:bottom w:val="single" w:sz="6" w:color="000000"/>
-              <w:right w:val="single" w:sz="6" w:color="000000"/>
-            </w:tcBorders>
           </w:tcPr>
           <w:p>
             <w:pPr>
-              <w:spacing w:after="0" w:before="0" w:line="240" w:lineRule="auto"/>
-              <w:ind w:firstLine="0"/>
+              <w:spacing w:before="0" w:after="0"/>
               <w:jc w:val="left"/>
             </w:pPr>
-            <w:r/>
             <w:r>
               <w:rPr>
-                <w:rFonts w:ascii="Times New Roman" w:hAnsi="Times New Roman" w:eastAsia="Times New Roman"/>
+                <w:rFonts w:ascii="Times New Roman" w:hAnsi="Times New Roman"/>
                 <w:b w:val="0"/>
                 <w:color w:val="000000"/>
-                <w:sz w:val="20"/>
+                <w:sz w:val="21"/>
               </w:rPr>
-              <w:t>Постоянная времени T₁</w:t>
+              <w:t>Постоянная времени T₁, с</w:t>
             </w:r>
           </w:p>
         </w:tc>
         <w:tc>
           <w:tcPr>
-            <w:tcW w:type="dxa" w:w="2891"/>
+            <w:tcW w:w="5328" w:type="dxa"/>
+            <w:tcBorders>
+              <w:top w:val="single" w:sz="6" w:space="0" w:color="000000"/>
+              <w:left w:val="single" w:sz="6" w:space="0" w:color="000000"/>
+              <w:bottom w:val="single" w:sz="6" w:space="0" w:color="000000"/>
+              <w:right w:val="single" w:sz="6" w:space="0" w:color="000000"/>
+              <w:insideH w:val="single" w:sz="6" w:space="0" w:color="000000"/>
+              <w:insideV w:val="single" w:sz="6" w:space="0" w:color="000000"/>
+            </w:tcBorders>
             <w:vAlign w:val="center"/>
-            <w:tcBorders>
-              <w:top w:val="single" w:sz="6" w:color="000000"/>
-              <w:left w:val="single" w:sz="6" w:color="000000"/>
-              <w:bottom w:val="single" w:sz="6" w:color="000000"/>
-              <w:right w:val="single" w:sz="6" w:color="000000"/>
-            </w:tcBorders>
           </w:tcPr>
           <w:p>
             <w:pPr>
-              <w:spacing w:after="0" w:before="0" w:line="240" w:lineRule="auto"/>
-              <w:ind w:firstLine="0"/>
+              <w:spacing w:before="0" w:after="0"/>
               <w:jc w:val="center"/>
             </w:pPr>
-            <w:r/>
             <w:r>
               <w:rPr>
-                <w:rFonts w:ascii="Times New Roman" w:hAnsi="Times New Roman" w:eastAsia="Times New Roman"/>
+                <w:rFonts w:ascii="Times New Roman" w:hAnsi="Times New Roman"/>
                 <w:b w:val="0"/>
                 <w:color w:val="000000"/>
-                <w:sz w:val="20"/>
+                <w:sz w:val="21"/>
               </w:rPr>
-              <w:t>6,5; 7,0; 7,5 с</w:t>
-            </w:r>
-          </w:p>
-        </w:tc>
-        <w:tc>
-          <w:tcPr>
-            <w:tcW w:type="dxa" w:w="3402"/>
-            <w:vAlign w:val="center"/>
-            <w:tcBorders>
-              <w:top w:val="single" w:sz="6" w:color="000000"/>
-              <w:left w:val="single" w:sz="6" w:color="000000"/>
-              <w:bottom w:val="single" w:sz="6" w:color="000000"/>
-              <w:right w:val="single" w:sz="6" w:color="000000"/>
-            </w:tcBorders>
-          </w:tcPr>
-          <w:p>
-            <w:pPr>
-              <w:spacing w:after="0" w:before="0" w:line="240" w:lineRule="auto"/>
-              <w:ind w:firstLine="0"/>
-              <w:jc w:val="center"/>
-            </w:pPr>
-            <w:r/>
-            <w:r>
-              <w:rPr>
-                <w:rFonts w:ascii="Times New Roman" w:hAnsi="Times New Roman" w:eastAsia="Times New Roman"/>
-                <w:b w:val="0"/>
-                <w:color w:val="000000"/>
-                <w:sz w:val="20"/>
-              </w:rPr>
-              <w:t>Поиск границы устойчивости</w:t>
+              <w:t>7 (вариант 2); 6,5; 7,0; 7,5 (п. 2)</w:t>
             </w:r>
           </w:p>
         </w:tc>
@@ -780,183 +648,183 @@
       <w:tr>
         <w:trPr>
           <w:cantSplit/>
+          <w:jc w:val="center"/>
         </w:trPr>
         <w:tc>
           <w:tcPr>
-            <w:tcW w:type="dxa" w:w="2494"/>
+            <w:tcW w:w="4032" w:type="dxa"/>
+            <w:tcBorders>
+              <w:top w:val="single" w:sz="6" w:space="0" w:color="000000"/>
+              <w:left w:val="single" w:sz="6" w:space="0" w:color="000000"/>
+              <w:bottom w:val="single" w:sz="6" w:space="0" w:color="000000"/>
+              <w:right w:val="single" w:sz="6" w:space="0" w:color="000000"/>
+              <w:insideH w:val="single" w:sz="6" w:space="0" w:color="000000"/>
+              <w:insideV w:val="single" w:sz="6" w:space="0" w:color="000000"/>
+            </w:tcBorders>
             <w:vAlign w:val="center"/>
-            <w:tcBorders>
-              <w:top w:val="single" w:sz="6" w:color="000000"/>
-              <w:left w:val="single" w:sz="6" w:color="000000"/>
-              <w:bottom w:val="single" w:sz="6" w:color="000000"/>
-              <w:right w:val="single" w:sz="6" w:color="000000"/>
-            </w:tcBorders>
           </w:tcPr>
           <w:p>
             <w:pPr>
-              <w:spacing w:after="0" w:before="0" w:line="240" w:lineRule="auto"/>
-              <w:ind w:firstLine="0"/>
+              <w:spacing w:before="0" w:after="0"/>
               <w:jc w:val="left"/>
             </w:pPr>
-            <w:r/>
             <w:r>
               <w:rPr>
-                <w:rFonts w:ascii="Times New Roman" w:hAnsi="Times New Roman" w:eastAsia="Times New Roman"/>
+                <w:rFonts w:ascii="Times New Roman" w:hAnsi="Times New Roman"/>
                 <w:b w:val="0"/>
                 <w:color w:val="000000"/>
-                <w:sz w:val="20"/>
+                <w:sz w:val="21"/>
               </w:rPr>
-              <w:t>Коэффициент K</w:t>
+              <w:t>Постоянная времени T₂, с</w:t>
             </w:r>
           </w:p>
         </w:tc>
         <w:tc>
           <w:tcPr>
-            <w:tcW w:type="dxa" w:w="2891"/>
+            <w:tcW w:w="5328" w:type="dxa"/>
+            <w:tcBorders>
+              <w:top w:val="single" w:sz="6" w:space="0" w:color="000000"/>
+              <w:left w:val="single" w:sz="6" w:space="0" w:color="000000"/>
+              <w:bottom w:val="single" w:sz="6" w:space="0" w:color="000000"/>
+              <w:right w:val="single" w:sz="6" w:space="0" w:color="000000"/>
+              <w:insideH w:val="single" w:sz="6" w:space="0" w:color="000000"/>
+              <w:insideV w:val="single" w:sz="6" w:space="0" w:color="000000"/>
+            </w:tcBorders>
+            <w:vAlign w:val="center"/>
+          </w:tcPr>
+          <w:p>
+            <w:pPr>
+              <w:spacing w:before="0" w:after="0"/>
+              <w:jc w:val="center"/>
+            </w:pPr>
+            <w:r>
+              <w:rPr>
+                <w:rFonts w:ascii="Times New Roman" w:hAnsi="Times New Roman"/>
+                <w:b w:val="0"/>
+                <w:color w:val="000000"/>
+                <w:sz w:val="21"/>
+              </w:rPr>
+              <w:t>6</w:t>
+            </w:r>
+          </w:p>
+        </w:tc>
+      </w:tr>
+      <w:tr>
+        <w:tc>
+          <w:tcPr>
+            <w:tcW w:type="dxa" w:w="4032"/>
             <w:vAlign w:val="center"/>
             <w:tcBorders>
-              <w:top w:val="single" w:sz="6" w:color="000000"/>
-              <w:left w:val="single" w:sz="6" w:color="000000"/>
-              <w:bottom w:val="single" w:sz="6" w:color="000000"/>
-              <w:right w:val="single" w:sz="6" w:color="000000"/>
+              <w:top w:val="single" w:sz="6" w:space="0" w:color="000000"/>
+              <w:left w:val="single" w:sz="6" w:space="0" w:color="000000"/>
+              <w:bottom w:val="single" w:sz="6" w:space="0" w:color="000000"/>
+              <w:right w:val="single" w:sz="6" w:space="0" w:color="000000"/>
+              <w:insideH w:val="single" w:sz="6" w:space="0" w:color="000000"/>
+              <w:insideV w:val="single" w:sz="6" w:space="0" w:color="000000"/>
             </w:tcBorders>
           </w:tcPr>
           <w:p>
             <w:pPr>
-              <w:spacing w:after="0" w:before="0" w:line="240" w:lineRule="auto"/>
-              <w:ind w:firstLine="0"/>
-              <w:jc w:val="center"/>
+              <w:spacing w:before="0" w:after="0"/>
+              <w:jc w:val="left"/>
             </w:pPr>
-            <w:r/>
             <w:r>
               <w:rPr>
-                <w:rFonts w:ascii="Times New Roman" w:hAnsi="Times New Roman" w:eastAsia="Times New Roman"/>
+                <w:rFonts w:ascii="Times New Roman" w:hAnsi="Times New Roman"/>
                 <w:b w:val="0"/>
                 <w:color w:val="000000"/>
-                <w:sz w:val="20"/>
+                <w:sz w:val="21"/>
               </w:rPr>
-              <w:t>0,4 для варианта; изменяется в п. 2</w:t>
+              <w:t>Постоянные времени двух звеньев, с</w:t>
             </w:r>
           </w:p>
         </w:tc>
         <w:tc>
           <w:tcPr>
-            <w:tcW w:type="dxa" w:w="3402"/>
+            <w:tcW w:type="dxa" w:w="5328"/>
             <w:vAlign w:val="center"/>
             <w:tcBorders>
-              <w:top w:val="single" w:sz="6" w:color="000000"/>
-              <w:left w:val="single" w:sz="6" w:color="000000"/>
-              <w:bottom w:val="single" w:sz="6" w:color="000000"/>
-              <w:right w:val="single" w:sz="6" w:color="000000"/>
+              <w:top w:val="single" w:sz="6" w:space="0" w:color="000000"/>
+              <w:left w:val="single" w:sz="6" w:space="0" w:color="000000"/>
+              <w:bottom w:val="single" w:sz="6" w:space="0" w:color="000000"/>
+              <w:right w:val="single" w:sz="6" w:space="0" w:color="000000"/>
+              <w:insideH w:val="single" w:sz="6" w:space="0" w:color="000000"/>
+              <w:insideV w:val="single" w:sz="6" w:space="0" w:color="000000"/>
             </w:tcBorders>
           </w:tcPr>
           <w:p>
             <w:pPr>
-              <w:spacing w:after="0" w:before="0" w:line="240" w:lineRule="auto"/>
-              <w:ind w:firstLine="0"/>
+              <w:spacing w:before="0" w:after="0"/>
               <w:jc w:val="center"/>
             </w:pPr>
-            <w:r/>
             <w:r>
               <w:rPr>
-                <w:rFonts w:ascii="Times New Roman" w:hAnsi="Times New Roman" w:eastAsia="Times New Roman"/>
+                <w:rFonts w:ascii="Times New Roman" w:hAnsi="Times New Roman"/>
                 <w:b w:val="0"/>
                 <w:color w:val="000000"/>
-                <w:sz w:val="20"/>
+                <w:sz w:val="21"/>
               </w:rPr>
-              <w:t>В п. 2 определяется Kпред</w:t>
+              <w:t>1 каждое</w:t>
             </w:r>
           </w:p>
         </w:tc>
       </w:tr>
       <w:tr>
-        <w:trPr>
-          <w:cantSplit/>
-        </w:trPr>
         <w:tc>
           <w:tcPr>
-            <w:tcW w:type="dxa" w:w="2494"/>
+            <w:tcW w:type="dxa" w:w="4032"/>
             <w:vAlign w:val="center"/>
             <w:tcBorders>
-              <w:top w:val="single" w:sz="6" w:color="000000"/>
-              <w:left w:val="single" w:sz="6" w:color="000000"/>
-              <w:bottom w:val="single" w:sz="6" w:color="000000"/>
-              <w:right w:val="single" w:sz="6" w:color="000000"/>
+              <w:top w:val="single" w:sz="6" w:space="0" w:color="000000"/>
+              <w:left w:val="single" w:sz="6" w:space="0" w:color="000000"/>
+              <w:bottom w:val="single" w:sz="6" w:space="0" w:color="000000"/>
+              <w:right w:val="single" w:sz="6" w:space="0" w:color="000000"/>
+              <w:insideH w:val="single" w:sz="6" w:space="0" w:color="000000"/>
+              <w:insideV w:val="single" w:sz="6" w:space="0" w:color="000000"/>
             </w:tcBorders>
           </w:tcPr>
           <w:p>
             <w:pPr>
-              <w:spacing w:after="0" w:before="0" w:line="240" w:lineRule="auto"/>
-              <w:ind w:firstLine="0"/>
+              <w:spacing w:before="0" w:after="0"/>
               <w:jc w:val="left"/>
             </w:pPr>
-            <w:r/>
             <w:r>
               <w:rPr>
-                <w:rFonts w:ascii="Times New Roman" w:hAnsi="Times New Roman" w:eastAsia="Times New Roman"/>
+                <w:rFonts w:ascii="Times New Roman" w:hAnsi="Times New Roman"/>
                 <w:b w:val="0"/>
                 <w:color w:val="000000"/>
-                <w:sz w:val="20"/>
+                <w:sz w:val="21"/>
               </w:rPr>
-              <w:t>Число бригады / вариант</w:t>
+              <w:t>Коэффициент усиления K</w:t>
             </w:r>
           </w:p>
         </w:tc>
         <w:tc>
           <w:tcPr>
-            <w:tcW w:type="dxa" w:w="2891"/>
+            <w:tcW w:type="dxa" w:w="5328"/>
             <w:vAlign w:val="center"/>
             <w:tcBorders>
-              <w:top w:val="single" w:sz="6" w:color="000000"/>
-              <w:left w:val="single" w:sz="6" w:color="000000"/>
-              <w:bottom w:val="single" w:sz="6" w:color="000000"/>
-              <w:right w:val="single" w:sz="6" w:color="000000"/>
+              <w:top w:val="single" w:sz="6" w:space="0" w:color="000000"/>
+              <w:left w:val="single" w:sz="6" w:space="0" w:color="000000"/>
+              <w:bottom w:val="single" w:sz="6" w:space="0" w:color="000000"/>
+              <w:right w:val="single" w:sz="6" w:space="0" w:color="000000"/>
+              <w:insideH w:val="single" w:sz="6" w:space="0" w:color="000000"/>
+              <w:insideV w:val="single" w:sz="6" w:space="0" w:color="000000"/>
             </w:tcBorders>
           </w:tcPr>
           <w:p>
             <w:pPr>
-              <w:spacing w:after="0" w:before="0" w:line="240" w:lineRule="auto"/>
-              <w:ind w:firstLine="0"/>
+              <w:spacing w:before="0" w:after="0"/>
               <w:jc w:val="center"/>
             </w:pPr>
-            <w:r/>
             <w:r>
               <w:rPr>
-                <w:rFonts w:ascii="Times New Roman" w:hAnsi="Times New Roman" w:eastAsia="Times New Roman"/>
+                <w:rFonts w:ascii="Times New Roman" w:hAnsi="Times New Roman"/>
                 <w:b w:val="0"/>
                 <w:color w:val="000000"/>
-                <w:sz w:val="20"/>
+                <w:sz w:val="21"/>
               </w:rPr>
-              <w:t>2 / 2</w:t>
-            </w:r>
-          </w:p>
-        </w:tc>
-        <w:tc>
-          <w:tcPr>
-            <w:tcW w:type="dxa" w:w="3402"/>
-            <w:vAlign w:val="center"/>
-            <w:tcBorders>
-              <w:top w:val="single" w:sz="6" w:color="000000"/>
-              <w:left w:val="single" w:sz="6" w:color="000000"/>
-              <w:bottom w:val="single" w:sz="6" w:color="000000"/>
-              <w:right w:val="single" w:sz="6" w:color="000000"/>
-            </w:tcBorders>
-          </w:tcPr>
-          <w:p>
-            <w:pPr>
-              <w:spacing w:after="0" w:before="0" w:line="240" w:lineRule="auto"/>
-              <w:ind w:firstLine="0"/>
-              <w:jc w:val="center"/>
-            </w:pPr>
-            <w:r/>
-            <w:r>
-              <w:rPr>
-                <w:rFonts w:ascii="Times New Roman" w:hAnsi="Times New Roman" w:eastAsia="Times New Roman"/>
-                <w:b w:val="0"/>
-                <w:color w:val="000000"/>
-                <w:sz w:val="20"/>
-              </w:rPr>
-              <w:t>Исходные данные по README и таблице практикума</w:t>
+              <w:t>0,4 (п. 1.1); изменяется в п. 2</w:t>
             </w:r>
           </w:p>
         </w:tc>
@@ -964,27 +832,23 @@
     </w:tbl>
     <w:p>
       <w:pPr>
-        <w:spacing w:after="20" w:before="20" w:line="240" w:lineRule="auto"/>
+        <w:spacing w:before="20" w:after="20" w:line="240" w:lineRule="auto"/>
         <w:ind w:firstLine="0"/>
+        <w:rPr>
+          <w:lang w:val="ru-RU"/>
+        </w:rPr>
       </w:pPr>
     </w:p>
     <w:p>
       <w:pPr>
-        <w:spacing w:after="80" w:before="0" w:line="360" w:lineRule="auto"/>
-        <w:ind w:firstLine="0"/>
-        <w:jc w:val="both"/>
+        <w:rPr>
+          <w:lang w:val="ru-RU"/>
+        </w:rPr>
       </w:pPr>
       <w:r>
         <w:rPr>
-          <w:rFonts w:ascii="Times New Roman" w:hAnsi="Times New Roman" w:eastAsia="Times New Roman"/>
-          <w:color w:val="000000"/>
-          <w:sz w:val="23"/>
+          <w:lang w:val="ru-RU"/>
         </w:rPr>
-        <w:t>В практикуме для переходного процесса приведён рабочий диапазон T от 0,01 до 0,5 с. В заполненной таблице дополнительно исследованы T = 0,6 и 0,75 с; эти точки сохранены как фактически выполненные, с выходом за указанный диапазон.</w:t>
-      </w:r>
-    </w:p>
-    <w:p>
-      <w:r>
         <w:br w:type="page"/>
       </w:r>
     </w:p>
@@ -993,30 +857,30 @@
         <w:keepNext/>
         <w:spacing w:before="80" w:after="120" w:line="264" w:lineRule="auto"/>
         <w:ind w:firstLine="0"/>
+        <w:rPr>
+          <w:lang w:val="ru-RU"/>
+        </w:rPr>
       </w:pPr>
       <w:r>
         <w:rPr>
-          <w:rFonts w:ascii="Times New Roman" w:hAnsi="Times New Roman" w:eastAsia="Times New Roman"/>
           <w:b/>
-          <w:color w:val="000000"/>
           <w:sz w:val="28"/>
+          <w:lang w:val="ru-RU"/>
         </w:rPr>
+        <w:lastRenderedPageBreak/>
         <w:t>2 Модель импульсной системы</w:t>
       </w:r>
     </w:p>
     <w:p>
       <w:pPr>
-        <w:spacing w:after="80" w:before="0" w:line="360" w:lineRule="auto"/>
-        <w:ind w:firstLine="709"/>
         <w:jc w:val="both"/>
       </w:pPr>
       <w:r>
         <w:rPr>
-          <w:rFonts w:ascii="Times New Roman" w:hAnsi="Times New Roman" w:eastAsia="Times New Roman"/>
+          <w:rFonts w:ascii="Times New Roman" w:hAnsi="Times New Roman"/>
           <w:color w:val="000000"/>
-          <w:sz w:val="24"/>
         </w:rPr>
-        <w:t>В импульсной системе отсчёты сигнала снимаются через период T. Идеальный импульсный элемент заменяет отсчёты последовательностью δ-импульсов, а формирующее звено задаёт их реальную форму. На схеме SimInTech показаны непрерывная ветвь сравнения и ветвь ИСАУ с экстраполятором. В блоках указана полная передаточная функция непрерывной части.</w:t>
+        <w:t>Схема SimInTech включает непрерывную систему сравнения и импульсную систему с экстраполятором. Импульсный элемент формирует последовательность отсчётов с заданным периодом квантования.</w:t>
       </w:r>
     </w:p>
     <w:p>
@@ -1027,18 +891,1124 @@
         <w:jc w:val="center"/>
       </w:pPr>
       <w:r>
+        <w:rPr>
+          <w:noProof/>
+        </w:rPr>
         <w:drawing>
-          <wp:inline xmlns:a="http://schemas.openxmlformats.org/drawingml/2006/main" xmlns:pic="http://schemas.openxmlformats.org/drawingml/2006/picture">
+          <wp:inline distT="0" distB="0" distL="0" distR="0" wp14:anchorId="13F70C4F" wp14:editId="07A000DA">
             <wp:extent cx="5486400" cy="2562851"/>
+            <wp:effectExtent l="0" t="0" r="0" b="0"/>
             <wp:docPr id="1" name="Picture 1"/>
             <wp:cNvGraphicFramePr>
-              <a:graphicFrameLocks noChangeAspect="1"/>
+              <a:graphicFrameLocks xmlns:a="http://schemas.openxmlformats.org/drawingml/2006/main" noChangeAspect="1"/>
             </wp:cNvGraphicFramePr>
-            <a:graphic>
+            <a:graphic xmlns:a="http://schemas.openxmlformats.org/drawingml/2006/main">
               <a:graphicData uri="http://schemas.openxmlformats.org/drawingml/2006/picture">
-                <pic:pic>
+                <pic:pic xmlns:pic="http://schemas.openxmlformats.org/drawingml/2006/picture">
                   <pic:nvPicPr>
                     <pic:cNvPr id="0" name="model_compare_bw.png"/>
+                    <pic:cNvPicPr/>
+                  </pic:nvPicPr>
+                  <pic:blipFill>
+                    <a:blip r:embed="rId11"/>
+                    <a:stretch>
+                      <a:fillRect/>
+                    </a:stretch>
+                  </pic:blipFill>
+                  <pic:spPr>
+                    <a:xfrm>
+                      <a:off x="0" y="0"/>
+                      <a:ext cx="5486400" cy="2562851"/>
+                    </a:xfrm>
+                    <a:prstGeom prst="rect">
+                      <a:avLst/>
+                    </a:prstGeom>
+                  </pic:spPr>
+                </pic:pic>
+              </a:graphicData>
+            </a:graphic>
+          </wp:inline>
+        </w:drawing>
+      </w:r>
+    </w:p>
+    <w:p>
+      <w:pPr>
+        <w:keepLines/>
+        <w:spacing w:before="20"/>
+        <w:ind w:firstLine="0"/>
+        <w:jc w:val="center"/>
+        <w:rPr>
+          <w:lang w:val="ru-RU"/>
+        </w:rPr>
+      </w:pPr>
+      <w:r>
+        <w:rPr>
+          <w:sz w:val="22"/>
+          <w:lang w:val="ru-RU"/>
+        </w:rPr>
+        <w:t xml:space="preserve">Рисунок 1 — Схема сравнения непрерывной и импульсной систем в </w:t>
+      </w:r>
+      <w:proofErr w:type="spellStart"/>
+      <w:r>
+        <w:rPr>
+          <w:sz w:val="22"/>
+        </w:rPr>
+        <w:t>SimInTech</w:t>
+      </w:r>
+      <w:proofErr w:type="spellEnd"/>
+    </w:p>
+    <w:p>
+      <w:pPr>
+        <w:ind w:firstLine="0"/>
+        <w:jc w:val="both"/>
+        <w:rPr>
+          <w:lang w:val="ru-RU"/>
+        </w:rPr>
+      </w:pPr>
+      <w:r>
+        <w:rPr>
+          <w:rFonts w:ascii="Times New Roman" w:hAnsi="Times New Roman"/>
+          <w:color w:val="000000"/>
+        </w:rPr>
+        <w:t>Для отрицательной единичной обратной связи:</w:t>
+      </w:r>
+    </w:p>
+    <w:p>
+      <w:pPr>
+        <w:keepLines/>
+        <w:spacing w:before="40" w:line="264" w:lineRule="auto" w:after="120"/>
+        <w:ind w:firstLine="0"/>
+        <w:jc w:val="center"/>
+        <w:rPr>
+          <w:lang w:val="ru-RU"/>
+        </w:rPr>
+      </w:pPr>
+      <m:oMathPara>
+        <m:oMathParaPr>
+          <m:jc m:val="center"/>
+        </m:oMathParaPr>
+        <m:oMath>
+          <m:sSup>
+            <m:e>
+              <m:sSub>
+                <m:e>
+                  <m:r>
+                    <m:t>W</m:t>
+                  </m:r>
+                </m:e>
+                <m:sub>
+                  <m:r>
+                    <m:t>з</m:t>
+                  </m:r>
+                </m:sub>
+              </m:sSub>
+            </m:e>
+            <m:sup>
+              <m:r>
+                <m:t>*</m:t>
+              </m:r>
+            </m:sup>
+          </m:sSup>
+          <m:r>
+            <m:t xml:space="preserve">(p) = </m:t>
+          </m:r>
+          <m:f>
+            <m:num>
+              <m:sSup>
+                <m:e>
+                  <m:sSub>
+                    <m:e>
+                      <m:r>
+                        <m:t>W</m:t>
+                      </m:r>
+                    </m:e>
+                    <m:sub>
+                      <m:r>
+                        <m:t>р</m:t>
+                      </m:r>
+                    </m:sub>
+                  </m:sSub>
+                </m:e>
+                <m:sup>
+                  <m:r>
+                    <m:t>*</m:t>
+                  </m:r>
+                </m:sup>
+              </m:sSup>
+              <m:r>
+                <m:t>(p)</m:t>
+              </m:r>
+            </m:num>
+            <m:den>
+              <m:r>
+                <m:t xml:space="preserve">1 + </m:t>
+              </m:r>
+              <m:sSup>
+                <m:e>
+                  <m:sSub>
+                    <m:e>
+                      <m:r>
+                        <m:t>W</m:t>
+                      </m:r>
+                    </m:e>
+                    <m:sub>
+                      <m:r>
+                        <m:t>р</m:t>
+                      </m:r>
+                    </m:sub>
+                  </m:sSub>
+                </m:e>
+                <m:sup>
+                  <m:r>
+                    <m:t>*</m:t>
+                  </m:r>
+                </m:sup>
+              </m:sSup>
+              <m:r>
+                <m:t>(p)</m:t>
+              </m:r>
+            </m:den>
+          </m:f>
+          <m:r>
+            <m:t xml:space="preserve">;  </m:t>
+          </m:r>
+          <m:sSup>
+            <m:e>
+              <m:sSub>
+                <m:e>
+                  <m:r>
+                    <m:t>W</m:t>
+                  </m:r>
+                </m:e>
+                <m:sub>
+                  <m:r>
+                    <m:t>х</m:t>
+                  </m:r>
+                </m:sub>
+              </m:sSub>
+            </m:e>
+            <m:sup>
+              <m:r>
+                <m:t>*</m:t>
+              </m:r>
+            </m:sup>
+          </m:sSup>
+          <m:r>
+            <m:t xml:space="preserve">(p) = </m:t>
+          </m:r>
+          <m:f>
+            <m:num>
+              <m:r>
+                <m:t>1</m:t>
+              </m:r>
+            </m:num>
+            <m:den>
+              <m:r>
+                <m:t xml:space="preserve">1 + </m:t>
+              </m:r>
+              <m:sSup>
+                <m:e>
+                  <m:sSub>
+                    <m:e>
+                      <m:r>
+                        <m:t>W</m:t>
+                      </m:r>
+                    </m:e>
+                    <m:sub>
+                      <m:r>
+                        <m:t>р</m:t>
+                      </m:r>
+                    </m:sub>
+                  </m:sSub>
+                </m:e>
+                <m:sup>
+                  <m:r>
+                    <m:t>*</m:t>
+                  </m:r>
+                </m:sup>
+              </m:sSup>
+              <m:r>
+                <m:t>(p)</m:t>
+              </m:r>
+            </m:den>
+          </m:f>
+        </m:oMath>
+      </m:oMathPara>
+    </w:p>
+    <w:p>
+      <w:pPr>
+        <w:ind w:firstLine="0"/>
+        <w:jc w:val="both"/>
+        <w:rPr>
+          <w:lang w:val="ru-RU"/>
+        </w:rPr>
+      </w:pPr>
+      <w:r>
+        <w:rPr>
+          <w:rFonts w:ascii="Times New Roman" w:hAnsi="Times New Roman"/>
+          <w:color w:val="000000"/>
+        </w:rPr>
+        <w:t>Разомкнутая дискретная передаточная функция определяется для цепи «импульсный элемент — формирователь — непрерывная часть»:</w:t>
+      </w:r>
+    </w:p>
+    <w:p>
+      <w:pPr>
+        <w:keepLines/>
+        <w:spacing w:before="40" w:after="120"/>
+        <w:ind w:firstLine="0"/>
+        <w:jc w:val="center"/>
+        <w:rPr>
+          <w:lang w:val="ru-RU"/>
+        </w:rPr>
+      </w:pPr>
+      <m:oMathPara>
+        <m:oMathParaPr>
+          <m:jc m:val="center"/>
+        </m:oMathParaPr>
+        <m:oMath>
+          <m:sSubSup>
+            <m:e>
+              <m:r>
+                <m:t>W</m:t>
+              </m:r>
+            </m:e>
+            <m:sub>
+              <m:r>
+                <m:t>р</m:t>
+              </m:r>
+            </m:sub>
+            <m:sup>
+              <m:r>
+                <m:t>*</m:t>
+              </m:r>
+            </m:sup>
+          </m:sSubSup>
+          <m:r>
+            <m:t xml:space="preserve">(p) = </m:t>
+          </m:r>
+          <m:bar>
+            <m:barPr>
+              <m:pos m:val="top"/>
+            </m:barPr>
+            <m:e>
+              <m:r>
+                <m:t>D</m:t>
+              </m:r>
+            </m:e>
+          </m:bar>
+          <m:r>
+            <m:t>{</m:t>
+          </m:r>
+          <m:sSub>
+            <m:e>
+              <m:r>
+                <m:t>W</m:t>
+              </m:r>
+            </m:e>
+            <m:sub>
+              <m:r>
+                <m:t>ф</m:t>
+              </m:r>
+            </m:sub>
+          </m:sSub>
+          <m:r>
+            <m:t>(p)</m:t>
+          </m:r>
+          <m:sSub>
+            <m:e>
+              <m:r>
+                <m:t>W</m:t>
+              </m:r>
+            </m:e>
+            <m:sub>
+              <m:r>
+                <m:t>н</m:t>
+              </m:r>
+            </m:sub>
+          </m:sSub>
+          <m:r>
+            <m:t>(p)}</m:t>
+          </m:r>
+        </m:oMath>
+      </m:oMathPara>
+    </w:p>
+    <w:p>
+      <w:pPr>
+        <w:keepLines/>
+        <w:spacing w:before="40" w:after="120"/>
+        <w:ind w:firstLine="0"/>
+        <w:jc w:val="center"/>
+        <w:rPr>
+          <w:lang w:val="ru-RU"/>
+        </w:rPr>
+      </w:pPr>
+      <w:r>
+        <w:rPr>
+          <w:rFonts w:ascii="Times New Roman" w:hAnsi="Times New Roman"/>
+          <w:color w:val="000000"/>
+        </w:rPr>
+        <w:t>Её коэффициенты зависят от периода квантования.</w:t>
+      </w:r>
+    </w:p>
+    <w:p>
+      <w:pPr>
+        <w:rPr>
+          <w:lang w:val="ru-RU"/>
+        </w:rPr>
+      </w:pPr>
+      <w:r>
+        <w:rPr>
+          <w:lang w:val="ru-RU"/>
+        </w:rPr>
+        <w:br w:type="page"/>
+      </w:r>
+    </w:p>
+    <w:p>
+      <w:pPr>
+        <w:keepNext/>
+        <w:spacing w:before="80" w:after="120" w:line="264" w:lineRule="auto"/>
+        <w:ind w:firstLine="0"/>
+        <w:rPr>
+          <w:lang w:val="ru-RU"/>
+        </w:rPr>
+      </w:pPr>
+      <w:r>
+        <w:rPr>
+          <w:b/>
+          <w:sz w:val="28"/>
+          <w:lang w:val="ru-RU"/>
+        </w:rPr>
+        <w:lastRenderedPageBreak/>
+        <w:t>3 Исследование переходных процессов</w:t>
+      </w:r>
+    </w:p>
+    <w:p>
+      <w:pPr>
+        <w:jc w:val="both"/>
+        <w:rPr>
+          <w:lang w:val="ru-RU"/>
+        </w:rPr>
+      </w:pPr>
+      <w:r>
+        <w:rPr>
+          <w:rFonts w:ascii="Times New Roman" w:hAnsi="Times New Roman"/>
+          <w:color w:val="000000"/>
+        </w:rPr>
+        <w:t>На рисунке 2 приведены переходные характеристики НСАУ и ИСАУ при периодах квантования 0,015 и 0,6 с. Штриховыми линиями показаны границы пяти процентов от установившегося значения.</w:t>
+      </w:r>
+    </w:p>
+    <w:p>
+      <w:pPr>
+        <w:keepNext/>
+        <w:spacing w:before="40" w:after="40"/>
+        <w:ind w:firstLine="0"/>
+        <w:jc w:val="center"/>
+      </w:pPr>
+      <w:r>
+        <w:rPr>
+          <w:noProof/>
+        </w:rPr>
+        <w:drawing>
+          <wp:inline distT="0" distB="0" distL="0" distR="0" wp14:anchorId="204D6FFB" wp14:editId="55CDC048">
+            <wp:extent cx="5486400" cy="3017520"/>
+            <wp:effectExtent l="0" t="0" r="0" b="0"/>
+            <wp:docPr id="2" name="Picture 2"/>
+            <wp:cNvGraphicFramePr>
+              <a:graphicFrameLocks xmlns:a="http://schemas.openxmlformats.org/drawingml/2006/main" noChangeAspect="1"/>
+            </wp:cNvGraphicFramePr>
+            <a:graphic xmlns:a="http://schemas.openxmlformats.org/drawingml/2006/main">
+              <a:graphicData uri="http://schemas.openxmlformats.org/drawingml/2006/picture">
+                <pic:pic xmlns:pic="http://schemas.openxmlformats.org/drawingml/2006/picture">
+                  <pic:nvPicPr>
+                    <pic:cNvPr id="0" name="transient_bw.png"/>
+                    <pic:cNvPicPr/>
+                  </pic:nvPicPr>
+                  <pic:blipFill>
+                    <a:blip r:embed="rId12"/>
+                    <a:stretch>
+                      <a:fillRect/>
+                    </a:stretch>
+                  </pic:blipFill>
+                  <pic:spPr>
+                    <a:xfrm>
+                      <a:off x="0" y="0"/>
+                      <a:ext cx="5486400" cy="3017520"/>
+                    </a:xfrm>
+                    <a:prstGeom prst="rect">
+                      <a:avLst/>
+                    </a:prstGeom>
+                  </pic:spPr>
+                </pic:pic>
+              </a:graphicData>
+            </a:graphic>
+          </wp:inline>
+        </w:drawing>
+      </w:r>
+    </w:p>
+    <w:p>
+      <w:pPr>
+        <w:keepLines/>
+        <w:spacing w:before="20"/>
+        <w:ind w:firstLine="0"/>
+        <w:jc w:val="center"/>
+        <w:rPr>
+          <w:lang w:val="ru-RU"/>
+        </w:rPr>
+      </w:pPr>
+      <w:r>
+        <w:rPr>
+          <w:rFonts w:ascii="Times New Roman" w:hAnsi="Times New Roman"/>
+          <w:color w:val="000000"/>
+        </w:rPr>
+        <w:t>Рисунок 2 — Переходные процессы при периодах квантования 0,015 и 0,6 с</w:t>
+      </w:r>
+    </w:p>
+    <w:p>
+      <w:pPr>
+        <w:keepNext/>
+        <w:spacing w:before="100" w:after="60"/>
+        <w:ind w:firstLine="0"/>
+      </w:pPr>
+      <w:proofErr w:type="spellStart"/>
+      <w:r>
+        <w:rPr>
+          <w:b/>
+          <w:sz w:val="22"/>
+        </w:rPr>
+        <w:t>Таблица</w:t>
+      </w:r>
+      <w:proofErr w:type="spellEnd"/>
+      <w:r>
+        <w:rPr>
+          <w:b/>
+          <w:sz w:val="22"/>
+        </w:rPr>
+        <w:t xml:space="preserve"> 2 — </w:t>
+      </w:r>
+      <w:proofErr w:type="spellStart"/>
+      <w:r>
+        <w:rPr>
+          <w:b/>
+          <w:sz w:val="22"/>
+        </w:rPr>
+        <w:t>Показатели</w:t>
+      </w:r>
+      <w:proofErr w:type="spellEnd"/>
+      <w:r>
+        <w:rPr>
+          <w:b/>
+          <w:sz w:val="22"/>
+        </w:rPr>
+        <w:t xml:space="preserve"> </w:t>
+      </w:r>
+      <w:proofErr w:type="spellStart"/>
+      <w:r>
+        <w:rPr>
+          <w:b/>
+          <w:sz w:val="22"/>
+        </w:rPr>
+        <w:t>переходного</w:t>
+      </w:r>
+      <w:proofErr w:type="spellEnd"/>
+      <w:r>
+        <w:rPr>
+          <w:b/>
+          <w:sz w:val="22"/>
+        </w:rPr>
+        <w:t xml:space="preserve"> процесса</w:t>
+      </w:r>
+    </w:p>
+    <w:tbl>
+      <w:tblPr>
+        <w:tblW w:w="0" w:type="auto"/>
+        <w:jc w:val="center"/>
+        <w:tblLayout w:type="fixed"/>
+        <w:tblLook w:val="04A0" w:firstRow="1" w:lastRow="0" w:firstColumn="1" w:lastColumn="0" w:noHBand="0" w:noVBand="1"/>
+      </w:tblPr>
+      <w:tblGrid>
+        <w:gridCol w:w="2381"/>
+        <w:gridCol w:w="3118"/>
+        <w:gridCol w:w="3288"/>
+      </w:tblGrid>
+      <w:tr>
+        <w:trPr>
+          <w:cantSplit/>
+          <w:tblHeader/>
+          <w:jc w:val="center"/>
+        </w:trPr>
+        <w:tc>
+          <w:tcPr>
+            <w:tcW w:w="2381" w:type="dxa"/>
+            <w:tcBorders>
+              <w:top w:val="single" w:sz="6" w:space="0" w:color="000000"/>
+              <w:left w:val="single" w:sz="6" w:space="0" w:color="000000"/>
+              <w:bottom w:val="single" w:sz="6" w:space="0" w:color="000000"/>
+              <w:right w:val="single" w:sz="6" w:space="0" w:color="000000"/>
+            </w:tcBorders>
+            <w:vAlign w:val="center"/>
+          </w:tcPr>
+          <w:p>
+            <w:pPr>
+              <w:spacing w:after="0" w:line="240" w:lineRule="auto"/>
+              <w:ind w:firstLine="0"/>
+              <w:jc w:val="center"/>
+            </w:pPr>
+            <w:r>
+              <w:rPr>
+                <w:b/>
+                <w:sz w:val="21"/>
+              </w:rPr>
+              <w:t>T, с</w:t>
+            </w:r>
+          </w:p>
+        </w:tc>
+        <w:tc>
+          <w:tcPr>
+            <w:tcW w:w="3118" w:type="dxa"/>
+            <w:tcBorders>
+              <w:top w:val="single" w:sz="6" w:space="0" w:color="000000"/>
+              <w:left w:val="single" w:sz="6" w:space="0" w:color="000000"/>
+              <w:bottom w:val="single" w:sz="6" w:space="0" w:color="000000"/>
+              <w:right w:val="single" w:sz="6" w:space="0" w:color="000000"/>
+            </w:tcBorders>
+            <w:vAlign w:val="center"/>
+          </w:tcPr>
+          <w:p>
+            <w:pPr>
+              <w:spacing w:after="0" w:line="240" w:lineRule="auto"/>
+              <w:ind w:firstLine="0"/>
+              <w:jc w:val="center"/>
+            </w:pPr>
+            <w:r>
+              <w:rPr>
+                <w:b/>
+                <w:sz w:val="21"/>
+              </w:rPr>
+              <w:t>tрег ИСАУ, с</w:t>
+            </w:r>
+          </w:p>
+        </w:tc>
+        <w:tc>
+          <w:tcPr>
+            <w:tcW w:w="3288" w:type="dxa"/>
+            <w:tcBorders>
+              <w:top w:val="single" w:sz="6" w:space="0" w:color="000000"/>
+              <w:left w:val="single" w:sz="6" w:space="0" w:color="000000"/>
+              <w:bottom w:val="single" w:sz="6" w:space="0" w:color="000000"/>
+              <w:right w:val="single" w:sz="6" w:space="0" w:color="000000"/>
+            </w:tcBorders>
+            <w:vAlign w:val="center"/>
+          </w:tcPr>
+          <w:p>
+            <w:pPr>
+              <w:spacing w:after="0" w:line="240" w:lineRule="auto"/>
+              <w:ind w:firstLine="0"/>
+              <w:jc w:val="center"/>
+            </w:pPr>
+            <w:r>
+              <w:rPr>
+                <w:b/>
+                <w:sz w:val="21"/>
+              </w:rPr>
+              <w:t>σ ИСАУ, %</w:t>
+            </w:r>
+          </w:p>
+        </w:tc>
+      </w:tr>
+      <w:tr>
+        <w:trPr>
+          <w:cantSplit/>
+          <w:jc w:val="center"/>
+        </w:trPr>
+        <w:tc>
+          <w:tcPr>
+            <w:tcW w:w="2381" w:type="dxa"/>
+            <w:tcBorders>
+              <w:top w:val="single" w:sz="6" w:space="0" w:color="000000"/>
+              <w:left w:val="single" w:sz="6" w:space="0" w:color="000000"/>
+              <w:bottom w:val="single" w:sz="6" w:space="0" w:color="000000"/>
+              <w:right w:val="single" w:sz="6" w:space="0" w:color="000000"/>
+            </w:tcBorders>
+            <w:vAlign w:val="center"/>
+          </w:tcPr>
+          <w:p>
+            <w:pPr>
+              <w:spacing w:after="0" w:line="240" w:lineRule="auto"/>
+              <w:ind w:firstLine="0"/>
+            </w:pPr>
+            <w:r>
+              <w:rPr>
+                <w:sz w:val="21"/>
+              </w:rPr>
+              <w:t>0,015</w:t>
+            </w:r>
+          </w:p>
+        </w:tc>
+        <w:tc>
+          <w:tcPr>
+            <w:tcW w:w="3118" w:type="dxa"/>
+            <w:tcBorders>
+              <w:top w:val="single" w:sz="6" w:space="0" w:color="000000"/>
+              <w:left w:val="single" w:sz="6" w:space="0" w:color="000000"/>
+              <w:bottom w:val="single" w:sz="6" w:space="0" w:color="000000"/>
+              <w:right w:val="single" w:sz="6" w:space="0" w:color="000000"/>
+            </w:tcBorders>
+            <w:vAlign w:val="center"/>
+          </w:tcPr>
+          <w:p>
+            <w:pPr>
+              <w:spacing w:after="0" w:line="240" w:lineRule="auto"/>
+              <w:ind w:firstLine="0"/>
+              <w:jc w:val="center"/>
+            </w:pPr>
+            <w:r>
+              <w:rPr>
+                <w:sz w:val="21"/>
+              </w:rPr>
+              <w:t>14,038</w:t>
+            </w:r>
+          </w:p>
+        </w:tc>
+        <w:tc>
+          <w:tcPr>
+            <w:tcW w:w="3288" w:type="dxa"/>
+            <w:tcBorders>
+              <w:top w:val="single" w:sz="6" w:space="0" w:color="000000"/>
+              <w:left w:val="single" w:sz="6" w:space="0" w:color="000000"/>
+              <w:bottom w:val="single" w:sz="6" w:space="0" w:color="000000"/>
+              <w:right w:val="single" w:sz="6" w:space="0" w:color="000000"/>
+            </w:tcBorders>
+            <w:vAlign w:val="center"/>
+          </w:tcPr>
+          <w:p>
+            <w:pPr>
+              <w:spacing w:after="0" w:line="240" w:lineRule="auto"/>
+              <w:ind w:firstLine="0"/>
+              <w:jc w:val="center"/>
+            </w:pPr>
+            <w:r>
+              <w:rPr>
+                <w:sz w:val="21"/>
+              </w:rPr>
+              <w:t>21,8</w:t>
+            </w:r>
+          </w:p>
+        </w:tc>
+      </w:tr>
+      <w:tr>
+        <w:trPr>
+          <w:cantSplit/>
+          <w:jc w:val="center"/>
+        </w:trPr>
+        <w:tc>
+          <w:tcPr>
+            <w:tcW w:w="2381" w:type="dxa"/>
+            <w:tcBorders>
+              <w:top w:val="single" w:sz="6" w:space="0" w:color="000000"/>
+              <w:left w:val="single" w:sz="6" w:space="0" w:color="000000"/>
+              <w:bottom w:val="single" w:sz="6" w:space="0" w:color="000000"/>
+              <w:right w:val="single" w:sz="6" w:space="0" w:color="000000"/>
+            </w:tcBorders>
+            <w:vAlign w:val="center"/>
+          </w:tcPr>
+          <w:p>
+            <w:pPr>
+              <w:spacing w:after="0" w:line="240" w:lineRule="auto"/>
+              <w:ind w:firstLine="0"/>
+            </w:pPr>
+            <w:r>
+              <w:rPr>
+                <w:sz w:val="21"/>
+              </w:rPr>
+              <w:t>0,25</w:t>
+            </w:r>
+          </w:p>
+        </w:tc>
+        <w:tc>
+          <w:tcPr>
+            <w:tcW w:w="3118" w:type="dxa"/>
+            <w:tcBorders>
+              <w:top w:val="single" w:sz="6" w:space="0" w:color="000000"/>
+              <w:left w:val="single" w:sz="6" w:space="0" w:color="000000"/>
+              <w:bottom w:val="single" w:sz="6" w:space="0" w:color="000000"/>
+              <w:right w:val="single" w:sz="6" w:space="0" w:color="000000"/>
+            </w:tcBorders>
+            <w:vAlign w:val="center"/>
+          </w:tcPr>
+          <w:p>
+            <w:pPr>
+              <w:spacing w:after="0" w:line="240" w:lineRule="auto"/>
+              <w:ind w:firstLine="0"/>
+              <w:jc w:val="center"/>
+            </w:pPr>
+            <w:r>
+              <w:rPr>
+                <w:sz w:val="21"/>
+              </w:rPr>
+              <w:t>14,724</w:t>
+            </w:r>
+          </w:p>
+        </w:tc>
+        <w:tc>
+          <w:tcPr>
+            <w:tcW w:w="3288" w:type="dxa"/>
+            <w:tcBorders>
+              <w:top w:val="single" w:sz="6" w:space="0" w:color="000000"/>
+              <w:left w:val="single" w:sz="6" w:space="0" w:color="000000"/>
+              <w:bottom w:val="single" w:sz="6" w:space="0" w:color="000000"/>
+              <w:right w:val="single" w:sz="6" w:space="0" w:color="000000"/>
+            </w:tcBorders>
+            <w:vAlign w:val="center"/>
+          </w:tcPr>
+          <w:p>
+            <w:pPr>
+              <w:spacing w:after="0" w:line="240" w:lineRule="auto"/>
+              <w:ind w:firstLine="0"/>
+              <w:jc w:val="center"/>
+            </w:pPr>
+            <w:r>
+              <w:rPr>
+                <w:sz w:val="21"/>
+              </w:rPr>
+              <w:t>21</w:t>
+            </w:r>
+          </w:p>
+        </w:tc>
+      </w:tr>
+      <w:tr>
+        <w:trPr>
+          <w:cantSplit/>
+          <w:jc w:val="center"/>
+        </w:trPr>
+        <w:tc>
+          <w:tcPr>
+            <w:tcW w:w="2381" w:type="dxa"/>
+            <w:tcBorders>
+              <w:top w:val="single" w:sz="6" w:space="0" w:color="000000"/>
+              <w:left w:val="single" w:sz="6" w:space="0" w:color="000000"/>
+              <w:bottom w:val="single" w:sz="6" w:space="0" w:color="000000"/>
+              <w:right w:val="single" w:sz="6" w:space="0" w:color="000000"/>
+            </w:tcBorders>
+            <w:vAlign w:val="center"/>
+          </w:tcPr>
+          <w:p>
+            <w:pPr>
+              <w:spacing w:after="0" w:line="240" w:lineRule="auto"/>
+              <w:ind w:firstLine="0"/>
+            </w:pPr>
+            <w:r>
+              <w:rPr>
+                <w:sz w:val="21"/>
+              </w:rPr>
+              <w:t>0,4</w:t>
+            </w:r>
+          </w:p>
+        </w:tc>
+        <w:tc>
+          <w:tcPr>
+            <w:tcW w:w="3118" w:type="dxa"/>
+            <w:tcBorders>
+              <w:top w:val="single" w:sz="6" w:space="0" w:color="000000"/>
+              <w:left w:val="single" w:sz="6" w:space="0" w:color="000000"/>
+              <w:bottom w:val="single" w:sz="6" w:space="0" w:color="000000"/>
+              <w:right w:val="single" w:sz="6" w:space="0" w:color="000000"/>
+            </w:tcBorders>
+            <w:vAlign w:val="center"/>
+          </w:tcPr>
+          <w:p>
+            <w:pPr>
+              <w:spacing w:after="0" w:line="240" w:lineRule="auto"/>
+              <w:ind w:firstLine="0"/>
+              <w:jc w:val="center"/>
+            </w:pPr>
+            <w:r>
+              <w:rPr>
+                <w:sz w:val="21"/>
+              </w:rPr>
+              <w:t>15,03</w:t>
+            </w:r>
+          </w:p>
+        </w:tc>
+        <w:tc>
+          <w:tcPr>
+            <w:tcW w:w="3288" w:type="dxa"/>
+            <w:tcBorders>
+              <w:top w:val="single" w:sz="6" w:space="0" w:color="000000"/>
+              <w:left w:val="single" w:sz="6" w:space="0" w:color="000000"/>
+              <w:bottom w:val="single" w:sz="6" w:space="0" w:color="000000"/>
+              <w:right w:val="single" w:sz="6" w:space="0" w:color="000000"/>
+            </w:tcBorders>
+            <w:vAlign w:val="center"/>
+          </w:tcPr>
+          <w:p>
+            <w:pPr>
+              <w:spacing w:after="0" w:line="240" w:lineRule="auto"/>
+              <w:ind w:firstLine="0"/>
+              <w:jc w:val="center"/>
+            </w:pPr>
+            <w:r>
+              <w:rPr>
+                <w:sz w:val="21"/>
+              </w:rPr>
+              <w:t>23</w:t>
+            </w:r>
+          </w:p>
+        </w:tc>
+      </w:tr>
+      <w:tr>
+        <w:trPr>
+          <w:cantSplit/>
+          <w:jc w:val="center"/>
+        </w:trPr>
+        <w:tc>
+          <w:tcPr>
+            <w:tcW w:w="2381" w:type="dxa"/>
+            <w:tcBorders>
+              <w:top w:val="single" w:sz="6" w:space="0" w:color="000000"/>
+              <w:left w:val="single" w:sz="6" w:space="0" w:color="000000"/>
+              <w:bottom w:val="single" w:sz="6" w:space="0" w:color="000000"/>
+              <w:right w:val="single" w:sz="6" w:space="0" w:color="000000"/>
+            </w:tcBorders>
+            <w:vAlign w:val="center"/>
+          </w:tcPr>
+          <w:p>
+            <w:pPr>
+              <w:spacing w:after="0" w:line="240" w:lineRule="auto"/>
+              <w:ind w:firstLine="0"/>
+            </w:pPr>
+            <w:r>
+              <w:rPr>
+                <w:sz w:val="21"/>
+              </w:rPr>
+              <w:t>0,6</w:t>
+            </w:r>
+          </w:p>
+        </w:tc>
+        <w:tc>
+          <w:tcPr>
+            <w:tcW w:w="3118" w:type="dxa"/>
+            <w:tcBorders>
+              <w:top w:val="single" w:sz="6" w:space="0" w:color="000000"/>
+              <w:left w:val="single" w:sz="6" w:space="0" w:color="000000"/>
+              <w:bottom w:val="single" w:sz="6" w:space="0" w:color="000000"/>
+              <w:right w:val="single" w:sz="6" w:space="0" w:color="000000"/>
+            </w:tcBorders>
+            <w:vAlign w:val="center"/>
+          </w:tcPr>
+          <w:p>
+            <w:pPr>
+              <w:spacing w:after="0" w:line="240" w:lineRule="auto"/>
+              <w:ind w:firstLine="0"/>
+              <w:jc w:val="center"/>
+            </w:pPr>
+            <w:r>
+              <w:rPr>
+                <w:sz w:val="21"/>
+              </w:rPr>
+              <w:t>15,39</w:t>
+            </w:r>
+          </w:p>
+        </w:tc>
+        <w:tc>
+          <w:tcPr>
+            <w:tcW w:w="3288" w:type="dxa"/>
+            <w:tcBorders>
+              <w:top w:val="single" w:sz="6" w:space="0" w:color="000000"/>
+              <w:left w:val="single" w:sz="6" w:space="0" w:color="000000"/>
+              <w:bottom w:val="single" w:sz="6" w:space="0" w:color="000000"/>
+              <w:right w:val="single" w:sz="6" w:space="0" w:color="000000"/>
+            </w:tcBorders>
+            <w:vAlign w:val="center"/>
+          </w:tcPr>
+          <w:p>
+            <w:pPr>
+              <w:spacing w:after="0" w:line="240" w:lineRule="auto"/>
+              <w:ind w:firstLine="0"/>
+              <w:jc w:val="center"/>
+            </w:pPr>
+            <w:r>
+              <w:rPr>
+                <w:sz w:val="21"/>
+              </w:rPr>
+              <w:t>26</w:t>
+            </w:r>
+          </w:p>
+        </w:tc>
+      </w:tr>
+      <w:tr>
+        <w:trPr>
+          <w:cantSplit/>
+          <w:jc w:val="center"/>
+        </w:trPr>
+        <w:tc>
+          <w:tcPr>
+            <w:tcW w:w="2381" w:type="dxa"/>
+            <w:tcBorders>
+              <w:top w:val="single" w:sz="6" w:space="0" w:color="000000"/>
+              <w:left w:val="single" w:sz="6" w:space="0" w:color="000000"/>
+              <w:bottom w:val="single" w:sz="6" w:space="0" w:color="000000"/>
+              <w:right w:val="single" w:sz="6" w:space="0" w:color="000000"/>
+            </w:tcBorders>
+            <w:vAlign w:val="center"/>
+          </w:tcPr>
+          <w:p>
+            <w:pPr>
+              <w:spacing w:after="0" w:line="240" w:lineRule="auto"/>
+              <w:ind w:firstLine="0"/>
+            </w:pPr>
+            <w:r>
+              <w:rPr>
+                <w:sz w:val="21"/>
+              </w:rPr>
+              <w:t>0,75</w:t>
+            </w:r>
+          </w:p>
+        </w:tc>
+        <w:tc>
+          <w:tcPr>
+            <w:tcW w:w="3118" w:type="dxa"/>
+            <w:tcBorders>
+              <w:top w:val="single" w:sz="6" w:space="0" w:color="000000"/>
+              <w:left w:val="single" w:sz="6" w:space="0" w:color="000000"/>
+              <w:bottom w:val="single" w:sz="6" w:space="0" w:color="000000"/>
+              <w:right w:val="single" w:sz="6" w:space="0" w:color="000000"/>
+            </w:tcBorders>
+            <w:vAlign w:val="center"/>
+          </w:tcPr>
+          <w:p>
+            <w:pPr>
+              <w:spacing w:after="0" w:line="240" w:lineRule="auto"/>
+              <w:ind w:firstLine="0"/>
+              <w:jc w:val="center"/>
+            </w:pPr>
+            <w:r>
+              <w:rPr>
+                <w:sz w:val="21"/>
+              </w:rPr>
+              <w:t>15,82</w:t>
+            </w:r>
+          </w:p>
+        </w:tc>
+        <w:tc>
+          <w:tcPr>
+            <w:tcW w:w="3288" w:type="dxa"/>
+            <w:tcBorders>
+              <w:top w:val="single" w:sz="6" w:space="0" w:color="000000"/>
+              <w:left w:val="single" w:sz="6" w:space="0" w:color="000000"/>
+              <w:bottom w:val="single" w:sz="6" w:space="0" w:color="000000"/>
+              <w:right w:val="single" w:sz="6" w:space="0" w:color="000000"/>
+            </w:tcBorders>
+            <w:vAlign w:val="center"/>
+          </w:tcPr>
+          <w:p>
+            <w:pPr>
+              <w:spacing w:after="0" w:line="240" w:lineRule="auto"/>
+              <w:ind w:firstLine="0"/>
+              <w:jc w:val="center"/>
+            </w:pPr>
+            <w:r>
+              <w:rPr>
+                <w:sz w:val="21"/>
+              </w:rPr>
+              <w:t>29</w:t>
+            </w:r>
+          </w:p>
+        </w:tc>
+      </w:tr>
+    </w:tbl>
+    <w:p>
+      <w:pPr>
+        <w:spacing w:before="20" w:after="20" w:line="240" w:lineRule="auto"/>
+        <w:ind w:firstLine="0"/>
+      </w:pPr>
+    </w:p>
+    <w:p>
+      <w:pPr>
+        <w:ind w:firstLine="0"/>
+        <w:jc w:val="both"/>
+        <w:rPr>
+          <w:lang w:val="ru-RU"/>
+        </w:rPr>
+      </w:pPr>
+      <w:r>
+        <w:rPr>
+          <w:rFonts w:ascii="Times New Roman" w:hAnsi="Times New Roman"/>
+          <w:color w:val="000000"/>
+        </w:rPr>
+        <w:t>Для НСАУ время регулирования составило 13,89 и 14,00 с, перерегулирование — 17,8 %. При увеличении периода квантования от 0,015 до 0,75 с время регулирования ИСАУ увеличилось с 14,038 до 15,82 с, а перерегулирование — с 21,8 до 29 %.</w:t>
+      </w:r>
+    </w:p>
+    <w:p>
+      <w:pPr>
+        <w:rPr>
+          <w:lang w:val="ru-RU"/>
+        </w:rPr>
+      </w:pPr>
+      <w:r>
+        <w:rPr>
+          <w:lang w:val="ru-RU"/>
+        </w:rPr>
+        <w:br w:type="page"/>
+      </w:r>
+    </w:p>
+    <w:p>
+      <w:pPr>
+        <w:keepNext/>
+        <w:spacing w:before="80" w:after="120" w:line="264" w:lineRule="auto"/>
+        <w:ind w:firstLine="0"/>
+        <w:rPr>
+          <w:lang w:val="ru-RU"/>
+        </w:rPr>
+      </w:pPr>
+      <w:r>
+        <w:rPr>
+          <w:b/>
+          <w:sz w:val="28"/>
+          <w:lang w:val="ru-RU"/>
+        </w:rPr>
+        <w:lastRenderedPageBreak/>
+        <w:t>4 Установившиеся ошибки</w:t>
+      </w:r>
+    </w:p>
+    <w:p>
+      <w:pPr>
+        <w:jc w:val="both"/>
+        <w:rPr>
+          <w:lang w:val="ru-RU"/>
+        </w:rPr>
+      </w:pPr>
+      <w:r>
+        <w:rPr>
+          <w:rFonts w:ascii="Times New Roman" w:hAnsi="Times New Roman"/>
+          <w:color w:val="000000"/>
+        </w:rPr>
+        <w:t>При единичном скачке ошибка затухает до нуля; при линейном входном воздействии она стремится к установившемуся значению 2,5.</w:t>
+      </w:r>
+    </w:p>
+    <w:p>
+      <w:pPr>
+        <w:keepNext/>
+        <w:spacing w:before="40" w:after="40"/>
+        <w:ind w:firstLine="0"/>
+        <w:jc w:val="center"/>
+      </w:pPr>
+      <w:r>
+        <w:rPr>
+          <w:noProof/>
+        </w:rPr>
+        <w:drawing>
+          <wp:inline distT="0" distB="0" distL="0" distR="0" wp14:anchorId="51566AAA" wp14:editId="7B46D3CC">
+            <wp:extent cx="5486400" cy="2926080"/>
+            <wp:effectExtent l="0" t="0" r="0" b="0"/>
+            <wp:docPr id="3" name="Picture 3"/>
+            <wp:cNvGraphicFramePr>
+              <a:graphicFrameLocks xmlns:a="http://schemas.openxmlformats.org/drawingml/2006/main" noChangeAspect="1"/>
+            </wp:cNvGraphicFramePr>
+            <a:graphic xmlns:a="http://schemas.openxmlformats.org/drawingml/2006/main">
+              <a:graphicData uri="http://schemas.openxmlformats.org/drawingml/2006/picture">
+                <pic:pic xmlns:pic="http://schemas.openxmlformats.org/drawingml/2006/picture">
+                  <pic:nvPicPr>
+                    <pic:cNvPr id="0" name="errors_bw.png"/>
                     <pic:cNvPicPr/>
                   </pic:nvPicPr>
                   <pic:blipFill>
@@ -1050,9 +2020,11 @@
                   <pic:spPr>
                     <a:xfrm>
                       <a:off x="0" y="0"/>
-                      <a:ext cx="5486400" cy="2562851"/>
+                      <a:ext cx="5486400" cy="2926080"/>
                     </a:xfrm>
-                    <a:prstGeom prst="rect"/>
+                    <a:prstGeom prst="rect">
+                      <a:avLst/>
+                    </a:prstGeom>
                   </pic:spPr>
                 </pic:pic>
               </a:graphicData>
@@ -1064,67 +2036,363 @@
     <w:p>
       <w:pPr>
         <w:keepLines/>
-        <w:spacing w:before="20" w:after="80"/>
+        <w:spacing w:before="20"/>
         <w:ind w:firstLine="0"/>
         <w:jc w:val="center"/>
+        <w:rPr>
+          <w:lang w:val="ru-RU"/>
+        </w:rPr>
       </w:pPr>
       <w:r>
         <w:rPr>
-          <w:rFonts w:ascii="Times New Roman" w:hAnsi="Times New Roman" w:eastAsia="Times New Roman"/>
-          <w:color w:val="000000"/>
           <w:sz w:val="22"/>
+          <w:lang w:val="ru-RU"/>
         </w:rPr>
-        <w:t>Рисунок 1 — Схема сравнения непрерывной и импульсной систем в SimInTech</w:t>
+        <w:t>Рисунок 3 — Установление ошибок при скачке и линейном входе</w:t>
       </w:r>
     </w:p>
     <w:p>
       <w:pPr>
-        <w:spacing w:after="80" w:before="0" w:line="360" w:lineRule="auto"/>
+        <w:keepNext/>
+        <w:spacing w:before="100" w:after="60"/>
         <w:ind w:firstLine="0"/>
-        <w:jc w:val="both"/>
+        <w:rPr>
+          <w:lang w:val="ru-RU"/>
+        </w:rPr>
       </w:pPr>
       <w:r>
         <w:rPr>
-          <w:rFonts w:ascii="Times New Roman" w:hAnsi="Times New Roman" w:eastAsia="Times New Roman"/>
+          <w:b/>
+          <w:sz w:val="22"/>
+          <w:lang w:val="ru-RU"/>
+        </w:rPr>
+        <w:t>Таблица 3 — Значения ошибок к 100-му отсчёту</w:t>
+      </w:r>
+    </w:p>
+    <w:tbl>
+      <w:tblPr>
+        <w:tblW w:w="0" w:type="auto"/>
+        <w:jc w:val="center"/>
+        <w:tblLayout w:type="fixed"/>
+        <w:tblLook w:val="04A0" w:firstRow="1" w:lastRow="0" w:firstColumn="1" w:lastColumn="0" w:noHBand="0" w:noVBand="1"/>
+      </w:tblPr>
+      <w:tblGrid>
+        <w:gridCol w:w="2381"/>
+        <w:gridCol w:w="3231"/>
+        <w:gridCol w:w="3175"/>
+      </w:tblGrid>
+      <w:tr>
+        <w:trPr>
+          <w:cantSplit/>
+          <w:tblHeader/>
+          <w:jc w:val="center"/>
+        </w:trPr>
+        <w:tc>
+          <w:tcPr>
+            <w:tcW w:w="2381" w:type="dxa"/>
+            <w:tcBorders>
+              <w:top w:val="single" w:sz="6" w:space="0" w:color="000000"/>
+              <w:left w:val="single" w:sz="6" w:space="0" w:color="000000"/>
+              <w:bottom w:val="single" w:sz="6" w:space="0" w:color="000000"/>
+              <w:right w:val="single" w:sz="6" w:space="0" w:color="000000"/>
+            </w:tcBorders>
+            <w:vAlign w:val="center"/>
+          </w:tcPr>
+          <w:p>
+            <w:pPr>
+              <w:spacing w:after="0" w:line="240" w:lineRule="auto"/>
+              <w:ind w:firstLine="0"/>
+              <w:jc w:val="center"/>
+            </w:pPr>
+            <w:proofErr w:type="spellStart"/>
+            <w:r>
+              <w:rPr>
+                <w:b/>
+                <w:sz w:val="21"/>
+              </w:rPr>
+              <w:t>Система</w:t>
+            </w:r>
+            <w:proofErr w:type="spellEnd"/>
+          </w:p>
+        </w:tc>
+        <w:tc>
+          <w:tcPr>
+            <w:tcW w:w="3231" w:type="dxa"/>
+            <w:tcBorders>
+              <w:top w:val="single" w:sz="6" w:space="0" w:color="000000"/>
+              <w:left w:val="single" w:sz="6" w:space="0" w:color="000000"/>
+              <w:bottom w:val="single" w:sz="6" w:space="0" w:color="000000"/>
+              <w:right w:val="single" w:sz="6" w:space="0" w:color="000000"/>
+            </w:tcBorders>
+            <w:vAlign w:val="center"/>
+          </w:tcPr>
+          <w:p>
+            <w:pPr>
+              <w:spacing w:after="0" w:line="240" w:lineRule="auto"/>
+              <w:ind w:firstLine="0"/>
+              <w:jc w:val="center"/>
+            </w:pPr>
+            <w:r>
+              <w:rPr>
+                <w:b/>
+                <w:sz w:val="21"/>
+              </w:rPr>
+              <w:t>eст при скачке</w:t>
+            </w:r>
+          </w:p>
+        </w:tc>
+        <w:tc>
+          <w:tcPr>
+            <w:tcW w:w="3175" w:type="dxa"/>
+            <w:tcBorders>
+              <w:top w:val="single" w:sz="6" w:space="0" w:color="000000"/>
+              <w:left w:val="single" w:sz="6" w:space="0" w:color="000000"/>
+              <w:bottom w:val="single" w:sz="6" w:space="0" w:color="000000"/>
+              <w:right w:val="single" w:sz="6" w:space="0" w:color="000000"/>
+            </w:tcBorders>
+            <w:vAlign w:val="center"/>
+          </w:tcPr>
+          <w:p>
+            <w:pPr>
+              <w:spacing w:after="0" w:line="240" w:lineRule="auto"/>
+              <w:ind w:firstLine="0"/>
+              <w:jc w:val="center"/>
+            </w:pPr>
+            <w:r>
+              <w:rPr>
+                <w:b/>
+                <w:sz w:val="21"/>
+              </w:rPr>
+              <w:t>eкин при линейном входе</w:t>
+            </w:r>
+          </w:p>
+        </w:tc>
+      </w:tr>
+      <w:tr>
+        <w:trPr>
+          <w:cantSplit/>
+          <w:jc w:val="center"/>
+        </w:trPr>
+        <w:tc>
+          <w:tcPr>
+            <w:tcW w:w="2381" w:type="dxa"/>
+            <w:tcBorders>
+              <w:top w:val="single" w:sz="6" w:space="0" w:color="000000"/>
+              <w:left w:val="single" w:sz="6" w:space="0" w:color="000000"/>
+              <w:bottom w:val="single" w:sz="6" w:space="0" w:color="000000"/>
+              <w:right w:val="single" w:sz="6" w:space="0" w:color="000000"/>
+            </w:tcBorders>
+            <w:vAlign w:val="center"/>
+          </w:tcPr>
+          <w:p>
+            <w:pPr>
+              <w:spacing w:after="0" w:line="240" w:lineRule="auto"/>
+              <w:ind w:firstLine="0"/>
+            </w:pPr>
+            <w:r>
+              <w:rPr>
+                <w:sz w:val="21"/>
+              </w:rPr>
+              <w:t>ИСАУ</w:t>
+            </w:r>
+          </w:p>
+        </w:tc>
+        <w:tc>
+          <w:tcPr>
+            <w:tcW w:w="3231" w:type="dxa"/>
+            <w:tcBorders>
+              <w:top w:val="single" w:sz="6" w:space="0" w:color="000000"/>
+              <w:left w:val="single" w:sz="6" w:space="0" w:color="000000"/>
+              <w:bottom w:val="single" w:sz="6" w:space="0" w:color="000000"/>
+              <w:right w:val="single" w:sz="6" w:space="0" w:color="000000"/>
+            </w:tcBorders>
+            <w:vAlign w:val="center"/>
+          </w:tcPr>
+          <w:p>
+            <w:pPr>
+              <w:spacing w:after="0" w:line="240" w:lineRule="auto" w:before="0"/>
+              <w:ind w:firstLine="0"/>
+              <w:jc w:val="center"/>
+            </w:pPr>
+            <m:oMath>
+              <m:r>
+                <m:t>7,129</m:t>
+              </m:r>
+              <m:r>
+                <m:t>·</m:t>
+              </m:r>
+              <m:sSup>
+                <m:e>
+                  <m:r>
+                    <m:t>10</m:t>
+                  </m:r>
+                </m:e>
+                <m:sup>
+                  <m:r>
+                    <m:t>−8</m:t>
+                  </m:r>
+                </m:sup>
+              </m:sSup>
+              <m:r>
+                <m:t xml:space="preserve"> (≈ 0)</m:t>
+              </m:r>
+            </m:oMath>
+          </w:p>
+        </w:tc>
+        <w:tc>
+          <w:tcPr>
+            <w:tcW w:w="3175" w:type="dxa"/>
+            <w:tcBorders>
+              <w:top w:val="single" w:sz="6" w:space="0" w:color="000000"/>
+              <w:left w:val="single" w:sz="6" w:space="0" w:color="000000"/>
+              <w:bottom w:val="single" w:sz="6" w:space="0" w:color="000000"/>
+              <w:right w:val="single" w:sz="6" w:space="0" w:color="000000"/>
+            </w:tcBorders>
+            <w:vAlign w:val="center"/>
+          </w:tcPr>
+          <w:p>
+            <w:pPr>
+              <w:spacing w:after="0" w:line="240" w:lineRule="auto" w:before="0"/>
+              <w:ind w:firstLine="0"/>
+              <w:jc w:val="center"/>
+            </w:pPr>
+            <m:oMath>
+              <m:r>
+                <m:t>2,500223 (≈ 2,5)</m:t>
+              </m:r>
+            </m:oMath>
+          </w:p>
+        </w:tc>
+      </w:tr>
+      <w:tr>
+        <w:trPr>
+          <w:cantSplit/>
+          <w:jc w:val="center"/>
+        </w:trPr>
+        <w:tc>
+          <w:tcPr>
+            <w:tcW w:w="2381" w:type="dxa"/>
+            <w:tcBorders>
+              <w:top w:val="single" w:sz="6" w:space="0" w:color="000000"/>
+              <w:left w:val="single" w:sz="6" w:space="0" w:color="000000"/>
+              <w:bottom w:val="single" w:sz="6" w:space="0" w:color="000000"/>
+              <w:right w:val="single" w:sz="6" w:space="0" w:color="000000"/>
+            </w:tcBorders>
+            <w:vAlign w:val="center"/>
+          </w:tcPr>
+          <w:p>
+            <w:pPr>
+              <w:spacing w:after="0" w:line="240" w:lineRule="auto"/>
+              <w:ind w:firstLine="0"/>
+            </w:pPr>
+            <w:r>
+              <w:rPr>
+                <w:sz w:val="21"/>
+              </w:rPr>
+              <w:t>НСАУ</w:t>
+            </w:r>
+          </w:p>
+        </w:tc>
+        <w:tc>
+          <w:tcPr>
+            <w:tcW w:w="3231" w:type="dxa"/>
+            <w:tcBorders>
+              <w:top w:val="single" w:sz="6" w:space="0" w:color="000000"/>
+              <w:left w:val="single" w:sz="6" w:space="0" w:color="000000"/>
+              <w:bottom w:val="single" w:sz="6" w:space="0" w:color="000000"/>
+              <w:right w:val="single" w:sz="6" w:space="0" w:color="000000"/>
+            </w:tcBorders>
+            <w:vAlign w:val="center"/>
+          </w:tcPr>
+          <w:p>
+            <w:pPr>
+              <w:spacing w:after="0" w:line="240" w:lineRule="auto" w:before="0"/>
+              <w:ind w:firstLine="0"/>
+              <w:jc w:val="center"/>
+            </w:pPr>
+            <m:oMath>
+              <m:r>
+                <m:t>7,234</m:t>
+              </m:r>
+              <m:r>
+                <m:t>·</m:t>
+              </m:r>
+              <m:sSup>
+                <m:e>
+                  <m:r>
+                    <m:t>10</m:t>
+                  </m:r>
+                </m:e>
+                <m:sup>
+                  <m:r>
+                    <m:t>−8</m:t>
+                  </m:r>
+                </m:sup>
+              </m:sSup>
+              <m:r>
+                <m:t xml:space="preserve"> (≈ 0)</m:t>
+              </m:r>
+            </m:oMath>
+          </w:p>
+        </w:tc>
+        <w:tc>
+          <w:tcPr>
+            <w:tcW w:w="3175" w:type="dxa"/>
+            <w:tcBorders>
+              <w:top w:val="single" w:sz="6" w:space="0" w:color="000000"/>
+              <w:left w:val="single" w:sz="6" w:space="0" w:color="000000"/>
+              <w:bottom w:val="single" w:sz="6" w:space="0" w:color="000000"/>
+              <w:right w:val="single" w:sz="6" w:space="0" w:color="000000"/>
+            </w:tcBorders>
+            <w:vAlign w:val="center"/>
+          </w:tcPr>
+          <w:p>
+            <w:pPr>
+              <w:spacing w:after="0" w:line="240" w:lineRule="auto" w:before="0"/>
+              <w:ind w:firstLine="0"/>
+              <w:jc w:val="center"/>
+            </w:pPr>
+            <m:oMath>
+              <m:r>
+                <m:t>2,499999 (≈ 2,5)</m:t>
+              </m:r>
+            </m:oMath>
+          </w:p>
+        </w:tc>
+      </w:tr>
+    </w:tbl>
+    <w:p>
+      <w:pPr>
+        <w:spacing w:before="20" w:after="20" w:line="240" w:lineRule="auto"/>
+        <w:ind w:firstLine="0"/>
+      </w:pPr>
+    </w:p>
+    <w:p>
+      <w:pPr>
+        <w:ind w:firstLine="0"/>
+        <w:jc w:val="both"/>
+        <w:rPr>
+          <w:lang w:val="ru-RU"/>
+        </w:rPr>
+      </w:pPr>
+      <w:r>
+        <w:rPr>
+          <w:rFonts w:ascii="Times New Roman" w:hAnsi="Times New Roman"/>
           <w:color w:val="000000"/>
-          <w:sz w:val="24"/>
         </w:rPr>
-        <w:t>Для отрицательной единичной обратной связи дискретные передаточные функции замкнутой системы и ошибки равны:</w:t>
+        <w:t>Статическая ошибка ИСАУ и НСАУ на единичный скачок практически равна нулю. Кинетическая ошибка при линейном воздействии составляет около 2,5.</w:t>
       </w:r>
     </w:p>
     <w:p>
       <w:pPr>
-        <w:keepLines/>
-        <w:spacing w:before="40" w:after="80" w:line="264" w:lineRule="auto"/>
-        <w:ind w:firstLine="0"/>
-        <w:jc w:val="center"/>
+        <w:rPr>
+          <w:lang w:val="ru-RU"/>
+        </w:rPr>
       </w:pPr>
       <w:r>
         <w:rPr>
-          <w:rFonts w:ascii="Cambria Math" w:hAnsi="Cambria Math" w:eastAsia="Cambria Math"/>
-          <w:color w:val="000000"/>
-          <w:sz w:val="24"/>
+          <w:lang w:val="ru-RU"/>
         </w:rPr>
-        <w:t>Wз*(p) = Wр*(p) / [1 + Wр*(p)];      Wх*(p) = 1 / [1 + Wр*(p)].</w:t>
-      </w:r>
-    </w:p>
-    <w:p>
-      <w:pPr>
-        <w:spacing w:after="80" w:before="0" w:line="360" w:lineRule="auto"/>
-        <w:ind w:firstLine="0"/>
-        <w:jc w:val="both"/>
-      </w:pPr>
-      <w:r>
-        <w:rPr>
-          <w:rFonts w:ascii="Times New Roman" w:hAnsi="Times New Roman" w:eastAsia="Times New Roman"/>
-          <w:color w:val="000000"/>
-          <w:sz w:val="23"/>
-        </w:rPr>
-        <w:t>Разомкнутая дискретная передаточная функция строится для цепи импульсный элемент — формирователь — непрерывная часть: Wр*(p) = D̄{Wф(p)Wн(p)}. Её коэффициенты зависят от T, поэтому для разных периодов система имеет разные переходные процессы и значения Kпред.</w:t>
-      </w:r>
-    </w:p>
-    <w:p>
-      <w:r>
         <w:br w:type="page"/>
       </w:r>
     </w:p>
@@ -1133,30 +2401,33 @@
         <w:keepNext/>
         <w:spacing w:before="80" w:after="120" w:line="264" w:lineRule="auto"/>
         <w:ind w:firstLine="0"/>
+        <w:rPr>
+          <w:lang w:val="ru-RU"/>
+        </w:rPr>
       </w:pPr>
       <w:r>
         <w:rPr>
-          <w:rFonts w:ascii="Times New Roman" w:hAnsi="Times New Roman" w:eastAsia="Times New Roman"/>
           <w:b/>
-          <w:color w:val="000000"/>
           <w:sz w:val="28"/>
+          <w:lang w:val="ru-RU"/>
         </w:rPr>
-        <w:t>3 Исследование переходных процессов</w:t>
+        <w:lastRenderedPageBreak/>
+        <w:t>5 Определение границы устойчивости</w:t>
       </w:r>
     </w:p>
     <w:p>
       <w:pPr>
-        <w:spacing w:after="80" w:before="0" w:line="360" w:lineRule="auto"/>
-        <w:ind w:firstLine="709"/>
         <w:jc w:val="both"/>
+        <w:rPr>
+          <w:lang w:val="ru-RU"/>
+        </w:rPr>
       </w:pPr>
       <w:r>
         <w:rPr>
-          <w:rFonts w:ascii="Times New Roman" w:hAnsi="Times New Roman" w:eastAsia="Times New Roman"/>
+          <w:rFonts w:ascii="Times New Roman" w:hAnsi="Times New Roman"/>
           <w:color w:val="000000"/>
-          <w:sz w:val="24"/>
         </w:rPr>
-        <w:t>Для сравнения использованы процессы при T = 0,015 и 0,6 с. На исходных графиках SimInTech показаны выходные сигналы непрерывной и импульсной систем и границы полосы ±5 % относительно единичного установившегося значения. На рисунке кривые восстановлены по пиксельным данным скриншотов и оформлены для чёрно-белой печати. Числа времени регулирования и перерегулирования взяты из заполненной рукописной таблицы.</w:t>
+        <w:t>Коэффициент усиления разомкнутой системы увеличивали до появления незатухающих колебаний. Границу устойчивости определяли для заданных периодов квантования и постоянных времени.</w:t>
       </w:r>
     </w:p>
     <w:p>
@@ -1167,18 +2438,22 @@
         <w:jc w:val="center"/>
       </w:pPr>
       <w:r>
+        <w:rPr>
+          <w:noProof/>
+        </w:rPr>
         <w:drawing>
-          <wp:inline xmlns:a="http://schemas.openxmlformats.org/drawingml/2006/main" xmlns:pic="http://schemas.openxmlformats.org/drawingml/2006/picture">
-            <wp:extent cx="5486400" cy="3017520"/>
-            <wp:docPr id="2" name="Picture 2"/>
+          <wp:inline distT="0" distB="0" distL="0" distR="0" wp14:anchorId="6738235B" wp14:editId="6FB149C6">
+            <wp:extent cx="5486400" cy="2057798"/>
+            <wp:effectExtent l="0" t="0" r="0" b="0"/>
+            <wp:docPr id="4" name="Picture 4"/>
             <wp:cNvGraphicFramePr>
-              <a:graphicFrameLocks noChangeAspect="1"/>
+              <a:graphicFrameLocks xmlns:a="http://schemas.openxmlformats.org/drawingml/2006/main" noChangeAspect="1"/>
             </wp:cNvGraphicFramePr>
-            <a:graphic>
+            <a:graphic xmlns:a="http://schemas.openxmlformats.org/drawingml/2006/main">
               <a:graphicData uri="http://schemas.openxmlformats.org/drawingml/2006/picture">
-                <pic:pic>
+                <pic:pic xmlns:pic="http://schemas.openxmlformats.org/drawingml/2006/picture">
                   <pic:nvPicPr>
-                    <pic:cNvPr id="0" name="transient_bw.png"/>
+                    <pic:cNvPr id="0" name="model_stability_bw.png"/>
                     <pic:cNvPicPr/>
                   </pic:nvPicPr>
                   <pic:blipFill>
@@ -1190,9 +2465,11 @@
                   <pic:spPr>
                     <a:xfrm>
                       <a:off x="0" y="0"/>
-                      <a:ext cx="5486400" cy="3017520"/>
+                      <a:ext cx="5486400" cy="2057798"/>
                     </a:xfrm>
-                    <a:prstGeom prst="rect"/>
+                    <a:prstGeom prst="rect">
+                      <a:avLst/>
+                    </a:prstGeom>
                   </pic:spPr>
                 </pic:pic>
               </a:graphicData>
@@ -1204,625 +2481,446 @@
     <w:p>
       <w:pPr>
         <w:keepLines/>
-        <w:spacing w:before="20" w:after="80"/>
+        <w:spacing w:before="20"/>
         <w:ind w:firstLine="0"/>
         <w:jc w:val="center"/>
+        <w:rPr>
+          <w:lang w:val="ru-RU"/>
+        </w:rPr>
       </w:pPr>
       <w:r>
         <w:rPr>
-          <w:rFonts w:ascii="Times New Roman" w:hAnsi="Times New Roman" w:eastAsia="Times New Roman"/>
+          <w:rFonts w:ascii="Times New Roman" w:hAnsi="Times New Roman"/>
           <w:color w:val="000000"/>
-          <w:sz w:val="22"/>
         </w:rPr>
-        <w:t>Рисунок 2 — Переходные процессы при T = 0,015 и 0,6 с по скриншотам SimInTech</w:t>
+        <w:t>Рисунок 4 — Модель определения границы устойчивости при постоянной времени 7,5 с</w:t>
       </w:r>
     </w:p>
     <w:p>
       <w:pPr>
-        <w:keepNext/>
-        <w:spacing w:before="100" w:after="60"/>
         <w:ind w:firstLine="0"/>
-        <w:jc w:val="left"/>
+        <w:jc w:val="both"/>
+        <w:rPr>
+          <w:lang w:val="ru-RU"/>
+        </w:rPr>
       </w:pPr>
       <w:r>
         <w:rPr>
-          <w:rFonts w:ascii="Times New Roman" w:hAnsi="Times New Roman" w:eastAsia="Times New Roman"/>
-          <w:b/>
+          <w:rFonts w:ascii="Times New Roman" w:hAnsi="Times New Roman"/>
           <w:color w:val="000000"/>
-          <w:sz w:val="22"/>
         </w:rPr>
-        <w:t>Таблица 2 — Показатели переходного процесса</w:t>
+        <w:t>Для НСАУ при единичной отрицательной обратной связи характеристическое уравнение имеет вид:</w:t>
       </w:r>
-    </w:p>
-    <w:tbl>
-      <w:tblPr>
-        <w:tblW w:type="auto" w:w="0"/>
-        <w:jc w:val="center"/>
-        <w:tblLayout w:type="fixed"/>
-        <w:tblLook w:firstColumn="1" w:firstRow="1" w:lastColumn="0" w:lastRow="0" w:noHBand="0" w:noVBand="1" w:val="04A0"/>
-      </w:tblPr>
-      <w:tblGrid>
-        <w:gridCol w:w="3118"/>
-        <w:gridCol w:w="3118"/>
-        <w:gridCol w:w="3118"/>
-      </w:tblGrid>
-      <w:tr>
-        <w:trPr>
-          <w:tblHeader w:val="true"/>
-          <w:cantSplit/>
-        </w:trPr>
-        <w:tc>
-          <w:tcPr>
-            <w:tcW w:type="dxa" w:w="2381"/>
-            <w:vAlign w:val="center"/>
-            <w:tcBorders>
-              <w:top w:val="single" w:sz="6" w:color="000000"/>
-              <w:left w:val="single" w:sz="6" w:color="000000"/>
-              <w:bottom w:val="single" w:sz="6" w:color="000000"/>
-              <w:right w:val="single" w:sz="6" w:color="000000"/>
-            </w:tcBorders>
-          </w:tcPr>
-          <w:p>
-            <w:pPr>
-              <w:spacing w:after="0" w:before="0" w:line="240" w:lineRule="auto"/>
-              <w:ind w:firstLine="0"/>
-              <w:jc w:val="center"/>
-            </w:pPr>
-            <w:r/>
-            <w:r>
-              <w:rPr>
-                <w:rFonts w:ascii="Times New Roman" w:hAnsi="Times New Roman" w:eastAsia="Times New Roman"/>
-                <w:b/>
-                <w:color w:val="000000"/>
-                <w:sz w:val="21"/>
-              </w:rPr>
-              <w:t>T, с</w:t>
-            </w:r>
-          </w:p>
-        </w:tc>
-        <w:tc>
-          <w:tcPr>
-            <w:tcW w:type="dxa" w:w="3118"/>
-            <w:vAlign w:val="center"/>
-            <w:tcBorders>
-              <w:top w:val="single" w:sz="6" w:color="000000"/>
-              <w:left w:val="single" w:sz="6" w:color="000000"/>
-              <w:bottom w:val="single" w:sz="6" w:color="000000"/>
-              <w:right w:val="single" w:sz="6" w:color="000000"/>
-            </w:tcBorders>
-          </w:tcPr>
-          <w:p>
-            <w:pPr>
-              <w:spacing w:after="0" w:before="0" w:line="240" w:lineRule="auto"/>
-              <w:ind w:firstLine="0"/>
-              <w:jc w:val="center"/>
-            </w:pPr>
-            <w:r/>
-            <w:r>
-              <w:rPr>
-                <w:rFonts w:ascii="Times New Roman" w:hAnsi="Times New Roman" w:eastAsia="Times New Roman"/>
-                <w:b/>
-                <w:color w:val="000000"/>
-                <w:sz w:val="21"/>
-              </w:rPr>
-              <w:t>tрег ИСАУ, с</w:t>
-            </w:r>
-          </w:p>
-        </w:tc>
-        <w:tc>
-          <w:tcPr>
-            <w:tcW w:type="dxa" w:w="3288"/>
-            <w:vAlign w:val="center"/>
-            <w:tcBorders>
-              <w:top w:val="single" w:sz="6" w:color="000000"/>
-              <w:left w:val="single" w:sz="6" w:color="000000"/>
-              <w:bottom w:val="single" w:sz="6" w:color="000000"/>
-              <w:right w:val="single" w:sz="6" w:color="000000"/>
-            </w:tcBorders>
-          </w:tcPr>
-          <w:p>
-            <w:pPr>
-              <w:spacing w:after="0" w:before="0" w:line="240" w:lineRule="auto"/>
-              <w:ind w:firstLine="0"/>
-              <w:jc w:val="center"/>
-            </w:pPr>
-            <w:r/>
-            <w:r>
-              <w:rPr>
-                <w:rFonts w:ascii="Times New Roman" w:hAnsi="Times New Roman" w:eastAsia="Times New Roman"/>
-                <w:b/>
-                <w:color w:val="000000"/>
-                <w:sz w:val="21"/>
-              </w:rPr>
-              <w:t>σ ИСАУ, %</w:t>
-            </w:r>
-          </w:p>
-        </w:tc>
-      </w:tr>
-      <w:tr>
-        <w:trPr>
-          <w:cantSplit/>
-        </w:trPr>
-        <w:tc>
-          <w:tcPr>
-            <w:tcW w:type="dxa" w:w="2381"/>
-            <w:vAlign w:val="center"/>
-            <w:tcBorders>
-              <w:top w:val="single" w:sz="6" w:color="000000"/>
-              <w:left w:val="single" w:sz="6" w:color="000000"/>
-              <w:bottom w:val="single" w:sz="6" w:color="000000"/>
-              <w:right w:val="single" w:sz="6" w:color="000000"/>
-            </w:tcBorders>
-          </w:tcPr>
-          <w:p>
-            <w:pPr>
-              <w:spacing w:after="0" w:before="0" w:line="240" w:lineRule="auto"/>
-              <w:ind w:firstLine="0"/>
-              <w:jc w:val="left"/>
-            </w:pPr>
-            <w:r/>
-            <w:r>
-              <w:rPr>
-                <w:rFonts w:ascii="Times New Roman" w:hAnsi="Times New Roman" w:eastAsia="Times New Roman"/>
-                <w:b w:val="0"/>
-                <w:color w:val="000000"/>
-                <w:sz w:val="21"/>
-              </w:rPr>
-              <w:t>0,015</w:t>
-            </w:r>
-          </w:p>
-        </w:tc>
-        <w:tc>
-          <w:tcPr>
-            <w:tcW w:type="dxa" w:w="3118"/>
-            <w:vAlign w:val="center"/>
-            <w:tcBorders>
-              <w:top w:val="single" w:sz="6" w:color="000000"/>
-              <w:left w:val="single" w:sz="6" w:color="000000"/>
-              <w:bottom w:val="single" w:sz="6" w:color="000000"/>
-              <w:right w:val="single" w:sz="6" w:color="000000"/>
-            </w:tcBorders>
-          </w:tcPr>
-          <w:p>
-            <w:pPr>
-              <w:spacing w:after="0" w:before="0" w:line="240" w:lineRule="auto"/>
-              <w:ind w:firstLine="0"/>
-              <w:jc w:val="center"/>
-            </w:pPr>
-            <w:r/>
-            <w:r>
-              <w:rPr>
-                <w:rFonts w:ascii="Times New Roman" w:hAnsi="Times New Roman" w:eastAsia="Times New Roman"/>
-                <w:b w:val="0"/>
-                <w:color w:val="000000"/>
-                <w:sz w:val="21"/>
-              </w:rPr>
-              <w:t>14,038</w:t>
-            </w:r>
-          </w:p>
-        </w:tc>
-        <w:tc>
-          <w:tcPr>
-            <w:tcW w:type="dxa" w:w="3288"/>
-            <w:vAlign w:val="center"/>
-            <w:tcBorders>
-              <w:top w:val="single" w:sz="6" w:color="000000"/>
-              <w:left w:val="single" w:sz="6" w:color="000000"/>
-              <w:bottom w:val="single" w:sz="6" w:color="000000"/>
-              <w:right w:val="single" w:sz="6" w:color="000000"/>
-            </w:tcBorders>
-          </w:tcPr>
-          <w:p>
-            <w:pPr>
-              <w:spacing w:after="0" w:before="0" w:line="240" w:lineRule="auto"/>
-              <w:ind w:firstLine="0"/>
-              <w:jc w:val="center"/>
-            </w:pPr>
-            <w:r/>
-            <w:r>
-              <w:rPr>
-                <w:rFonts w:ascii="Times New Roman" w:hAnsi="Times New Roman" w:eastAsia="Times New Roman"/>
-                <w:b w:val="0"/>
-                <w:color w:val="000000"/>
-                <w:sz w:val="21"/>
-              </w:rPr>
-              <w:t>21,8</w:t>
-            </w:r>
-          </w:p>
-        </w:tc>
-      </w:tr>
-      <w:tr>
-        <w:trPr>
-          <w:cantSplit/>
-        </w:trPr>
-        <w:tc>
-          <w:tcPr>
-            <w:tcW w:type="dxa" w:w="2381"/>
-            <w:vAlign w:val="center"/>
-            <w:tcBorders>
-              <w:top w:val="single" w:sz="6" w:color="000000"/>
-              <w:left w:val="single" w:sz="6" w:color="000000"/>
-              <w:bottom w:val="single" w:sz="6" w:color="000000"/>
-              <w:right w:val="single" w:sz="6" w:color="000000"/>
-            </w:tcBorders>
-          </w:tcPr>
-          <w:p>
-            <w:pPr>
-              <w:spacing w:after="0" w:before="0" w:line="240" w:lineRule="auto"/>
-              <w:ind w:firstLine="0"/>
-              <w:jc w:val="left"/>
-            </w:pPr>
-            <w:r/>
-            <w:r>
-              <w:rPr>
-                <w:rFonts w:ascii="Times New Roman" w:hAnsi="Times New Roman" w:eastAsia="Times New Roman"/>
-                <w:b w:val="0"/>
-                <w:color w:val="000000"/>
-                <w:sz w:val="21"/>
-              </w:rPr>
-              <w:t>0,25</w:t>
-            </w:r>
-          </w:p>
-        </w:tc>
-        <w:tc>
-          <w:tcPr>
-            <w:tcW w:type="dxa" w:w="3118"/>
-            <w:vAlign w:val="center"/>
-            <w:tcBorders>
-              <w:top w:val="single" w:sz="6" w:color="000000"/>
-              <w:left w:val="single" w:sz="6" w:color="000000"/>
-              <w:bottom w:val="single" w:sz="6" w:color="000000"/>
-              <w:right w:val="single" w:sz="6" w:color="000000"/>
-            </w:tcBorders>
-          </w:tcPr>
-          <w:p>
-            <w:pPr>
-              <w:spacing w:after="0" w:before="0" w:line="240" w:lineRule="auto"/>
-              <w:ind w:firstLine="0"/>
-              <w:jc w:val="center"/>
-            </w:pPr>
-            <w:r/>
-            <w:r>
-              <w:rPr>
-                <w:rFonts w:ascii="Times New Roman" w:hAnsi="Times New Roman" w:eastAsia="Times New Roman"/>
-                <w:b w:val="0"/>
-                <w:color w:val="000000"/>
-                <w:sz w:val="21"/>
-              </w:rPr>
-              <w:t>14,724</w:t>
-            </w:r>
-          </w:p>
-        </w:tc>
-        <w:tc>
-          <w:tcPr>
-            <w:tcW w:type="dxa" w:w="3288"/>
-            <w:vAlign w:val="center"/>
-            <w:tcBorders>
-              <w:top w:val="single" w:sz="6" w:color="000000"/>
-              <w:left w:val="single" w:sz="6" w:color="000000"/>
-              <w:bottom w:val="single" w:sz="6" w:color="000000"/>
-              <w:right w:val="single" w:sz="6" w:color="000000"/>
-            </w:tcBorders>
-          </w:tcPr>
-          <w:p>
-            <w:pPr>
-              <w:spacing w:after="0" w:before="0" w:line="240" w:lineRule="auto"/>
-              <w:ind w:firstLine="0"/>
-              <w:jc w:val="center"/>
-            </w:pPr>
-            <w:r/>
-            <w:r>
-              <w:rPr>
-                <w:rFonts w:ascii="Times New Roman" w:hAnsi="Times New Roman" w:eastAsia="Times New Roman"/>
-                <w:b w:val="0"/>
-                <w:color w:val="000000"/>
-                <w:sz w:val="21"/>
-              </w:rPr>
-              <w:t>21</w:t>
-            </w:r>
-          </w:p>
-        </w:tc>
-      </w:tr>
-      <w:tr>
-        <w:trPr>
-          <w:cantSplit/>
-        </w:trPr>
-        <w:tc>
-          <w:tcPr>
-            <w:tcW w:type="dxa" w:w="2381"/>
-            <w:vAlign w:val="center"/>
-            <w:tcBorders>
-              <w:top w:val="single" w:sz="6" w:color="000000"/>
-              <w:left w:val="single" w:sz="6" w:color="000000"/>
-              <w:bottom w:val="single" w:sz="6" w:color="000000"/>
-              <w:right w:val="single" w:sz="6" w:color="000000"/>
-            </w:tcBorders>
-          </w:tcPr>
-          <w:p>
-            <w:pPr>
-              <w:spacing w:after="0" w:before="0" w:line="240" w:lineRule="auto"/>
-              <w:ind w:firstLine="0"/>
-              <w:jc w:val="left"/>
-            </w:pPr>
-            <w:r/>
-            <w:r>
-              <w:rPr>
-                <w:rFonts w:ascii="Times New Roman" w:hAnsi="Times New Roman" w:eastAsia="Times New Roman"/>
-                <w:b w:val="0"/>
-                <w:color w:val="000000"/>
-                <w:sz w:val="21"/>
-              </w:rPr>
-              <w:t>0,4</w:t>
-            </w:r>
-          </w:p>
-        </w:tc>
-        <w:tc>
-          <w:tcPr>
-            <w:tcW w:type="dxa" w:w="3118"/>
-            <w:vAlign w:val="center"/>
-            <w:tcBorders>
-              <w:top w:val="single" w:sz="6" w:color="000000"/>
-              <w:left w:val="single" w:sz="6" w:color="000000"/>
-              <w:bottom w:val="single" w:sz="6" w:color="000000"/>
-              <w:right w:val="single" w:sz="6" w:color="000000"/>
-            </w:tcBorders>
-          </w:tcPr>
-          <w:p>
-            <w:pPr>
-              <w:spacing w:after="0" w:before="0" w:line="240" w:lineRule="auto"/>
-              <w:ind w:firstLine="0"/>
-              <w:jc w:val="center"/>
-            </w:pPr>
-            <w:r/>
-            <w:r>
-              <w:rPr>
-                <w:rFonts w:ascii="Times New Roman" w:hAnsi="Times New Roman" w:eastAsia="Times New Roman"/>
-                <w:b w:val="0"/>
-                <w:color w:val="000000"/>
-                <w:sz w:val="21"/>
-              </w:rPr>
-              <w:t>15,03</w:t>
-            </w:r>
-          </w:p>
-        </w:tc>
-        <w:tc>
-          <w:tcPr>
-            <w:tcW w:type="dxa" w:w="3288"/>
-            <w:vAlign w:val="center"/>
-            <w:tcBorders>
-              <w:top w:val="single" w:sz="6" w:color="000000"/>
-              <w:left w:val="single" w:sz="6" w:color="000000"/>
-              <w:bottom w:val="single" w:sz="6" w:color="000000"/>
-              <w:right w:val="single" w:sz="6" w:color="000000"/>
-            </w:tcBorders>
-          </w:tcPr>
-          <w:p>
-            <w:pPr>
-              <w:spacing w:after="0" w:before="0" w:line="240" w:lineRule="auto"/>
-              <w:ind w:firstLine="0"/>
-              <w:jc w:val="center"/>
-            </w:pPr>
-            <w:r/>
-            <w:r>
-              <w:rPr>
-                <w:rFonts w:ascii="Times New Roman" w:hAnsi="Times New Roman" w:eastAsia="Times New Roman"/>
-                <w:b w:val="0"/>
-                <w:color w:val="000000"/>
-                <w:sz w:val="21"/>
-              </w:rPr>
-              <w:t>23</w:t>
-            </w:r>
-          </w:p>
-        </w:tc>
-      </w:tr>
-      <w:tr>
-        <w:trPr>
-          <w:cantSplit/>
-        </w:trPr>
-        <w:tc>
-          <w:tcPr>
-            <w:tcW w:type="dxa" w:w="2381"/>
-            <w:vAlign w:val="center"/>
-            <w:tcBorders>
-              <w:top w:val="single" w:sz="6" w:color="000000"/>
-              <w:left w:val="single" w:sz="6" w:color="000000"/>
-              <w:bottom w:val="single" w:sz="6" w:color="000000"/>
-              <w:right w:val="single" w:sz="6" w:color="000000"/>
-            </w:tcBorders>
-          </w:tcPr>
-          <w:p>
-            <w:pPr>
-              <w:spacing w:after="0" w:before="0" w:line="240" w:lineRule="auto"/>
-              <w:ind w:firstLine="0"/>
-              <w:jc w:val="left"/>
-            </w:pPr>
-            <w:r/>
-            <w:r>
-              <w:rPr>
-                <w:rFonts w:ascii="Times New Roman" w:hAnsi="Times New Roman" w:eastAsia="Times New Roman"/>
-                <w:b w:val="0"/>
-                <w:color w:val="000000"/>
-                <w:sz w:val="21"/>
-              </w:rPr>
-              <w:t>0,6</w:t>
-            </w:r>
-          </w:p>
-        </w:tc>
-        <w:tc>
-          <w:tcPr>
-            <w:tcW w:type="dxa" w:w="3118"/>
-            <w:vAlign w:val="center"/>
-            <w:tcBorders>
-              <w:top w:val="single" w:sz="6" w:color="000000"/>
-              <w:left w:val="single" w:sz="6" w:color="000000"/>
-              <w:bottom w:val="single" w:sz="6" w:color="000000"/>
-              <w:right w:val="single" w:sz="6" w:color="000000"/>
-            </w:tcBorders>
-          </w:tcPr>
-          <w:p>
-            <w:pPr>
-              <w:spacing w:after="0" w:before="0" w:line="240" w:lineRule="auto"/>
-              <w:ind w:firstLine="0"/>
-              <w:jc w:val="center"/>
-            </w:pPr>
-            <w:r/>
-            <w:r>
-              <w:rPr>
-                <w:rFonts w:ascii="Times New Roman" w:hAnsi="Times New Roman" w:eastAsia="Times New Roman"/>
-                <w:b w:val="0"/>
-                <w:color w:val="000000"/>
-                <w:sz w:val="21"/>
-              </w:rPr>
-              <w:t>15,39</w:t>
-            </w:r>
-          </w:p>
-        </w:tc>
-        <w:tc>
-          <w:tcPr>
-            <w:tcW w:type="dxa" w:w="3288"/>
-            <w:vAlign w:val="center"/>
-            <w:tcBorders>
-              <w:top w:val="single" w:sz="6" w:color="000000"/>
-              <w:left w:val="single" w:sz="6" w:color="000000"/>
-              <w:bottom w:val="single" w:sz="6" w:color="000000"/>
-              <w:right w:val="single" w:sz="6" w:color="000000"/>
-            </w:tcBorders>
-          </w:tcPr>
-          <w:p>
-            <w:pPr>
-              <w:spacing w:after="0" w:before="0" w:line="240" w:lineRule="auto"/>
-              <w:ind w:firstLine="0"/>
-              <w:jc w:val="center"/>
-            </w:pPr>
-            <w:r/>
-            <w:r>
-              <w:rPr>
-                <w:rFonts w:ascii="Times New Roman" w:hAnsi="Times New Roman" w:eastAsia="Times New Roman"/>
-                <w:b w:val="0"/>
-                <w:color w:val="000000"/>
-                <w:sz w:val="21"/>
-              </w:rPr>
-              <w:t>26</w:t>
-            </w:r>
-          </w:p>
-        </w:tc>
-      </w:tr>
-      <w:tr>
-        <w:trPr>
-          <w:cantSplit/>
-        </w:trPr>
-        <w:tc>
-          <w:tcPr>
-            <w:tcW w:type="dxa" w:w="2381"/>
-            <w:vAlign w:val="center"/>
-            <w:tcBorders>
-              <w:top w:val="single" w:sz="6" w:color="000000"/>
-              <w:left w:val="single" w:sz="6" w:color="000000"/>
-              <w:bottom w:val="single" w:sz="6" w:color="000000"/>
-              <w:right w:val="single" w:sz="6" w:color="000000"/>
-            </w:tcBorders>
-          </w:tcPr>
-          <w:p>
-            <w:pPr>
-              <w:spacing w:after="0" w:before="0" w:line="240" w:lineRule="auto"/>
-              <w:ind w:firstLine="0"/>
-              <w:jc w:val="left"/>
-            </w:pPr>
-            <w:r/>
-            <w:r>
-              <w:rPr>
-                <w:rFonts w:ascii="Times New Roman" w:hAnsi="Times New Roman" w:eastAsia="Times New Roman"/>
-                <w:b w:val="0"/>
-                <w:color w:val="000000"/>
-                <w:sz w:val="21"/>
-              </w:rPr>
-              <w:t>0,75</w:t>
-            </w:r>
-          </w:p>
-        </w:tc>
-        <w:tc>
-          <w:tcPr>
-            <w:tcW w:type="dxa" w:w="3118"/>
-            <w:vAlign w:val="center"/>
-            <w:tcBorders>
-              <w:top w:val="single" w:sz="6" w:color="000000"/>
-              <w:left w:val="single" w:sz="6" w:color="000000"/>
-              <w:bottom w:val="single" w:sz="6" w:color="000000"/>
-              <w:right w:val="single" w:sz="6" w:color="000000"/>
-            </w:tcBorders>
-          </w:tcPr>
-          <w:p>
-            <w:pPr>
-              <w:spacing w:after="0" w:before="0" w:line="240" w:lineRule="auto"/>
-              <w:ind w:firstLine="0"/>
-              <w:jc w:val="center"/>
-            </w:pPr>
-            <w:r/>
-            <w:r>
-              <w:rPr>
-                <w:rFonts w:ascii="Times New Roman" w:hAnsi="Times New Roman" w:eastAsia="Times New Roman"/>
-                <w:b w:val="0"/>
-                <w:color w:val="000000"/>
-                <w:sz w:val="21"/>
-              </w:rPr>
-              <w:t>15,82</w:t>
-            </w:r>
-          </w:p>
-        </w:tc>
-        <w:tc>
-          <w:tcPr>
-            <w:tcW w:type="dxa" w:w="3288"/>
-            <w:vAlign w:val="center"/>
-            <w:tcBorders>
-              <w:top w:val="single" w:sz="6" w:color="000000"/>
-              <w:left w:val="single" w:sz="6" w:color="000000"/>
-              <w:bottom w:val="single" w:sz="6" w:color="000000"/>
-              <w:right w:val="single" w:sz="6" w:color="000000"/>
-            </w:tcBorders>
-          </w:tcPr>
-          <w:p>
-            <w:pPr>
-              <w:spacing w:after="0" w:before="0" w:line="240" w:lineRule="auto"/>
-              <w:ind w:firstLine="0"/>
-              <w:jc w:val="center"/>
-            </w:pPr>
-            <w:r/>
-            <w:r>
-              <w:rPr>
-                <w:rFonts w:ascii="Times New Roman" w:hAnsi="Times New Roman" w:eastAsia="Times New Roman"/>
-                <w:b w:val="0"/>
-                <w:color w:val="000000"/>
-                <w:sz w:val="21"/>
-              </w:rPr>
-              <w:t>29</w:t>
-            </w:r>
-          </w:p>
-        </w:tc>
-      </w:tr>
-    </w:tbl>
-    <w:p>
-      <w:pPr>
-        <w:spacing w:after="20" w:before="20" w:line="240" w:lineRule="auto"/>
-        <w:ind w:firstLine="0"/>
-      </w:pPr>
     </w:p>
     <w:p>
       <w:pPr>
-        <w:spacing w:after="80" w:before="0" w:line="360" w:lineRule="auto"/>
+        <w:keepLines/>
+        <w:spacing w:before="40" w:line="264" w:lineRule="auto" w:after="120"/>
+        <w:ind w:firstLine="0"/>
+        <w:jc w:val="center"/>
+        <w:rPr>
+          <w:lang w:val="ru-RU"/>
+        </w:rPr>
+      </w:pPr>
+      <m:oMathPara>
+        <m:oMathParaPr>
+          <m:jc m:val="center"/>
+        </m:oMathParaPr>
+        <m:oMath>
+          <m:r>
+            <m:t>6</m:t>
+          </m:r>
+          <m:sSup>
+            <m:e>
+              <m:r>
+                <m:t>p</m:t>
+              </m:r>
+            </m:e>
+            <m:sup>
+              <m:r>
+                <m:t>4</m:t>
+              </m:r>
+            </m:sup>
+          </m:sSup>
+          <m:r>
+            <m:t xml:space="preserve"> + 13</m:t>
+          </m:r>
+          <m:sSup>
+            <m:e>
+              <m:r>
+                <m:t>p</m:t>
+              </m:r>
+            </m:e>
+            <m:sup>
+              <m:r>
+                <m:t>3</m:t>
+              </m:r>
+            </m:sup>
+          </m:sSup>
+          <m:r>
+            <m:t xml:space="preserve"> + 8</m:t>
+          </m:r>
+          <m:sSup>
+            <m:e>
+              <m:r>
+                <m:t>p</m:t>
+              </m:r>
+            </m:e>
+            <m:sup>
+              <m:r>
+                <m:t>2</m:t>
+              </m:r>
+            </m:sup>
+          </m:sSup>
+          <m:r>
+            <m:t xml:space="preserve"> + (1 + K</m:t>
+          </m:r>
+          <m:sSub>
+            <m:e>
+              <m:r>
+                <m:t>T</m:t>
+              </m:r>
+            </m:e>
+            <m:sub>
+              <m:r>
+                <m:t>1</m:t>
+              </m:r>
+            </m:sub>
+          </m:sSub>
+          <m:r>
+            <m:t>)p + K = 0</m:t>
+          </m:r>
+        </m:oMath>
+      </m:oMathPara>
+    </w:p>
+    <w:p>
+      <w:pPr>
         <w:ind w:firstLine="0"/>
         <w:jc w:val="both"/>
+        <w:rPr>
+          <w:lang w:val="ru-RU"/>
+        </w:rPr>
       </w:pPr>
       <w:r>
         <w:rPr>
-          <w:rFonts w:ascii="Times New Roman" w:hAnsi="Times New Roman" w:eastAsia="Times New Roman"/>
+          <w:rFonts w:ascii="Times New Roman" w:hAnsi="Times New Roman"/>
           <w:color w:val="000000"/>
-          <w:sz w:val="22"/>
         </w:rPr>
-        <w:t>Для непрерывной системы в рукописной таблице записаны два считывания tрег = 13,89 и 14,00 с при σ = 17,8 %. При увеличении T от 0,015 до 0,75 с время регулирования в ИСАУ выросло примерно на 1,78 с, а перерегулирование увеличилось с 21,8 до 29 %. Это согласуется с ухудшением качества переходного процесса при более редких отсчётах. При сопоставлении источников пики на двух сохранённых графиках визуально не полностью согласуются со значениями σ в рукописной таблице. Поэтому σ оставлены как записаны, а графики служат для качественного сравнения; показатели при T = 0,015 и 0,6 с следует повторно проверить по модели перед сдачей.</w:t>
+        <w:t>Определитель Гурвица третьего порядка для характеристического уравнения четвёртой степени равен:</w:t>
       </w:r>
     </w:p>
     <w:p>
+      <w:pPr>
+        <w:keepLines/>
+        <w:spacing w:before="40" w:after="120"/>
+        <w:ind w:firstLine="0"/>
+        <w:jc w:val="center"/>
+        <w:rPr>
+          <w:lang w:val="ru-RU"/>
+        </w:rPr>
+      </w:pPr>
+      <m:oMathPara>
+        <m:oMathParaPr>
+          <m:jc m:val="center"/>
+        </m:oMathParaPr>
+        <m:oMath>
+          <m:sSub>
+            <m:e>
+              <m:r>
+                <m:t>Δ</m:t>
+              </m:r>
+            </m:e>
+            <m:sub>
+              <m:r>
+                <m:t>3</m:t>
+              </m:r>
+            </m:sub>
+          </m:sSub>
+          <m:r>
+            <m:t xml:space="preserve"> = (1 + K</m:t>
+          </m:r>
+          <m:sSub>
+            <m:e>
+              <m:r>
+                <m:t>T</m:t>
+              </m:r>
+            </m:e>
+            <m:sub>
+              <m:r>
+                <m:t>1</m:t>
+              </m:r>
+            </m:sub>
+          </m:sSub>
+          <m:r>
+            <m:t>)(98 − 6K</m:t>
+          </m:r>
+          <m:sSub>
+            <m:e>
+              <m:r>
+                <m:t>T</m:t>
+              </m:r>
+            </m:e>
+            <m:sub>
+              <m:r>
+                <m:t>1</m:t>
+              </m:r>
+            </m:sub>
+          </m:sSub>
+          <m:r>
+            <m:t>) − 169K</m:t>
+          </m:r>
+        </m:oMath>
+      </m:oMathPara>
+    </w:p>
+    <w:p>
+      <w:pPr>
+        <w:keepLines/>
+        <w:spacing w:before="40" w:after="120"/>
+        <w:ind w:firstLine="0"/>
+        <w:jc w:val="center"/>
+        <w:rPr>
+          <w:lang w:val="ru-RU"/>
+        </w:rPr>
+      </w:pPr>
       <w:r>
+        <w:rPr>
+          <w:rFonts w:ascii="Times New Roman" w:hAnsi="Times New Roman"/>
+          <w:color w:val="000000"/>
+        </w:rPr>
+        <w:t>Граница устойчивости НСАУ определяется условиями:</w:t>
+      </w:r>
+    </w:p>
+    <w:p>
+      <w:pPr>
+        <w:keepLines/>
+        <w:spacing w:before="40" w:after="120"/>
+        <w:ind w:firstLine="0"/>
+        <w:jc w:val="center"/>
+        <w:rPr>
+          <w:lang w:val="ru-RU"/>
+        </w:rPr>
+      </w:pPr>
+      <m:oMathPara>
+        <m:oMathParaPr>
+          <m:jc m:val="center"/>
+        </m:oMathParaPr>
+        <m:oMath>
+          <m:sSub>
+            <m:e>
+              <m:r>
+                <m:t>Δ</m:t>
+              </m:r>
+            </m:e>
+            <m:sub>
+              <m:r>
+                <m:t>3</m:t>
+              </m:r>
+            </m:sub>
+          </m:sSub>
+          <m:r>
+            <m:t xml:space="preserve"> = 0;  </m:t>
+          </m:r>
+          <m:sSub>
+            <m:e>
+              <m:r>
+                <m:t>Δ</m:t>
+              </m:r>
+            </m:e>
+            <m:sub>
+              <m:r>
+                <m:t>2</m:t>
+              </m:r>
+            </m:sub>
+          </m:sSub>
+          <m:r>
+            <m:t xml:space="preserve"> = 98 − 6K</m:t>
+          </m:r>
+          <m:sSub>
+            <m:e>
+              <m:r>
+                <m:t>T</m:t>
+              </m:r>
+            </m:e>
+            <m:sub>
+              <m:r>
+                <m:t>1</m:t>
+              </m:r>
+            </m:sub>
+          </m:sSub>
+          <m:r>
+            <m:t xml:space="preserve"> &gt; 0</m:t>
+          </m:r>
+        </m:oMath>
+      </m:oMathPara>
+    </w:p>
+    <w:p>
+      <w:pPr>
+        <w:keepLines/>
+        <w:spacing w:before="40" w:after="120"/>
+        <w:ind w:firstLine="0"/>
+        <w:jc w:val="center"/>
+        <w:rPr>
+          <w:lang w:val="ru-RU"/>
+        </w:rPr>
+      </w:pPr>
+      <w:r>
+        <w:rPr>
+          <w:rFonts w:ascii="Times New Roman" w:hAnsi="Times New Roman"/>
+          <w:color w:val="000000"/>
+        </w:rPr>
+        <w:t>Для ИСАУ предельное усиление определялось по переходному процессу с незатухающими колебаниями.</w:t>
+      </w:r>
+    </w:p>
+    <w:p>
+      <w:pPr>
+        <w:keepLines/>
+        <w:spacing w:before="40" w:line="264" w:lineRule="auto" w:after="120"/>
+        <w:ind w:firstLine="0"/>
+        <w:jc w:val="center"/>
+        <w:rPr>
+          <w:lang w:val="ru-RU"/>
+        </w:rPr>
+      </w:pPr>
+      <m:oMathPara>
+        <m:oMathParaPr>
+          <m:jc m:val="center"/>
+        </m:oMathParaPr>
+        <m:oMath>
+          <m:sSub>
+            <m:e>
+              <m:r>
+                <m:t>K</m:t>
+              </m:r>
+            </m:e>
+            <m:sub>
+              <m:r>
+                <m:t>пред</m:t>
+              </m:r>
+            </m:sub>
+          </m:sSub>
+          <m:r>
+            <m:t xml:space="preserve"> = </m:t>
+          </m:r>
+          <m:f>
+            <m:num>
+              <m:r>
+                <m:t>(92</m:t>
+              </m:r>
+              <m:sSub>
+                <m:e>
+                  <m:r>
+                    <m:t>T</m:t>
+                  </m:r>
+                </m:e>
+                <m:sub>
+                  <m:r>
+                    <m:t>1</m:t>
+                  </m:r>
+                </m:sub>
+              </m:sSub>
+              <m:r>
+                <m:t xml:space="preserve"> − 169) + </m:t>
+              </m:r>
+              <m:rad>
+                <m:radPr>
+                  <m:degHide m:val="1"/>
+                </m:radPr>
+                <m:deg/>
+                <m:e>
+                  <m:sSup>
+                    <m:e>
+                      <m:r>
+                        <m:t>(92</m:t>
+                      </m:r>
+                      <m:sSub>
+                        <m:e>
+                          <m:r>
+                            <m:t>T</m:t>
+                          </m:r>
+                        </m:e>
+                        <m:sub>
+                          <m:r>
+                            <m:t>1</m:t>
+                          </m:r>
+                        </m:sub>
+                      </m:sSub>
+                      <m:r>
+                        <m:t xml:space="preserve"> − 169)</m:t>
+                      </m:r>
+                    </m:e>
+                    <m:sup>
+                      <m:r>
+                        <m:t>2</m:t>
+                      </m:r>
+                    </m:sup>
+                  </m:sSup>
+                  <m:r>
+                    <m:t xml:space="preserve"> + 2352</m:t>
+                  </m:r>
+                  <m:sSup>
+                    <m:e>
+                      <m:sSub>
+                        <m:e>
+                          <m:r>
+                            <m:t>T</m:t>
+                          </m:r>
+                        </m:e>
+                        <m:sub>
+                          <m:r>
+                            <m:t>1</m:t>
+                          </m:r>
+                        </m:sub>
+                      </m:sSub>
+                    </m:e>
+                    <m:sup>
+                      <m:r>
+                        <m:t>2</m:t>
+                      </m:r>
+                    </m:sup>
+                  </m:sSup>
+                </m:e>
+              </m:rad>
+            </m:num>
+            <m:den>
+              <m:r>
+                <m:t>12</m:t>
+              </m:r>
+              <m:sSup>
+                <m:e>
+                  <m:sSub>
+                    <m:e>
+                      <m:r>
+                        <m:t>T</m:t>
+                      </m:r>
+                    </m:e>
+                    <m:sub>
+                      <m:r>
+                        <m:t>1</m:t>
+                      </m:r>
+                    </m:sub>
+                  </m:sSub>
+                </m:e>
+                <m:sup>
+                  <m:r>
+                    <m:t>2</m:t>
+                  </m:r>
+                </m:sup>
+              </m:sSup>
+            </m:den>
+          </m:f>
+        </m:oMath>
+      </m:oMathPara>
+    </w:p>
+    <w:p>
+      <w:pPr>
+        <w:rPr>
+          <w:lang w:val="ru-RU"/>
+        </w:rPr>
+      </w:pPr>
+      <w:r>
+        <w:rPr>
+          <w:lang w:val="ru-RU"/>
+        </w:rPr>
         <w:br w:type="page"/>
       </w:r>
     </w:p>
@@ -1831,31 +2929,813 @@
         <w:keepNext/>
         <w:spacing w:before="80" w:after="120" w:line="264" w:lineRule="auto"/>
         <w:ind w:firstLine="0"/>
+        <w:rPr>
+          <w:lang w:val="ru-RU"/>
+        </w:rPr>
       </w:pPr>
       <w:r>
         <w:rPr>
-          <w:rFonts w:ascii="Times New Roman" w:hAnsi="Times New Roman" w:eastAsia="Times New Roman"/>
-          <w:b/>
+          <w:rFonts w:ascii="Times New Roman" w:hAnsi="Times New Roman"/>
           <w:color w:val="000000"/>
-          <w:sz w:val="28"/>
         </w:rPr>
-        <w:t>4 Установившиеся ошибки</w:t>
+        <w:t>5.1 Результаты моделирования</w:t>
       </w:r>
     </w:p>
     <w:p>
       <w:pPr>
-        <w:spacing w:after="80" w:before="0" w:line="360" w:lineRule="auto"/>
-        <w:ind w:firstLine="709"/>
         <w:jc w:val="both"/>
+        <w:rPr>
+          <w:lang w:val="ru-RU"/>
+        </w:rPr>
       </w:pPr>
       <w:r>
         <w:rPr>
-          <w:rFonts w:ascii="Times New Roman" w:hAnsi="Times New Roman" w:eastAsia="Times New Roman"/>
+          <w:rFonts w:ascii="Times New Roman" w:hAnsi="Times New Roman"/>
           <w:color w:val="000000"/>
-          <w:sz w:val="24"/>
         </w:rPr>
-        <w:t>Точность проверялась на единичном скачке и линейном входе. Выгрузки SimInTech содержат значения сигналов до 100-го отсчёта. При скачке ошибка затухает практически до нуля; при линейном входе она стремится к конечному значению 2,5. Графики построены по этим выгрузкам, а в рукописной таблице результаты округлены до 0 и 2,5.</w:t>
+        <w:t>Зависимость предельного коэффициента усиления от периода квантования и постоянной времени приведена в таблице 4 и на рисунке 5.</w:t>
       </w:r>
+    </w:p>
+    <w:p>
+      <w:pPr>
+        <w:keepNext/>
+        <w:spacing w:before="100" w:after="60"/>
+        <w:ind w:firstLine="0"/>
+        <w:rPr>
+          <w:lang w:val="ru-RU"/>
+        </w:rPr>
+      </w:pPr>
+      <w:r>
+        <w:rPr>
+          <w:rFonts w:ascii="Times New Roman" w:hAnsi="Times New Roman"/>
+          <w:color w:val="000000"/>
+        </w:rPr>
+        <w:t>Таблица 4 — Предельный коэффициент усиления</w:t>
+      </w:r>
+    </w:p>
+    <w:tbl>
+      <w:tblPr>
+        <w:tblW w:w="0" w:type="auto"/>
+        <w:jc w:val="center"/>
+        <w:tblLayout w:type="fixed"/>
+        <w:tblLook w:val="04A0" w:firstRow="1" w:lastRow="0" w:firstColumn="1" w:lastColumn="0" w:noHBand="0" w:noVBand="1"/>
+      </w:tblPr>
+      <w:tblGrid>
+        <w:gridCol w:w="2494"/>
+        <w:gridCol w:w="2098"/>
+        <w:gridCol w:w="2098"/>
+        <w:gridCol w:w="2098"/>
+      </w:tblGrid>
+      <w:tr>
+        <w:trPr>
+          <w:cantSplit/>
+          <w:tblHeader/>
+          <w:jc w:val="center"/>
+        </w:trPr>
+        <w:tc>
+          <w:tcPr>
+            <w:tcW w:w="2494" w:type="dxa"/>
+            <w:tcBorders>
+              <w:top w:val="single" w:sz="6" w:space="0" w:color="000000"/>
+              <w:left w:val="single" w:sz="6" w:space="0" w:color="000000"/>
+              <w:bottom w:val="single" w:sz="6" w:space="0" w:color="000000"/>
+              <w:right w:val="single" w:sz="6" w:space="0" w:color="000000"/>
+            </w:tcBorders>
+            <w:vAlign w:val="center"/>
+          </w:tcPr>
+          <w:p>
+            <w:pPr>
+              <w:spacing w:after="0" w:line="240" w:lineRule="auto"/>
+              <w:ind w:firstLine="0"/>
+              <w:jc w:val="center"/>
+            </w:pPr>
+            <w:r>
+              <w:rPr>
+                <w:b/>
+                <w:sz w:val="20"/>
+              </w:rPr>
+              <w:t>T, с</w:t>
+            </w:r>
+          </w:p>
+        </w:tc>
+        <w:tc>
+          <w:tcPr>
+            <w:tcW w:w="2098" w:type="dxa"/>
+            <w:tcBorders>
+              <w:top w:val="single" w:sz="6" w:space="0" w:color="000000"/>
+              <w:left w:val="single" w:sz="6" w:space="0" w:color="000000"/>
+              <w:bottom w:val="single" w:sz="6" w:space="0" w:color="000000"/>
+              <w:right w:val="single" w:sz="6" w:space="0" w:color="000000"/>
+            </w:tcBorders>
+            <w:vAlign w:val="center"/>
+          </w:tcPr>
+          <w:p>
+            <w:pPr>
+              <w:spacing w:after="0" w:line="240" w:lineRule="auto"/>
+              <w:ind w:firstLine="0"/>
+              <w:jc w:val="center"/>
+            </w:pPr>
+            <w:r>
+              <w:rPr>
+                <w:b/>
+                <w:sz w:val="20"/>
+              </w:rPr>
+              <w:t>T₁ = 6,5 с</w:t>
+            </w:r>
+          </w:p>
+        </w:tc>
+        <w:tc>
+          <w:tcPr>
+            <w:tcW w:w="2098" w:type="dxa"/>
+            <w:tcBorders>
+              <w:top w:val="single" w:sz="6" w:space="0" w:color="000000"/>
+              <w:left w:val="single" w:sz="6" w:space="0" w:color="000000"/>
+              <w:bottom w:val="single" w:sz="6" w:space="0" w:color="000000"/>
+              <w:right w:val="single" w:sz="6" w:space="0" w:color="000000"/>
+            </w:tcBorders>
+            <w:vAlign w:val="center"/>
+          </w:tcPr>
+          <w:p>
+            <w:pPr>
+              <w:spacing w:after="0" w:line="240" w:lineRule="auto"/>
+              <w:ind w:firstLine="0"/>
+              <w:jc w:val="center"/>
+            </w:pPr>
+            <w:r>
+              <w:rPr>
+                <w:b/>
+                <w:sz w:val="20"/>
+              </w:rPr>
+              <w:t>T₁ = 7,0 с</w:t>
+            </w:r>
+          </w:p>
+        </w:tc>
+        <w:tc>
+          <w:tcPr>
+            <w:tcW w:w="2098" w:type="dxa"/>
+            <w:tcBorders>
+              <w:top w:val="single" w:sz="6" w:space="0" w:color="000000"/>
+              <w:left w:val="single" w:sz="6" w:space="0" w:color="000000"/>
+              <w:bottom w:val="single" w:sz="6" w:space="0" w:color="000000"/>
+              <w:right w:val="single" w:sz="6" w:space="0" w:color="000000"/>
+            </w:tcBorders>
+            <w:vAlign w:val="center"/>
+          </w:tcPr>
+          <w:p>
+            <w:pPr>
+              <w:spacing w:after="0" w:line="240" w:lineRule="auto"/>
+              <w:ind w:firstLine="0"/>
+              <w:jc w:val="center"/>
+            </w:pPr>
+            <w:r>
+              <w:rPr>
+                <w:b/>
+                <w:sz w:val="20"/>
+              </w:rPr>
+              <w:t>T₁ = 7,5 с</w:t>
+            </w:r>
+          </w:p>
+        </w:tc>
+      </w:tr>
+      <w:tr>
+        <w:trPr>
+          <w:cantSplit/>
+          <w:jc w:val="center"/>
+        </w:trPr>
+        <w:tc>
+          <w:tcPr>
+            <w:tcW w:w="2494" w:type="dxa"/>
+            <w:tcBorders>
+              <w:top w:val="single" w:sz="6" w:space="0" w:color="000000"/>
+              <w:left w:val="single" w:sz="6" w:space="0" w:color="000000"/>
+              <w:bottom w:val="single" w:sz="6" w:space="0" w:color="000000"/>
+              <w:right w:val="single" w:sz="6" w:space="0" w:color="000000"/>
+            </w:tcBorders>
+            <w:vAlign w:val="center"/>
+          </w:tcPr>
+          <w:p>
+            <w:pPr>
+              <w:spacing w:after="0" w:line="240" w:lineRule="auto"/>
+              <w:ind w:firstLine="0"/>
+            </w:pPr>
+            <w:r>
+              <w:rPr>
+                <w:sz w:val="20"/>
+              </w:rPr>
+              <w:t>0,015</w:t>
+            </w:r>
+          </w:p>
+        </w:tc>
+        <w:tc>
+          <w:tcPr>
+            <w:tcW w:w="2098" w:type="dxa"/>
+            <w:tcBorders>
+              <w:top w:val="single" w:sz="6" w:space="0" w:color="000000"/>
+              <w:left w:val="single" w:sz="6" w:space="0" w:color="000000"/>
+              <w:bottom w:val="single" w:sz="6" w:space="0" w:color="000000"/>
+              <w:right w:val="single" w:sz="6" w:space="0" w:color="000000"/>
+            </w:tcBorders>
+            <w:vAlign w:val="center"/>
+          </w:tcPr>
+          <w:p>
+            <w:pPr>
+              <w:spacing w:after="0" w:line="240" w:lineRule="auto"/>
+              <w:ind w:firstLine="0"/>
+              <w:jc w:val="center"/>
+            </w:pPr>
+            <w:r>
+              <w:rPr>
+                <w:sz w:val="20"/>
+              </w:rPr>
+              <w:t>1,870</w:t>
+            </w:r>
+          </w:p>
+        </w:tc>
+        <w:tc>
+          <w:tcPr>
+            <w:tcW w:w="2098" w:type="dxa"/>
+            <w:tcBorders>
+              <w:top w:val="single" w:sz="6" w:space="0" w:color="000000"/>
+              <w:left w:val="single" w:sz="6" w:space="0" w:color="000000"/>
+              <w:bottom w:val="single" w:sz="6" w:space="0" w:color="000000"/>
+              <w:right w:val="single" w:sz="6" w:space="0" w:color="000000"/>
+            </w:tcBorders>
+            <w:vAlign w:val="center"/>
+          </w:tcPr>
+          <w:p>
+            <w:pPr>
+              <w:spacing w:after="0" w:line="240" w:lineRule="auto"/>
+              <w:ind w:firstLine="0"/>
+              <w:jc w:val="center"/>
+            </w:pPr>
+            <w:r>
+              <w:rPr>
+                <w:sz w:val="20"/>
+              </w:rPr>
+              <w:t>1,780</w:t>
+            </w:r>
+          </w:p>
+        </w:tc>
+        <w:tc>
+          <w:tcPr>
+            <w:tcW w:w="2098" w:type="dxa"/>
+            <w:tcBorders>
+              <w:top w:val="single" w:sz="6" w:space="0" w:color="000000"/>
+              <w:left w:val="single" w:sz="6" w:space="0" w:color="000000"/>
+              <w:bottom w:val="single" w:sz="6" w:space="0" w:color="000000"/>
+              <w:right w:val="single" w:sz="6" w:space="0" w:color="000000"/>
+            </w:tcBorders>
+            <w:vAlign w:val="center"/>
+          </w:tcPr>
+          <w:p>
+            <w:pPr>
+              <w:spacing w:after="0" w:line="240" w:lineRule="auto"/>
+              <w:ind w:firstLine="0"/>
+              <w:jc w:val="center"/>
+            </w:pPr>
+            <w:r>
+              <w:rPr>
+                <w:sz w:val="20"/>
+              </w:rPr>
+              <w:t>1,685</w:t>
+            </w:r>
+          </w:p>
+        </w:tc>
+      </w:tr>
+      <w:tr>
+        <w:trPr>
+          <w:cantSplit/>
+          <w:jc w:val="center"/>
+        </w:trPr>
+        <w:tc>
+          <w:tcPr>
+            <w:tcW w:w="2494" w:type="dxa"/>
+            <w:tcBorders>
+              <w:top w:val="single" w:sz="6" w:space="0" w:color="000000"/>
+              <w:left w:val="single" w:sz="6" w:space="0" w:color="000000"/>
+              <w:bottom w:val="single" w:sz="6" w:space="0" w:color="000000"/>
+              <w:right w:val="single" w:sz="6" w:space="0" w:color="000000"/>
+            </w:tcBorders>
+            <w:vAlign w:val="center"/>
+          </w:tcPr>
+          <w:p>
+            <w:pPr>
+              <w:spacing w:after="0" w:line="240" w:lineRule="auto"/>
+              <w:ind w:firstLine="0"/>
+            </w:pPr>
+            <w:r>
+              <w:rPr>
+                <w:sz w:val="20"/>
+              </w:rPr>
+              <w:t>0,25</w:t>
+            </w:r>
+          </w:p>
+        </w:tc>
+        <w:tc>
+          <w:tcPr>
+            <w:tcW w:w="2098" w:type="dxa"/>
+            <w:tcBorders>
+              <w:top w:val="single" w:sz="6" w:space="0" w:color="000000"/>
+              <w:left w:val="single" w:sz="6" w:space="0" w:color="000000"/>
+              <w:bottom w:val="single" w:sz="6" w:space="0" w:color="000000"/>
+              <w:right w:val="single" w:sz="6" w:space="0" w:color="000000"/>
+            </w:tcBorders>
+            <w:vAlign w:val="center"/>
+          </w:tcPr>
+          <w:p>
+            <w:pPr>
+              <w:spacing w:after="0" w:line="240" w:lineRule="auto"/>
+              <w:ind w:firstLine="0"/>
+              <w:jc w:val="center"/>
+            </w:pPr>
+            <w:r>
+              <w:rPr>
+                <w:sz w:val="20"/>
+              </w:rPr>
+              <w:t>1,530</w:t>
+            </w:r>
+          </w:p>
+        </w:tc>
+        <w:tc>
+          <w:tcPr>
+            <w:tcW w:w="2098" w:type="dxa"/>
+            <w:tcBorders>
+              <w:top w:val="single" w:sz="6" w:space="0" w:color="000000"/>
+              <w:left w:val="single" w:sz="6" w:space="0" w:color="000000"/>
+              <w:bottom w:val="single" w:sz="6" w:space="0" w:color="000000"/>
+              <w:right w:val="single" w:sz="6" w:space="0" w:color="000000"/>
+            </w:tcBorders>
+            <w:vAlign w:val="center"/>
+          </w:tcPr>
+          <w:p>
+            <w:pPr>
+              <w:spacing w:after="0" w:line="240" w:lineRule="auto"/>
+              <w:ind w:firstLine="0"/>
+              <w:jc w:val="center"/>
+            </w:pPr>
+            <w:r>
+              <w:rPr>
+                <w:sz w:val="20"/>
+              </w:rPr>
+              <w:t>1,450</w:t>
+            </w:r>
+          </w:p>
+        </w:tc>
+        <w:tc>
+          <w:tcPr>
+            <w:tcW w:w="2098" w:type="dxa"/>
+            <w:tcBorders>
+              <w:top w:val="single" w:sz="6" w:space="0" w:color="000000"/>
+              <w:left w:val="single" w:sz="6" w:space="0" w:color="000000"/>
+              <w:bottom w:val="single" w:sz="6" w:space="0" w:color="000000"/>
+              <w:right w:val="single" w:sz="6" w:space="0" w:color="000000"/>
+            </w:tcBorders>
+            <w:vAlign w:val="center"/>
+          </w:tcPr>
+          <w:p>
+            <w:pPr>
+              <w:spacing w:after="0" w:line="240" w:lineRule="auto"/>
+              <w:ind w:firstLine="0"/>
+              <w:jc w:val="center"/>
+            </w:pPr>
+            <w:r>
+              <w:rPr>
+                <w:sz w:val="20"/>
+              </w:rPr>
+              <w:t>1,375</w:t>
+            </w:r>
+          </w:p>
+        </w:tc>
+      </w:tr>
+      <w:tr>
+        <w:trPr>
+          <w:cantSplit/>
+          <w:jc w:val="center"/>
+        </w:trPr>
+        <w:tc>
+          <w:tcPr>
+            <w:tcW w:w="2494" w:type="dxa"/>
+            <w:tcBorders>
+              <w:top w:val="single" w:sz="6" w:space="0" w:color="000000"/>
+              <w:left w:val="single" w:sz="6" w:space="0" w:color="000000"/>
+              <w:bottom w:val="single" w:sz="6" w:space="0" w:color="000000"/>
+              <w:right w:val="single" w:sz="6" w:space="0" w:color="000000"/>
+            </w:tcBorders>
+            <w:vAlign w:val="center"/>
+          </w:tcPr>
+          <w:p>
+            <w:pPr>
+              <w:spacing w:after="0" w:line="240" w:lineRule="auto"/>
+              <w:ind w:firstLine="0"/>
+            </w:pPr>
+            <w:r>
+              <w:rPr>
+                <w:sz w:val="20"/>
+              </w:rPr>
+              <w:t>0,4</w:t>
+            </w:r>
+          </w:p>
+        </w:tc>
+        <w:tc>
+          <w:tcPr>
+            <w:tcW w:w="2098" w:type="dxa"/>
+            <w:tcBorders>
+              <w:top w:val="single" w:sz="6" w:space="0" w:color="000000"/>
+              <w:left w:val="single" w:sz="6" w:space="0" w:color="000000"/>
+              <w:bottom w:val="single" w:sz="6" w:space="0" w:color="000000"/>
+              <w:right w:val="single" w:sz="6" w:space="0" w:color="000000"/>
+            </w:tcBorders>
+            <w:vAlign w:val="center"/>
+          </w:tcPr>
+          <w:p>
+            <w:pPr>
+              <w:spacing w:after="0" w:line="240" w:lineRule="auto"/>
+              <w:ind w:firstLine="0"/>
+              <w:jc w:val="center"/>
+            </w:pPr>
+            <w:r>
+              <w:rPr>
+                <w:sz w:val="20"/>
+              </w:rPr>
+              <w:t>1,375</w:t>
+            </w:r>
+          </w:p>
+        </w:tc>
+        <w:tc>
+          <w:tcPr>
+            <w:tcW w:w="2098" w:type="dxa"/>
+            <w:tcBorders>
+              <w:top w:val="single" w:sz="6" w:space="0" w:color="000000"/>
+              <w:left w:val="single" w:sz="6" w:space="0" w:color="000000"/>
+              <w:bottom w:val="single" w:sz="6" w:space="0" w:color="000000"/>
+              <w:right w:val="single" w:sz="6" w:space="0" w:color="000000"/>
+            </w:tcBorders>
+            <w:vAlign w:val="center"/>
+          </w:tcPr>
+          <w:p>
+            <w:pPr>
+              <w:spacing w:after="0" w:line="240" w:lineRule="auto"/>
+              <w:ind w:firstLine="0"/>
+              <w:jc w:val="center"/>
+            </w:pPr>
+            <w:r>
+              <w:rPr>
+                <w:sz w:val="20"/>
+              </w:rPr>
+              <w:t>1,305</w:t>
+            </w:r>
+          </w:p>
+        </w:tc>
+        <w:tc>
+          <w:tcPr>
+            <w:tcW w:w="2098" w:type="dxa"/>
+            <w:tcBorders>
+              <w:top w:val="single" w:sz="6" w:space="0" w:color="000000"/>
+              <w:left w:val="single" w:sz="6" w:space="0" w:color="000000"/>
+              <w:bottom w:val="single" w:sz="6" w:space="0" w:color="000000"/>
+              <w:right w:val="single" w:sz="6" w:space="0" w:color="000000"/>
+            </w:tcBorders>
+            <w:vAlign w:val="center"/>
+          </w:tcPr>
+          <w:p>
+            <w:pPr>
+              <w:spacing w:after="0" w:line="240" w:lineRule="auto"/>
+              <w:ind w:firstLine="0"/>
+              <w:jc w:val="center"/>
+            </w:pPr>
+            <w:r>
+              <w:rPr>
+                <w:sz w:val="20"/>
+              </w:rPr>
+              <w:t>1,241</w:t>
+            </w:r>
+          </w:p>
+        </w:tc>
+      </w:tr>
+      <w:tr>
+        <w:trPr>
+          <w:cantSplit/>
+          <w:jc w:val="center"/>
+        </w:trPr>
+        <w:tc>
+          <w:tcPr>
+            <w:tcW w:w="2494" w:type="dxa"/>
+            <w:tcBorders>
+              <w:top w:val="single" w:sz="6" w:space="0" w:color="000000"/>
+              <w:left w:val="single" w:sz="6" w:space="0" w:color="000000"/>
+              <w:bottom w:val="single" w:sz="6" w:space="0" w:color="000000"/>
+              <w:right w:val="single" w:sz="6" w:space="0" w:color="000000"/>
+            </w:tcBorders>
+            <w:vAlign w:val="center"/>
+          </w:tcPr>
+          <w:p>
+            <w:pPr>
+              <w:spacing w:after="0" w:line="240" w:lineRule="auto"/>
+              <w:ind w:firstLine="0"/>
+            </w:pPr>
+            <w:r>
+              <w:rPr>
+                <w:sz w:val="20"/>
+              </w:rPr>
+              <w:t>0,6</w:t>
+            </w:r>
+          </w:p>
+        </w:tc>
+        <w:tc>
+          <w:tcPr>
+            <w:tcW w:w="2098" w:type="dxa"/>
+            <w:tcBorders>
+              <w:top w:val="single" w:sz="6" w:space="0" w:color="000000"/>
+              <w:left w:val="single" w:sz="6" w:space="0" w:color="000000"/>
+              <w:bottom w:val="single" w:sz="6" w:space="0" w:color="000000"/>
+              <w:right w:val="single" w:sz="6" w:space="0" w:color="000000"/>
+            </w:tcBorders>
+            <w:vAlign w:val="center"/>
+          </w:tcPr>
+          <w:p>
+            <w:pPr>
+              <w:spacing w:after="0" w:line="240" w:lineRule="auto"/>
+              <w:ind w:firstLine="0"/>
+              <w:jc w:val="center"/>
+            </w:pPr>
+            <w:r>
+              <w:rPr>
+                <w:sz w:val="20"/>
+              </w:rPr>
+              <w:t>1,220</w:t>
+            </w:r>
+          </w:p>
+        </w:tc>
+        <w:tc>
+          <w:tcPr>
+            <w:tcW w:w="2098" w:type="dxa"/>
+            <w:tcBorders>
+              <w:top w:val="single" w:sz="6" w:space="0" w:color="000000"/>
+              <w:left w:val="single" w:sz="6" w:space="0" w:color="000000"/>
+              <w:bottom w:val="single" w:sz="6" w:space="0" w:color="000000"/>
+              <w:right w:val="single" w:sz="6" w:space="0" w:color="000000"/>
+            </w:tcBorders>
+            <w:vAlign w:val="center"/>
+          </w:tcPr>
+          <w:p>
+            <w:pPr>
+              <w:spacing w:after="0" w:line="240" w:lineRule="auto"/>
+              <w:ind w:firstLine="0"/>
+              <w:jc w:val="center"/>
+            </w:pPr>
+            <w:r>
+              <w:rPr>
+                <w:sz w:val="20"/>
+              </w:rPr>
+              <w:t>1,159</w:t>
+            </w:r>
+          </w:p>
+        </w:tc>
+        <w:tc>
+          <w:tcPr>
+            <w:tcW w:w="2098" w:type="dxa"/>
+            <w:tcBorders>
+              <w:top w:val="single" w:sz="6" w:space="0" w:color="000000"/>
+              <w:left w:val="single" w:sz="6" w:space="0" w:color="000000"/>
+              <w:bottom w:val="single" w:sz="6" w:space="0" w:color="000000"/>
+              <w:right w:val="single" w:sz="6" w:space="0" w:color="000000"/>
+            </w:tcBorders>
+            <w:vAlign w:val="center"/>
+          </w:tcPr>
+          <w:p>
+            <w:pPr>
+              <w:spacing w:after="0" w:line="240" w:lineRule="auto"/>
+              <w:ind w:firstLine="0"/>
+              <w:jc w:val="center"/>
+            </w:pPr>
+            <w:r>
+              <w:rPr>
+                <w:sz w:val="20"/>
+              </w:rPr>
+              <w:t>1,100</w:t>
+            </w:r>
+          </w:p>
+        </w:tc>
+      </w:tr>
+      <w:tr>
+        <w:trPr>
+          <w:cantSplit/>
+          <w:jc w:val="center"/>
+        </w:trPr>
+        <w:tc>
+          <w:tcPr>
+            <w:tcW w:w="2494" w:type="dxa"/>
+            <w:tcBorders>
+              <w:top w:val="single" w:sz="6" w:space="0" w:color="000000"/>
+              <w:left w:val="single" w:sz="6" w:space="0" w:color="000000"/>
+              <w:bottom w:val="single" w:sz="6" w:space="0" w:color="000000"/>
+              <w:right w:val="single" w:sz="6" w:space="0" w:color="000000"/>
+            </w:tcBorders>
+            <w:vAlign w:val="center"/>
+          </w:tcPr>
+          <w:p>
+            <w:pPr>
+              <w:spacing w:after="0" w:line="240" w:lineRule="auto"/>
+              <w:ind w:firstLine="0"/>
+            </w:pPr>
+            <w:r>
+              <w:rPr>
+                <w:sz w:val="20"/>
+              </w:rPr>
+              <w:t>0,75</w:t>
+            </w:r>
+          </w:p>
+        </w:tc>
+        <w:tc>
+          <w:tcPr>
+            <w:tcW w:w="2098" w:type="dxa"/>
+            <w:tcBorders>
+              <w:top w:val="single" w:sz="6" w:space="0" w:color="000000"/>
+              <w:left w:val="single" w:sz="6" w:space="0" w:color="000000"/>
+              <w:bottom w:val="single" w:sz="6" w:space="0" w:color="000000"/>
+              <w:right w:val="single" w:sz="6" w:space="0" w:color="000000"/>
+            </w:tcBorders>
+            <w:vAlign w:val="center"/>
+          </w:tcPr>
+          <w:p>
+            <w:pPr>
+              <w:spacing w:after="0" w:line="240" w:lineRule="auto"/>
+              <w:ind w:firstLine="0"/>
+              <w:jc w:val="center"/>
+            </w:pPr>
+            <w:r>
+              <w:rPr>
+                <w:sz w:val="20"/>
+              </w:rPr>
+              <w:t>1,129</w:t>
+            </w:r>
+          </w:p>
+        </w:tc>
+        <w:tc>
+          <w:tcPr>
+            <w:tcW w:w="2098" w:type="dxa"/>
+            <w:tcBorders>
+              <w:top w:val="single" w:sz="6" w:space="0" w:color="000000"/>
+              <w:left w:val="single" w:sz="6" w:space="0" w:color="000000"/>
+              <w:bottom w:val="single" w:sz="6" w:space="0" w:color="000000"/>
+              <w:right w:val="single" w:sz="6" w:space="0" w:color="000000"/>
+            </w:tcBorders>
+            <w:vAlign w:val="center"/>
+          </w:tcPr>
+          <w:p>
+            <w:pPr>
+              <w:spacing w:after="0" w:line="240" w:lineRule="auto"/>
+              <w:ind w:firstLine="0"/>
+              <w:jc w:val="center"/>
+            </w:pPr>
+            <w:r>
+              <w:rPr>
+                <w:sz w:val="20"/>
+              </w:rPr>
+              <w:t>1,070</w:t>
+            </w:r>
+          </w:p>
+        </w:tc>
+        <w:tc>
+          <w:tcPr>
+            <w:tcW w:w="2098" w:type="dxa"/>
+            <w:tcBorders>
+              <w:top w:val="single" w:sz="6" w:space="0" w:color="000000"/>
+              <w:left w:val="single" w:sz="6" w:space="0" w:color="000000"/>
+              <w:bottom w:val="single" w:sz="6" w:space="0" w:color="000000"/>
+              <w:right w:val="single" w:sz="6" w:space="0" w:color="000000"/>
+            </w:tcBorders>
+            <w:vAlign w:val="center"/>
+          </w:tcPr>
+          <w:p>
+            <w:pPr>
+              <w:spacing w:after="0" w:line="240" w:lineRule="auto"/>
+              <w:ind w:firstLine="0"/>
+              <w:jc w:val="center"/>
+            </w:pPr>
+            <w:r>
+              <w:rPr>
+                <w:sz w:val="20"/>
+              </w:rPr>
+              <w:t>1,017</w:t>
+            </w:r>
+          </w:p>
+        </w:tc>
+      </w:tr>
+      <w:tr>
+        <w:trPr>
+          <w:cantSplit/>
+          <w:jc w:val="center"/>
+        </w:trPr>
+        <w:tc>
+          <w:tcPr>
+            <w:tcW w:w="2494" w:type="dxa"/>
+            <w:tcBorders>
+              <w:top w:val="single" w:sz="6" w:space="0" w:color="000000"/>
+              <w:left w:val="single" w:sz="6" w:space="0" w:color="000000"/>
+              <w:bottom w:val="single" w:sz="6" w:space="0" w:color="000000"/>
+              <w:right w:val="single" w:sz="6" w:space="0" w:color="000000"/>
+            </w:tcBorders>
+            <w:vAlign w:val="center"/>
+          </w:tcPr>
+          <w:p>
+            <w:pPr>
+              <w:spacing w:after="0" w:line="240" w:lineRule="auto"/>
+              <w:ind w:firstLine="0"/>
+              <w:rPr>
+                <w:lang w:val="ru-RU"/>
+              </w:rPr>
+            </w:pPr>
+            <w:r>
+              <w:rPr>
+                <w:sz w:val="20"/>
+              </w:rPr>
+              <w:t>НСАУ</w:t>
+            </w:r>
+          </w:p>
+        </w:tc>
+        <w:tc>
+          <w:tcPr>
+            <w:tcW w:w="2098" w:type="dxa"/>
+            <w:tcBorders>
+              <w:top w:val="single" w:sz="6" w:space="0" w:color="000000"/>
+              <w:left w:val="single" w:sz="6" w:space="0" w:color="000000"/>
+              <w:bottom w:val="single" w:sz="6" w:space="0" w:color="000000"/>
+              <w:right w:val="single" w:sz="6" w:space="0" w:color="000000"/>
+            </w:tcBorders>
+            <w:vAlign w:val="center"/>
+          </w:tcPr>
+          <w:p>
+            <w:pPr>
+              <w:spacing w:after="0" w:line="240" w:lineRule="auto"/>
+              <w:ind w:firstLine="0"/>
+              <w:jc w:val="center"/>
+            </w:pPr>
+            <w:r>
+              <w:rPr>
+                <w:sz w:val="20"/>
+              </w:rPr>
+              <w:t>1,896</w:t>
+            </w:r>
+          </w:p>
+        </w:tc>
+        <w:tc>
+          <w:tcPr>
+            <w:tcW w:w="2098" w:type="dxa"/>
+            <w:tcBorders>
+              <w:top w:val="single" w:sz="6" w:space="0" w:color="000000"/>
+              <w:left w:val="single" w:sz="6" w:space="0" w:color="000000"/>
+              <w:bottom w:val="single" w:sz="6" w:space="0" w:color="000000"/>
+              <w:right w:val="single" w:sz="6" w:space="0" w:color="000000"/>
+            </w:tcBorders>
+            <w:vAlign w:val="center"/>
+          </w:tcPr>
+          <w:p>
+            <w:pPr>
+              <w:spacing w:after="0" w:line="240" w:lineRule="auto"/>
+              <w:ind w:firstLine="0"/>
+              <w:jc w:val="center"/>
+            </w:pPr>
+            <w:r>
+              <w:rPr>
+                <w:sz w:val="20"/>
+              </w:rPr>
+              <w:t>1,801</w:t>
+            </w:r>
+          </w:p>
+        </w:tc>
+        <w:tc>
+          <w:tcPr>
+            <w:tcW w:w="2098" w:type="dxa"/>
+            <w:tcBorders>
+              <w:top w:val="single" w:sz="6" w:space="0" w:color="000000"/>
+              <w:left w:val="single" w:sz="6" w:space="0" w:color="000000"/>
+              <w:bottom w:val="single" w:sz="6" w:space="0" w:color="000000"/>
+              <w:right w:val="single" w:sz="6" w:space="0" w:color="000000"/>
+            </w:tcBorders>
+            <w:vAlign w:val="center"/>
+          </w:tcPr>
+          <w:p>
+            <w:pPr>
+              <w:spacing w:after="0" w:line="240" w:lineRule="auto"/>
+              <w:ind w:firstLine="0"/>
+              <w:jc w:val="center"/>
+            </w:pPr>
+            <w:r>
+              <w:rPr>
+                <w:sz w:val="20"/>
+              </w:rPr>
+              <w:t>1,713</w:t>
+            </w:r>
+          </w:p>
+        </w:tc>
+      </w:tr>
+    </w:tbl>
+    <w:p>
+      <w:pPr>
+        <w:spacing w:before="20" w:after="20" w:line="240" w:lineRule="auto"/>
+        <w:ind w:firstLine="0"/>
+      </w:pPr>
     </w:p>
     <w:p>
       <w:pPr>
@@ -1865,18 +3745,22 @@
         <w:jc w:val="center"/>
       </w:pPr>
       <w:r>
+        <w:rPr>
+          <w:noProof/>
+        </w:rPr>
         <w:drawing>
-          <wp:inline xmlns:a="http://schemas.openxmlformats.org/drawingml/2006/main" xmlns:pic="http://schemas.openxmlformats.org/drawingml/2006/picture">
-            <wp:extent cx="5486400" cy="2926080"/>
-            <wp:docPr id="3" name="Picture 3"/>
+          <wp:inline distT="0" distB="0" distL="0" distR="0" wp14:anchorId="7F682A76" wp14:editId="5A31E2AF">
+            <wp:extent cx="5486400" cy="3261360"/>
+            <wp:effectExtent l="0" t="0" r="0" b="0"/>
+            <wp:docPr id="5" name="Picture 5"/>
             <wp:cNvGraphicFramePr>
-              <a:graphicFrameLocks noChangeAspect="1"/>
+              <a:graphicFrameLocks xmlns:a="http://schemas.openxmlformats.org/drawingml/2006/main" noChangeAspect="1"/>
             </wp:cNvGraphicFramePr>
-            <a:graphic>
+            <a:graphic xmlns:a="http://schemas.openxmlformats.org/drawingml/2006/main">
               <a:graphicData uri="http://schemas.openxmlformats.org/drawingml/2006/picture">
-                <pic:pic>
+                <pic:pic xmlns:pic="http://schemas.openxmlformats.org/drawingml/2006/picture">
                   <pic:nvPicPr>
-                    <pic:cNvPr id="0" name="errors_bw.png"/>
+                    <pic:cNvPr id="0" name="stability_bw.png"/>
                     <pic:cNvPicPr/>
                   </pic:nvPicPr>
                   <pic:blipFill>
@@ -1888,9 +3772,11 @@
                   <pic:spPr>
                     <a:xfrm>
                       <a:off x="0" y="0"/>
-                      <a:ext cx="5486400" cy="2926080"/>
+                      <a:ext cx="5486400" cy="3261360"/>
                     </a:xfrm>
-                    <a:prstGeom prst="rect"/>
+                    <a:prstGeom prst="rect">
+                      <a:avLst/>
+                    </a:prstGeom>
                   </pic:spPr>
                 </pic:pic>
               </a:graphicData>
@@ -1902,349 +3788,47 @@
     <w:p>
       <w:pPr>
         <w:keepLines/>
-        <w:spacing w:before="20" w:after="80"/>
+        <w:spacing w:before="20"/>
         <w:ind w:firstLine="0"/>
         <w:jc w:val="center"/>
+        <w:rPr>
+          <w:lang w:val="ru-RU"/>
+        </w:rPr>
       </w:pPr>
       <w:r>
         <w:rPr>
-          <w:rFonts w:ascii="Times New Roman" w:hAnsi="Times New Roman" w:eastAsia="Times New Roman"/>
+          <w:rFonts w:ascii="Times New Roman" w:hAnsi="Times New Roman"/>
           <w:color w:val="000000"/>
-          <w:sz w:val="22"/>
         </w:rPr>
-        <w:t>Рисунок 3 — Установление ошибок при скачке и линейном входе</w:t>
+        <w:t>Рисунок 5 — Зависимость предельного коэффициента усиления от постоянной времени при разных периодах квантования</w:t>
       </w:r>
     </w:p>
     <w:p>
       <w:pPr>
-        <w:keepNext/>
-        <w:spacing w:before="100" w:after="60"/>
         <w:ind w:firstLine="0"/>
-        <w:jc w:val="left"/>
+        <w:jc w:val="both"/>
+        <w:rPr>
+          <w:lang w:val="ru-RU"/>
+        </w:rPr>
       </w:pPr>
       <w:r>
         <w:rPr>
-          <w:rFonts w:ascii="Times New Roman" w:hAnsi="Times New Roman" w:eastAsia="Times New Roman"/>
-          <w:b/>
+          <w:rFonts w:ascii="Times New Roman" w:hAnsi="Times New Roman"/>
           <w:color w:val="000000"/>
-          <w:sz w:val="22"/>
         </w:rPr>
-        <w:t>Таблица 3 — Значения ошибок к 100-му отсчёту</w:t>
+        <w:t>Предельный коэффициент усиления уменьшается при увеличении постоянной времени в числителе и периода квантования.</w:t>
       </w:r>
-    </w:p>
-    <w:tbl>
-      <w:tblPr>
-        <w:tblW w:type="auto" w:w="0"/>
-        <w:jc w:val="center"/>
-        <w:tblLayout w:type="fixed"/>
-        <w:tblLook w:firstColumn="1" w:firstRow="1" w:lastColumn="0" w:lastRow="0" w:noHBand="0" w:noVBand="1" w:val="04A0"/>
-      </w:tblPr>
-      <w:tblGrid>
-        <w:gridCol w:w="3118"/>
-        <w:gridCol w:w="3118"/>
-        <w:gridCol w:w="3118"/>
-      </w:tblGrid>
-      <w:tr>
-        <w:trPr>
-          <w:tblHeader w:val="true"/>
-          <w:cantSplit/>
-        </w:trPr>
-        <w:tc>
-          <w:tcPr>
-            <w:tcW w:type="dxa" w:w="2381"/>
-            <w:vAlign w:val="center"/>
-            <w:tcBorders>
-              <w:top w:val="single" w:sz="6" w:color="000000"/>
-              <w:left w:val="single" w:sz="6" w:color="000000"/>
-              <w:bottom w:val="single" w:sz="6" w:color="000000"/>
-              <w:right w:val="single" w:sz="6" w:color="000000"/>
-            </w:tcBorders>
-          </w:tcPr>
-          <w:p>
-            <w:pPr>
-              <w:spacing w:after="0" w:before="0" w:line="240" w:lineRule="auto"/>
-              <w:ind w:firstLine="0"/>
-              <w:jc w:val="center"/>
-            </w:pPr>
-            <w:r/>
-            <w:r>
-              <w:rPr>
-                <w:rFonts w:ascii="Times New Roman" w:hAnsi="Times New Roman" w:eastAsia="Times New Roman"/>
-                <w:b/>
-                <w:color w:val="000000"/>
-                <w:sz w:val="21"/>
-              </w:rPr>
-              <w:t>Система</w:t>
-            </w:r>
-          </w:p>
-        </w:tc>
-        <w:tc>
-          <w:tcPr>
-            <w:tcW w:type="dxa" w:w="3231"/>
-            <w:vAlign w:val="center"/>
-            <w:tcBorders>
-              <w:top w:val="single" w:sz="6" w:color="000000"/>
-              <w:left w:val="single" w:sz="6" w:color="000000"/>
-              <w:bottom w:val="single" w:sz="6" w:color="000000"/>
-              <w:right w:val="single" w:sz="6" w:color="000000"/>
-            </w:tcBorders>
-          </w:tcPr>
-          <w:p>
-            <w:pPr>
-              <w:spacing w:after="0" w:before="0" w:line="240" w:lineRule="auto"/>
-              <w:ind w:firstLine="0"/>
-              <w:jc w:val="center"/>
-            </w:pPr>
-            <w:r/>
-            <w:r>
-              <w:rPr>
-                <w:rFonts w:ascii="Times New Roman" w:hAnsi="Times New Roman" w:eastAsia="Times New Roman"/>
-                <w:b/>
-                <w:color w:val="000000"/>
-                <w:sz w:val="21"/>
-              </w:rPr>
-              <w:t>eст при скачке</w:t>
-            </w:r>
-          </w:p>
-        </w:tc>
-        <w:tc>
-          <w:tcPr>
-            <w:tcW w:type="dxa" w:w="3175"/>
-            <w:vAlign w:val="center"/>
-            <w:tcBorders>
-              <w:top w:val="single" w:sz="6" w:color="000000"/>
-              <w:left w:val="single" w:sz="6" w:color="000000"/>
-              <w:bottom w:val="single" w:sz="6" w:color="000000"/>
-              <w:right w:val="single" w:sz="6" w:color="000000"/>
-            </w:tcBorders>
-          </w:tcPr>
-          <w:p>
-            <w:pPr>
-              <w:spacing w:after="0" w:before="0" w:line="240" w:lineRule="auto"/>
-              <w:ind w:firstLine="0"/>
-              <w:jc w:val="center"/>
-            </w:pPr>
-            <w:r/>
-            <w:r>
-              <w:rPr>
-                <w:rFonts w:ascii="Times New Roman" w:hAnsi="Times New Roman" w:eastAsia="Times New Roman"/>
-                <w:b/>
-                <w:color w:val="000000"/>
-                <w:sz w:val="21"/>
-              </w:rPr>
-              <w:t>eкин при линейном входе</w:t>
-            </w:r>
-          </w:p>
-        </w:tc>
-      </w:tr>
-      <w:tr>
-        <w:trPr>
-          <w:cantSplit/>
-        </w:trPr>
-        <w:tc>
-          <w:tcPr>
-            <w:tcW w:type="dxa" w:w="2381"/>
-            <w:vAlign w:val="center"/>
-            <w:tcBorders>
-              <w:top w:val="single" w:sz="6" w:color="000000"/>
-              <w:left w:val="single" w:sz="6" w:color="000000"/>
-              <w:bottom w:val="single" w:sz="6" w:color="000000"/>
-              <w:right w:val="single" w:sz="6" w:color="000000"/>
-            </w:tcBorders>
-          </w:tcPr>
-          <w:p>
-            <w:pPr>
-              <w:spacing w:after="0" w:before="0" w:line="240" w:lineRule="auto"/>
-              <w:ind w:firstLine="0"/>
-              <w:jc w:val="left"/>
-            </w:pPr>
-            <w:r/>
-            <w:r>
-              <w:rPr>
-                <w:rFonts w:ascii="Times New Roman" w:hAnsi="Times New Roman" w:eastAsia="Times New Roman"/>
-                <w:b w:val="0"/>
-                <w:color w:val="000000"/>
-                <w:sz w:val="21"/>
-              </w:rPr>
-              <w:t>ИСАУ</w:t>
-            </w:r>
-          </w:p>
-        </w:tc>
-        <w:tc>
-          <w:tcPr>
-            <w:tcW w:type="dxa" w:w="3231"/>
-            <w:vAlign w:val="center"/>
-            <w:tcBorders>
-              <w:top w:val="single" w:sz="6" w:color="000000"/>
-              <w:left w:val="single" w:sz="6" w:color="000000"/>
-              <w:bottom w:val="single" w:sz="6" w:color="000000"/>
-              <w:right w:val="single" w:sz="6" w:color="000000"/>
-            </w:tcBorders>
-          </w:tcPr>
-          <w:p>
-            <w:pPr>
-              <w:spacing w:after="0" w:before="0" w:line="240" w:lineRule="auto"/>
-              <w:ind w:firstLine="0"/>
-              <w:jc w:val="center"/>
-            </w:pPr>
-            <w:r/>
-            <w:r>
-              <w:rPr>
-                <w:rFonts w:ascii="Times New Roman" w:hAnsi="Times New Roman" w:eastAsia="Times New Roman"/>
-                <w:b w:val="0"/>
-                <w:color w:val="000000"/>
-                <w:sz w:val="21"/>
-              </w:rPr>
-              <w:t>7,129·10⁻⁸ (≈ 0)</w:t>
-            </w:r>
-          </w:p>
-        </w:tc>
-        <w:tc>
-          <w:tcPr>
-            <w:tcW w:type="dxa" w:w="3175"/>
-            <w:vAlign w:val="center"/>
-            <w:tcBorders>
-              <w:top w:val="single" w:sz="6" w:color="000000"/>
-              <w:left w:val="single" w:sz="6" w:color="000000"/>
-              <w:bottom w:val="single" w:sz="6" w:color="000000"/>
-              <w:right w:val="single" w:sz="6" w:color="000000"/>
-            </w:tcBorders>
-          </w:tcPr>
-          <w:p>
-            <w:pPr>
-              <w:spacing w:after="0" w:before="0" w:line="240" w:lineRule="auto"/>
-              <w:ind w:firstLine="0"/>
-              <w:jc w:val="center"/>
-            </w:pPr>
-            <w:r/>
-            <w:r>
-              <w:rPr>
-                <w:rFonts w:ascii="Times New Roman" w:hAnsi="Times New Roman" w:eastAsia="Times New Roman"/>
-                <w:b w:val="0"/>
-                <w:color w:val="000000"/>
-                <w:sz w:val="21"/>
-              </w:rPr>
-              <w:t>2,500223 (≈ 2,5)</w:t>
-            </w:r>
-          </w:p>
-        </w:tc>
-      </w:tr>
-      <w:tr>
-        <w:trPr>
-          <w:cantSplit/>
-        </w:trPr>
-        <w:tc>
-          <w:tcPr>
-            <w:tcW w:type="dxa" w:w="2381"/>
-            <w:vAlign w:val="center"/>
-            <w:tcBorders>
-              <w:top w:val="single" w:sz="6" w:color="000000"/>
-              <w:left w:val="single" w:sz="6" w:color="000000"/>
-              <w:bottom w:val="single" w:sz="6" w:color="000000"/>
-              <w:right w:val="single" w:sz="6" w:color="000000"/>
-            </w:tcBorders>
-          </w:tcPr>
-          <w:p>
-            <w:pPr>
-              <w:spacing w:after="0" w:before="0" w:line="240" w:lineRule="auto"/>
-              <w:ind w:firstLine="0"/>
-              <w:jc w:val="left"/>
-            </w:pPr>
-            <w:r/>
-            <w:r>
-              <w:rPr>
-                <w:rFonts w:ascii="Times New Roman" w:hAnsi="Times New Roman" w:eastAsia="Times New Roman"/>
-                <w:b w:val="0"/>
-                <w:color w:val="000000"/>
-                <w:sz w:val="21"/>
-              </w:rPr>
-              <w:t>НСАУ</w:t>
-            </w:r>
-          </w:p>
-        </w:tc>
-        <w:tc>
-          <w:tcPr>
-            <w:tcW w:type="dxa" w:w="3231"/>
-            <w:vAlign w:val="center"/>
-            <w:tcBorders>
-              <w:top w:val="single" w:sz="6" w:color="000000"/>
-              <w:left w:val="single" w:sz="6" w:color="000000"/>
-              <w:bottom w:val="single" w:sz="6" w:color="000000"/>
-              <w:right w:val="single" w:sz="6" w:color="000000"/>
-            </w:tcBorders>
-          </w:tcPr>
-          <w:p>
-            <w:pPr>
-              <w:spacing w:after="0" w:before="0" w:line="240" w:lineRule="auto"/>
-              <w:ind w:firstLine="0"/>
-              <w:jc w:val="center"/>
-            </w:pPr>
-            <w:r/>
-            <w:r>
-              <w:rPr>
-                <w:rFonts w:ascii="Times New Roman" w:hAnsi="Times New Roman" w:eastAsia="Times New Roman"/>
-                <w:b w:val="0"/>
-                <w:color w:val="000000"/>
-                <w:sz w:val="21"/>
-              </w:rPr>
-              <w:t>7,234·10⁻⁸ (≈ 0)</w:t>
-            </w:r>
-          </w:p>
-        </w:tc>
-        <w:tc>
-          <w:tcPr>
-            <w:tcW w:type="dxa" w:w="3175"/>
-            <w:vAlign w:val="center"/>
-            <w:tcBorders>
-              <w:top w:val="single" w:sz="6" w:color="000000"/>
-              <w:left w:val="single" w:sz="6" w:color="000000"/>
-              <w:bottom w:val="single" w:sz="6" w:color="000000"/>
-              <w:right w:val="single" w:sz="6" w:color="000000"/>
-            </w:tcBorders>
-          </w:tcPr>
-          <w:p>
-            <w:pPr>
-              <w:spacing w:after="0" w:before="0" w:line="240" w:lineRule="auto"/>
-              <w:ind w:firstLine="0"/>
-              <w:jc w:val="center"/>
-            </w:pPr>
-            <w:r/>
-            <w:r>
-              <w:rPr>
-                <w:rFonts w:ascii="Times New Roman" w:hAnsi="Times New Roman" w:eastAsia="Times New Roman"/>
-                <w:b w:val="0"/>
-                <w:color w:val="000000"/>
-                <w:sz w:val="21"/>
-              </w:rPr>
-              <w:t>2,499999 (≈ 2,5)</w:t>
-            </w:r>
-          </w:p>
-        </w:tc>
-      </w:tr>
-    </w:tbl>
-    <w:p>
-      <w:pPr>
-        <w:spacing w:after="20" w:before="20" w:line="240" w:lineRule="auto"/>
-        <w:ind w:firstLine="0"/>
-      </w:pPr>
     </w:p>
     <w:p>
       <w:pPr>
-        <w:spacing w:after="80" w:before="0" w:line="360" w:lineRule="auto"/>
-        <w:ind w:firstLine="0"/>
-        <w:jc w:val="both"/>
+        <w:rPr>
+          <w:lang w:val="ru-RU"/>
+        </w:rPr>
       </w:pPr>
       <w:r>
         <w:rPr>
-          <w:rFonts w:ascii="Times New Roman" w:hAnsi="Times New Roman" w:eastAsia="Times New Roman"/>
-          <w:color w:val="000000"/>
-          <w:sz w:val="23"/>
+          <w:lang w:val="ru-RU"/>
         </w:rPr>
-        <w:t>Для обоих вариантов обратной связи статическая ошибка на скачок практически равна нулю. На линейном воздействии остаётся конечная кинетическая ошибка около 2,5. В пределах приведённых результатов влияние T на установившиеся значения мало по сравнению с его влиянием на форму переходного процесса.</w:t>
-      </w:r>
-    </w:p>
-    <w:p>
-      <w:r>
         <w:br w:type="page"/>
       </w:r>
     </w:p>
@@ -2253,2275 +3837,65 @@
         <w:keepNext/>
         <w:spacing w:before="80" w:after="120" w:line="264" w:lineRule="auto"/>
         <w:ind w:firstLine="0"/>
+        <w:rPr>
+          <w:lang w:val="ru-RU"/>
+        </w:rPr>
       </w:pPr>
       <w:r>
         <w:rPr>
-          <w:rFonts w:ascii="Times New Roman" w:hAnsi="Times New Roman" w:eastAsia="Times New Roman"/>
-          <w:b/>
+          <w:rFonts w:ascii="Times New Roman" w:hAnsi="Times New Roman"/>
           <w:color w:val="000000"/>
-          <w:sz w:val="28"/>
         </w:rPr>
-        <w:t>5 Определение границы устойчивости</w:t>
+        <w:t>6 Выводы</w:t>
       </w:r>
     </w:p>
     <w:p>
       <w:pPr>
-        <w:spacing w:after="80" w:before="0" w:line="360" w:lineRule="auto"/>
-        <w:ind w:firstLine="709"/>
         <w:jc w:val="both"/>
+        <w:rPr>
+          <w:lang w:val="ru-RU"/>
+        </w:rPr>
       </w:pPr>
       <w:r>
         <w:rPr>
-          <w:rFonts w:ascii="Times New Roman" w:hAnsi="Times New Roman" w:eastAsia="Times New Roman"/>
+          <w:rFonts w:ascii="Times New Roman" w:hAnsi="Times New Roman"/>
           <w:color w:val="000000"/>
-          <w:sz w:val="24"/>
         </w:rPr>
-        <w:t>Во втором пункте коэффициент усиления K изменялся до появления незатухающих колебаний. Для каждого T и T₁ записывалось предельное значение Kпред. В проверочном прогоне при T₁ = 7,5 с получены Kпред ≈ 1,71 для непрерывной системы и Kпред = 1,685 для ИСАУ при T = 0,015 с.</w:t>
+        <w:t>Исследованы переходные процессы, установившаяся точность и устойчивость импульсной системы варианта 2. С увеличением периода квантования время регулирования и перерегулирование возрастают.</w:t>
       </w:r>
     </w:p>
     <w:p>
       <w:pPr>
-        <w:keepNext/>
-        <w:spacing w:before="40" w:after="40"/>
-        <w:ind w:firstLine="0"/>
-        <w:jc w:val="center"/>
+        <w:jc w:val="both"/>
+        <w:rPr>
+          <w:lang w:val="ru-RU"/>
+        </w:rPr>
       </w:pPr>
       <w:r>
-        <w:drawing>
-          <wp:inline xmlns:a="http://schemas.openxmlformats.org/drawingml/2006/main" xmlns:pic="http://schemas.openxmlformats.org/drawingml/2006/picture">
-            <wp:extent cx="5486400" cy="2057798"/>
-            <wp:docPr id="4" name="Picture 4"/>
-            <wp:cNvGraphicFramePr>
-              <a:graphicFrameLocks noChangeAspect="1"/>
-            </wp:cNvGraphicFramePr>
-            <a:graphic>
-              <a:graphicData uri="http://schemas.openxmlformats.org/drawingml/2006/picture">
-                <pic:pic>
-                  <pic:nvPicPr>
-                    <pic:cNvPr id="0" name="model_stability_bw.png"/>
-                    <pic:cNvPicPr/>
-                  </pic:nvPicPr>
-                  <pic:blipFill>
-                    <a:blip r:embed="rId16"/>
-                    <a:stretch>
-                      <a:fillRect/>
-                    </a:stretch>
-                  </pic:blipFill>
-                  <pic:spPr>
-                    <a:xfrm>
-                      <a:off x="0" y="0"/>
-                      <a:ext cx="5486400" cy="2057798"/>
-                    </a:xfrm>
-                    <a:prstGeom prst="rect"/>
-                  </pic:spPr>
-                </pic:pic>
-              </a:graphicData>
-            </a:graphic>
-          </wp:inline>
-        </w:drawing>
+        <w:rPr>
+          <w:rFonts w:ascii="Times New Roman" w:hAnsi="Times New Roman"/>
+          <w:color w:val="000000"/>
+        </w:rPr>
+        <w:t>При единичном скачке статическая ошибка ИСАУ и НСАУ практически равна нулю. При линейном входном воздействии кинетическая ошибка составляет около 2,5.</w:t>
       </w:r>
     </w:p>
     <w:p>
       <w:pPr>
-        <w:keepLines/>
-        <w:spacing w:before="20" w:after="80"/>
-        <w:ind w:firstLine="0"/>
-        <w:jc w:val="center"/>
+        <w:jc w:val="both"/>
+        <w:rPr>
+          <w:lang w:val="ru-RU"/>
+        </w:rPr>
       </w:pPr>
       <w:r>
         <w:rPr>
-          <w:rFonts w:ascii="Times New Roman" w:hAnsi="Times New Roman" w:eastAsia="Times New Roman"/>
+          <w:rFonts w:ascii="Times New Roman" w:hAnsi="Times New Roman"/>
           <w:color w:val="000000"/>
-          <w:sz w:val="22"/>
         </w:rPr>
-        <w:t>Рисунок 4 — Модель поиска Kпред при T₁ = 7,5 с; в блоках указаны полные передаточные функции</w:t>
-      </w:r>
-    </w:p>
-    <w:p>
-      <w:pPr>
-        <w:spacing w:after="80" w:before="0" w:line="360" w:lineRule="auto"/>
-        <w:ind w:firstLine="0"/>
-        <w:jc w:val="both"/>
-      </w:pPr>
-      <w:r>
-        <w:rPr>
-          <w:rFonts w:ascii="Times New Roman" w:hAnsi="Times New Roman" w:eastAsia="Times New Roman"/>
-          <w:color w:val="000000"/>
-          <w:sz w:val="24"/>
-        </w:rPr>
-        <w:t>Для непрерывной системы можно получить контрольное значение аналитически. При единичной отрицательной обратной связи характеристическое уравнение имеет вид:</w:t>
-      </w:r>
-    </w:p>
-    <w:p>
-      <w:pPr>
-        <w:keepLines/>
-        <w:spacing w:before="40" w:after="80" w:line="264" w:lineRule="auto"/>
-        <w:ind w:firstLine="0"/>
-        <w:jc w:val="center"/>
-      </w:pPr>
-      <w:r>
-        <w:rPr>
-          <w:rFonts w:ascii="Cambria Math" w:hAnsi="Cambria Math" w:eastAsia="Cambria Math"/>
-          <w:color w:val="000000"/>
-          <w:sz w:val="24"/>
-        </w:rPr>
-        <w:t>6p⁴ + 13p³ + 8p² + (1 + KT₁)p + K = 0.</w:t>
-      </w:r>
-    </w:p>
-    <w:p>
-      <w:pPr>
-        <w:spacing w:after="80" w:before="0" w:line="360" w:lineRule="auto"/>
-        <w:ind w:firstLine="0"/>
-        <w:jc w:val="both"/>
-      </w:pPr>
-      <w:r>
-        <w:rPr>
-          <w:rFonts w:ascii="Times New Roman" w:hAnsi="Times New Roman" w:eastAsia="Times New Roman"/>
-          <w:color w:val="000000"/>
-          <w:sz w:val="23"/>
-        </w:rPr>
-        <w:t>Для полинома четвёртой степени определитель Гурвица третьего порядка равен Δ₃ = (1 + KT₁)[98 − 6KT₁] − 169K. Граница устойчивости определяется равенством Δ₃ = 0 при положительных коэффициентах и Δ₂ = 98 − 6KT₁ &gt; 0. Эту формулу применяли только к непрерывной системе; предельные коэффициенты ИСАУ взяты из моделирования.</w:t>
-      </w:r>
-    </w:p>
-    <w:p>
-      <w:pPr>
-        <w:keepLines/>
-        <w:spacing w:before="40" w:after="80" w:line="264" w:lineRule="auto"/>
-        <w:ind w:firstLine="0"/>
-        <w:jc w:val="center"/>
-      </w:pPr>
-      <w:r>
-        <w:rPr>
-          <w:rFonts w:ascii="Cambria Math" w:hAnsi="Cambria Math" w:eastAsia="Cambria Math"/>
-          <w:color w:val="000000"/>
-          <w:sz w:val="23"/>
-        </w:rPr>
-        <w:t>Kпред = [(92T₁ − 169) + √((92T₁ − 169)² + 2352T₁²)] / (12T₁²).</w:t>
-      </w:r>
-    </w:p>
-    <w:p>
-      <w:r>
-        <w:br w:type="page"/>
-      </w:r>
-    </w:p>
-    <w:p>
-      <w:pPr>
-        <w:keepNext/>
-        <w:spacing w:before="80" w:after="120" w:line="264" w:lineRule="auto"/>
-        <w:ind w:firstLine="0"/>
-      </w:pPr>
-      <w:r>
-        <w:rPr>
-          <w:rFonts w:ascii="Times New Roman" w:hAnsi="Times New Roman" w:eastAsia="Times New Roman"/>
-          <w:b/>
-          <w:color w:val="000000"/>
-          <w:sz w:val="28"/>
-        </w:rPr>
-        <w:t>6 Результаты поиска Kпред</w:t>
-      </w:r>
-    </w:p>
-    <w:p>
-      <w:pPr>
-        <w:spacing w:after="80" w:before="0" w:line="360" w:lineRule="auto"/>
-        <w:ind w:firstLine="709"/>
-        <w:jc w:val="both"/>
-      </w:pPr>
-      <w:r>
-        <w:rPr>
-          <w:rFonts w:ascii="Times New Roman" w:hAnsi="Times New Roman" w:eastAsia="Times New Roman"/>
-          <w:color w:val="000000"/>
-          <w:sz w:val="24"/>
-        </w:rPr>
-        <w:t>В таблице приведены предельные коэффициенты из заполненной таблицы по ИСАУ. Строка НСАУ рассчитана по условию Δ₃ = 0 и не зависит от периода квантования. Значения согласуются с контрольной точкой схемы на рисунке 4.</w:t>
-      </w:r>
-    </w:p>
-    <w:p>
-      <w:pPr>
-        <w:keepNext/>
-        <w:spacing w:before="100" w:after="60"/>
-        <w:ind w:firstLine="0"/>
-        <w:jc w:val="left"/>
-      </w:pPr>
-      <w:r>
-        <w:rPr>
-          <w:rFonts w:ascii="Times New Roman" w:hAnsi="Times New Roman" w:eastAsia="Times New Roman"/>
-          <w:b/>
-          <w:color w:val="000000"/>
-          <w:sz w:val="22"/>
-        </w:rPr>
-        <w:t>Таблица 4 — Предельный коэффициент усиления Kпред</w:t>
-      </w:r>
-    </w:p>
-    <w:tbl>
-      <w:tblPr>
-        <w:tblW w:type="auto" w:w="0"/>
-        <w:jc w:val="center"/>
-        <w:tblLayout w:type="fixed"/>
-        <w:tblLook w:firstColumn="1" w:firstRow="1" w:lastColumn="0" w:lastRow="0" w:noHBand="0" w:noVBand="1" w:val="04A0"/>
-      </w:tblPr>
-      <w:tblGrid>
-        <w:gridCol w:w="2339"/>
-        <w:gridCol w:w="2339"/>
-        <w:gridCol w:w="2339"/>
-        <w:gridCol w:w="2339"/>
-      </w:tblGrid>
-      <w:tr>
-        <w:trPr>
-          <w:tblHeader w:val="true"/>
-          <w:cantSplit/>
-        </w:trPr>
-        <w:tc>
-          <w:tcPr>
-            <w:tcW w:type="dxa" w:w="2494"/>
-            <w:vAlign w:val="center"/>
-            <w:tcBorders>
-              <w:top w:val="single" w:sz="6" w:color="000000"/>
-              <w:left w:val="single" w:sz="6" w:color="000000"/>
-              <w:bottom w:val="single" w:sz="6" w:color="000000"/>
-              <w:right w:val="single" w:sz="6" w:color="000000"/>
-            </w:tcBorders>
-          </w:tcPr>
-          <w:p>
-            <w:pPr>
-              <w:spacing w:after="0" w:before="0" w:line="240" w:lineRule="auto"/>
-              <w:ind w:firstLine="0"/>
-              <w:jc w:val="center"/>
-            </w:pPr>
-            <w:r/>
-            <w:r>
-              <w:rPr>
-                <w:rFonts w:ascii="Times New Roman" w:hAnsi="Times New Roman" w:eastAsia="Times New Roman"/>
-                <w:b/>
-                <w:color w:val="000000"/>
-                <w:sz w:val="20"/>
-              </w:rPr>
-              <w:t>T, с</w:t>
-            </w:r>
-          </w:p>
-        </w:tc>
-        <w:tc>
-          <w:tcPr>
-            <w:tcW w:type="dxa" w:w="2098"/>
-            <w:vAlign w:val="center"/>
-            <w:tcBorders>
-              <w:top w:val="single" w:sz="6" w:color="000000"/>
-              <w:left w:val="single" w:sz="6" w:color="000000"/>
-              <w:bottom w:val="single" w:sz="6" w:color="000000"/>
-              <w:right w:val="single" w:sz="6" w:color="000000"/>
-            </w:tcBorders>
-          </w:tcPr>
-          <w:p>
-            <w:pPr>
-              <w:spacing w:after="0" w:before="0" w:line="240" w:lineRule="auto"/>
-              <w:ind w:firstLine="0"/>
-              <w:jc w:val="center"/>
-            </w:pPr>
-            <w:r/>
-            <w:r>
-              <w:rPr>
-                <w:rFonts w:ascii="Times New Roman" w:hAnsi="Times New Roman" w:eastAsia="Times New Roman"/>
-                <w:b/>
-                <w:color w:val="000000"/>
-                <w:sz w:val="20"/>
-              </w:rPr>
-              <w:t>T₁ = 6,5 с</w:t>
-            </w:r>
-          </w:p>
-        </w:tc>
-        <w:tc>
-          <w:tcPr>
-            <w:tcW w:type="dxa" w:w="2098"/>
-            <w:vAlign w:val="center"/>
-            <w:tcBorders>
-              <w:top w:val="single" w:sz="6" w:color="000000"/>
-              <w:left w:val="single" w:sz="6" w:color="000000"/>
-              <w:bottom w:val="single" w:sz="6" w:color="000000"/>
-              <w:right w:val="single" w:sz="6" w:color="000000"/>
-            </w:tcBorders>
-          </w:tcPr>
-          <w:p>
-            <w:pPr>
-              <w:spacing w:after="0" w:before="0" w:line="240" w:lineRule="auto"/>
-              <w:ind w:firstLine="0"/>
-              <w:jc w:val="center"/>
-            </w:pPr>
-            <w:r/>
-            <w:r>
-              <w:rPr>
-                <w:rFonts w:ascii="Times New Roman" w:hAnsi="Times New Roman" w:eastAsia="Times New Roman"/>
-                <w:b/>
-                <w:color w:val="000000"/>
-                <w:sz w:val="20"/>
-              </w:rPr>
-              <w:t>T₁ = 7,0 с</w:t>
-            </w:r>
-          </w:p>
-        </w:tc>
-        <w:tc>
-          <w:tcPr>
-            <w:tcW w:type="dxa" w:w="2098"/>
-            <w:vAlign w:val="center"/>
-            <w:tcBorders>
-              <w:top w:val="single" w:sz="6" w:color="000000"/>
-              <w:left w:val="single" w:sz="6" w:color="000000"/>
-              <w:bottom w:val="single" w:sz="6" w:color="000000"/>
-              <w:right w:val="single" w:sz="6" w:color="000000"/>
-            </w:tcBorders>
-          </w:tcPr>
-          <w:p>
-            <w:pPr>
-              <w:spacing w:after="0" w:before="0" w:line="240" w:lineRule="auto"/>
-              <w:ind w:firstLine="0"/>
-              <w:jc w:val="center"/>
-            </w:pPr>
-            <w:r/>
-            <w:r>
-              <w:rPr>
-                <w:rFonts w:ascii="Times New Roman" w:hAnsi="Times New Roman" w:eastAsia="Times New Roman"/>
-                <w:b/>
-                <w:color w:val="000000"/>
-                <w:sz w:val="20"/>
-              </w:rPr>
-              <w:t>T₁ = 7,5 с</w:t>
-            </w:r>
-          </w:p>
-        </w:tc>
-      </w:tr>
-      <w:tr>
-        <w:trPr>
-          <w:cantSplit/>
-        </w:trPr>
-        <w:tc>
-          <w:tcPr>
-            <w:tcW w:type="dxa" w:w="2494"/>
-            <w:vAlign w:val="center"/>
-            <w:tcBorders>
-              <w:top w:val="single" w:sz="6" w:color="000000"/>
-              <w:left w:val="single" w:sz="6" w:color="000000"/>
-              <w:bottom w:val="single" w:sz="6" w:color="000000"/>
-              <w:right w:val="single" w:sz="6" w:color="000000"/>
-            </w:tcBorders>
-          </w:tcPr>
-          <w:p>
-            <w:pPr>
-              <w:spacing w:after="0" w:before="0" w:line="240" w:lineRule="auto"/>
-              <w:ind w:firstLine="0"/>
-              <w:jc w:val="left"/>
-            </w:pPr>
-            <w:r/>
-            <w:r>
-              <w:rPr>
-                <w:rFonts w:ascii="Times New Roman" w:hAnsi="Times New Roman" w:eastAsia="Times New Roman"/>
-                <w:b w:val="0"/>
-                <w:color w:val="000000"/>
-                <w:sz w:val="20"/>
-              </w:rPr>
-              <w:t>0,015</w:t>
-            </w:r>
-          </w:p>
-        </w:tc>
-        <w:tc>
-          <w:tcPr>
-            <w:tcW w:type="dxa" w:w="2098"/>
-            <w:vAlign w:val="center"/>
-            <w:tcBorders>
-              <w:top w:val="single" w:sz="6" w:color="000000"/>
-              <w:left w:val="single" w:sz="6" w:color="000000"/>
-              <w:bottom w:val="single" w:sz="6" w:color="000000"/>
-              <w:right w:val="single" w:sz="6" w:color="000000"/>
-            </w:tcBorders>
-          </w:tcPr>
-          <w:p>
-            <w:pPr>
-              <w:spacing w:after="0" w:before="0" w:line="240" w:lineRule="auto"/>
-              <w:ind w:firstLine="0"/>
-              <w:jc w:val="center"/>
-            </w:pPr>
-            <w:r/>
-            <w:r>
-              <w:rPr>
-                <w:rFonts w:ascii="Times New Roman" w:hAnsi="Times New Roman" w:eastAsia="Times New Roman"/>
-                <w:b w:val="0"/>
-                <w:color w:val="000000"/>
-                <w:sz w:val="20"/>
-              </w:rPr>
-              <w:t>1,870</w:t>
-            </w:r>
-          </w:p>
-        </w:tc>
-        <w:tc>
-          <w:tcPr>
-            <w:tcW w:type="dxa" w:w="2098"/>
-            <w:vAlign w:val="center"/>
-            <w:tcBorders>
-              <w:top w:val="single" w:sz="6" w:color="000000"/>
-              <w:left w:val="single" w:sz="6" w:color="000000"/>
-              <w:bottom w:val="single" w:sz="6" w:color="000000"/>
-              <w:right w:val="single" w:sz="6" w:color="000000"/>
-            </w:tcBorders>
-          </w:tcPr>
-          <w:p>
-            <w:pPr>
-              <w:spacing w:after="0" w:before="0" w:line="240" w:lineRule="auto"/>
-              <w:ind w:firstLine="0"/>
-              <w:jc w:val="center"/>
-            </w:pPr>
-            <w:r/>
-            <w:r>
-              <w:rPr>
-                <w:rFonts w:ascii="Times New Roman" w:hAnsi="Times New Roman" w:eastAsia="Times New Roman"/>
-                <w:b w:val="0"/>
-                <w:color w:val="000000"/>
-                <w:sz w:val="20"/>
-              </w:rPr>
-              <w:t>1,780</w:t>
-            </w:r>
-          </w:p>
-        </w:tc>
-        <w:tc>
-          <w:tcPr>
-            <w:tcW w:type="dxa" w:w="2098"/>
-            <w:vAlign w:val="center"/>
-            <w:tcBorders>
-              <w:top w:val="single" w:sz="6" w:color="000000"/>
-              <w:left w:val="single" w:sz="6" w:color="000000"/>
-              <w:bottom w:val="single" w:sz="6" w:color="000000"/>
-              <w:right w:val="single" w:sz="6" w:color="000000"/>
-            </w:tcBorders>
-          </w:tcPr>
-          <w:p>
-            <w:pPr>
-              <w:spacing w:after="0" w:before="0" w:line="240" w:lineRule="auto"/>
-              <w:ind w:firstLine="0"/>
-              <w:jc w:val="center"/>
-            </w:pPr>
-            <w:r/>
-            <w:r>
-              <w:rPr>
-                <w:rFonts w:ascii="Times New Roman" w:hAnsi="Times New Roman" w:eastAsia="Times New Roman"/>
-                <w:b w:val="0"/>
-                <w:color w:val="000000"/>
-                <w:sz w:val="20"/>
-              </w:rPr>
-              <w:t>1,685</w:t>
-            </w:r>
-          </w:p>
-        </w:tc>
-      </w:tr>
-      <w:tr>
-        <w:trPr>
-          <w:cantSplit/>
-        </w:trPr>
-        <w:tc>
-          <w:tcPr>
-            <w:tcW w:type="dxa" w:w="2494"/>
-            <w:vAlign w:val="center"/>
-            <w:tcBorders>
-              <w:top w:val="single" w:sz="6" w:color="000000"/>
-              <w:left w:val="single" w:sz="6" w:color="000000"/>
-              <w:bottom w:val="single" w:sz="6" w:color="000000"/>
-              <w:right w:val="single" w:sz="6" w:color="000000"/>
-            </w:tcBorders>
-          </w:tcPr>
-          <w:p>
-            <w:pPr>
-              <w:spacing w:after="0" w:before="0" w:line="240" w:lineRule="auto"/>
-              <w:ind w:firstLine="0"/>
-              <w:jc w:val="left"/>
-            </w:pPr>
-            <w:r/>
-            <w:r>
-              <w:rPr>
-                <w:rFonts w:ascii="Times New Roman" w:hAnsi="Times New Roman" w:eastAsia="Times New Roman"/>
-                <w:b w:val="0"/>
-                <w:color w:val="000000"/>
-                <w:sz w:val="20"/>
-              </w:rPr>
-              <w:t>0,25</w:t>
-            </w:r>
-          </w:p>
-        </w:tc>
-        <w:tc>
-          <w:tcPr>
-            <w:tcW w:type="dxa" w:w="2098"/>
-            <w:vAlign w:val="center"/>
-            <w:tcBorders>
-              <w:top w:val="single" w:sz="6" w:color="000000"/>
-              <w:left w:val="single" w:sz="6" w:color="000000"/>
-              <w:bottom w:val="single" w:sz="6" w:color="000000"/>
-              <w:right w:val="single" w:sz="6" w:color="000000"/>
-            </w:tcBorders>
-          </w:tcPr>
-          <w:p>
-            <w:pPr>
-              <w:spacing w:after="0" w:before="0" w:line="240" w:lineRule="auto"/>
-              <w:ind w:firstLine="0"/>
-              <w:jc w:val="center"/>
-            </w:pPr>
-            <w:r/>
-            <w:r>
-              <w:rPr>
-                <w:rFonts w:ascii="Times New Roman" w:hAnsi="Times New Roman" w:eastAsia="Times New Roman"/>
-                <w:b w:val="0"/>
-                <w:color w:val="000000"/>
-                <w:sz w:val="20"/>
-              </w:rPr>
-              <w:t>1,530</w:t>
-            </w:r>
-          </w:p>
-        </w:tc>
-        <w:tc>
-          <w:tcPr>
-            <w:tcW w:type="dxa" w:w="2098"/>
-            <w:vAlign w:val="center"/>
-            <w:tcBorders>
-              <w:top w:val="single" w:sz="6" w:color="000000"/>
-              <w:left w:val="single" w:sz="6" w:color="000000"/>
-              <w:bottom w:val="single" w:sz="6" w:color="000000"/>
-              <w:right w:val="single" w:sz="6" w:color="000000"/>
-            </w:tcBorders>
-          </w:tcPr>
-          <w:p>
-            <w:pPr>
-              <w:spacing w:after="0" w:before="0" w:line="240" w:lineRule="auto"/>
-              <w:ind w:firstLine="0"/>
-              <w:jc w:val="center"/>
-            </w:pPr>
-            <w:r/>
-            <w:r>
-              <w:rPr>
-                <w:rFonts w:ascii="Times New Roman" w:hAnsi="Times New Roman" w:eastAsia="Times New Roman"/>
-                <w:b w:val="0"/>
-                <w:color w:val="000000"/>
-                <w:sz w:val="20"/>
-              </w:rPr>
-              <w:t>1,450</w:t>
-            </w:r>
-          </w:p>
-        </w:tc>
-        <w:tc>
-          <w:tcPr>
-            <w:tcW w:type="dxa" w:w="2098"/>
-            <w:vAlign w:val="center"/>
-            <w:tcBorders>
-              <w:top w:val="single" w:sz="6" w:color="000000"/>
-              <w:left w:val="single" w:sz="6" w:color="000000"/>
-              <w:bottom w:val="single" w:sz="6" w:color="000000"/>
-              <w:right w:val="single" w:sz="6" w:color="000000"/>
-            </w:tcBorders>
-          </w:tcPr>
-          <w:p>
-            <w:pPr>
-              <w:spacing w:after="0" w:before="0" w:line="240" w:lineRule="auto"/>
-              <w:ind w:firstLine="0"/>
-              <w:jc w:val="center"/>
-            </w:pPr>
-            <w:r/>
-            <w:r>
-              <w:rPr>
-                <w:rFonts w:ascii="Times New Roman" w:hAnsi="Times New Roman" w:eastAsia="Times New Roman"/>
-                <w:b w:val="0"/>
-                <w:color w:val="000000"/>
-                <w:sz w:val="20"/>
-              </w:rPr>
-              <w:t>1,375</w:t>
-            </w:r>
-          </w:p>
-        </w:tc>
-      </w:tr>
-      <w:tr>
-        <w:trPr>
-          <w:cantSplit/>
-        </w:trPr>
-        <w:tc>
-          <w:tcPr>
-            <w:tcW w:type="dxa" w:w="2494"/>
-            <w:vAlign w:val="center"/>
-            <w:tcBorders>
-              <w:top w:val="single" w:sz="6" w:color="000000"/>
-              <w:left w:val="single" w:sz="6" w:color="000000"/>
-              <w:bottom w:val="single" w:sz="6" w:color="000000"/>
-              <w:right w:val="single" w:sz="6" w:color="000000"/>
-            </w:tcBorders>
-          </w:tcPr>
-          <w:p>
-            <w:pPr>
-              <w:spacing w:after="0" w:before="0" w:line="240" w:lineRule="auto"/>
-              <w:ind w:firstLine="0"/>
-              <w:jc w:val="left"/>
-            </w:pPr>
-            <w:r/>
-            <w:r>
-              <w:rPr>
-                <w:rFonts w:ascii="Times New Roman" w:hAnsi="Times New Roman" w:eastAsia="Times New Roman"/>
-                <w:b w:val="0"/>
-                <w:color w:val="000000"/>
-                <w:sz w:val="20"/>
-              </w:rPr>
-              <w:t>0,4</w:t>
-            </w:r>
-          </w:p>
-        </w:tc>
-        <w:tc>
-          <w:tcPr>
-            <w:tcW w:type="dxa" w:w="2098"/>
-            <w:vAlign w:val="center"/>
-            <w:tcBorders>
-              <w:top w:val="single" w:sz="6" w:color="000000"/>
-              <w:left w:val="single" w:sz="6" w:color="000000"/>
-              <w:bottom w:val="single" w:sz="6" w:color="000000"/>
-              <w:right w:val="single" w:sz="6" w:color="000000"/>
-            </w:tcBorders>
-          </w:tcPr>
-          <w:p>
-            <w:pPr>
-              <w:spacing w:after="0" w:before="0" w:line="240" w:lineRule="auto"/>
-              <w:ind w:firstLine="0"/>
-              <w:jc w:val="center"/>
-            </w:pPr>
-            <w:r/>
-            <w:r>
-              <w:rPr>
-                <w:rFonts w:ascii="Times New Roman" w:hAnsi="Times New Roman" w:eastAsia="Times New Roman"/>
-                <w:b w:val="0"/>
-                <w:color w:val="000000"/>
-                <w:sz w:val="20"/>
-              </w:rPr>
-              <w:t>1,375</w:t>
-            </w:r>
-          </w:p>
-        </w:tc>
-        <w:tc>
-          <w:tcPr>
-            <w:tcW w:type="dxa" w:w="2098"/>
-            <w:vAlign w:val="center"/>
-            <w:tcBorders>
-              <w:top w:val="single" w:sz="6" w:color="000000"/>
-              <w:left w:val="single" w:sz="6" w:color="000000"/>
-              <w:bottom w:val="single" w:sz="6" w:color="000000"/>
-              <w:right w:val="single" w:sz="6" w:color="000000"/>
-            </w:tcBorders>
-          </w:tcPr>
-          <w:p>
-            <w:pPr>
-              <w:spacing w:after="0" w:before="0" w:line="240" w:lineRule="auto"/>
-              <w:ind w:firstLine="0"/>
-              <w:jc w:val="center"/>
-            </w:pPr>
-            <w:r/>
-            <w:r>
-              <w:rPr>
-                <w:rFonts w:ascii="Times New Roman" w:hAnsi="Times New Roman" w:eastAsia="Times New Roman"/>
-                <w:b w:val="0"/>
-                <w:color w:val="000000"/>
-                <w:sz w:val="20"/>
-              </w:rPr>
-              <w:t>1,305</w:t>
-            </w:r>
-          </w:p>
-        </w:tc>
-        <w:tc>
-          <w:tcPr>
-            <w:tcW w:type="dxa" w:w="2098"/>
-            <w:vAlign w:val="center"/>
-            <w:tcBorders>
-              <w:top w:val="single" w:sz="6" w:color="000000"/>
-              <w:left w:val="single" w:sz="6" w:color="000000"/>
-              <w:bottom w:val="single" w:sz="6" w:color="000000"/>
-              <w:right w:val="single" w:sz="6" w:color="000000"/>
-            </w:tcBorders>
-          </w:tcPr>
-          <w:p>
-            <w:pPr>
-              <w:spacing w:after="0" w:before="0" w:line="240" w:lineRule="auto"/>
-              <w:ind w:firstLine="0"/>
-              <w:jc w:val="center"/>
-            </w:pPr>
-            <w:r/>
-            <w:r>
-              <w:rPr>
-                <w:rFonts w:ascii="Times New Roman" w:hAnsi="Times New Roman" w:eastAsia="Times New Roman"/>
-                <w:b w:val="0"/>
-                <w:color w:val="000000"/>
-                <w:sz w:val="20"/>
-              </w:rPr>
-              <w:t>1,241</w:t>
-            </w:r>
-          </w:p>
-        </w:tc>
-      </w:tr>
-      <w:tr>
-        <w:trPr>
-          <w:cantSplit/>
-        </w:trPr>
-        <w:tc>
-          <w:tcPr>
-            <w:tcW w:type="dxa" w:w="2494"/>
-            <w:vAlign w:val="center"/>
-            <w:tcBorders>
-              <w:top w:val="single" w:sz="6" w:color="000000"/>
-              <w:left w:val="single" w:sz="6" w:color="000000"/>
-              <w:bottom w:val="single" w:sz="6" w:color="000000"/>
-              <w:right w:val="single" w:sz="6" w:color="000000"/>
-            </w:tcBorders>
-          </w:tcPr>
-          <w:p>
-            <w:pPr>
-              <w:spacing w:after="0" w:before="0" w:line="240" w:lineRule="auto"/>
-              <w:ind w:firstLine="0"/>
-              <w:jc w:val="left"/>
-            </w:pPr>
-            <w:r/>
-            <w:r>
-              <w:rPr>
-                <w:rFonts w:ascii="Times New Roman" w:hAnsi="Times New Roman" w:eastAsia="Times New Roman"/>
-                <w:b w:val="0"/>
-                <w:color w:val="000000"/>
-                <w:sz w:val="20"/>
-              </w:rPr>
-              <w:t>0,6</w:t>
-            </w:r>
-          </w:p>
-        </w:tc>
-        <w:tc>
-          <w:tcPr>
-            <w:tcW w:type="dxa" w:w="2098"/>
-            <w:vAlign w:val="center"/>
-            <w:tcBorders>
-              <w:top w:val="single" w:sz="6" w:color="000000"/>
-              <w:left w:val="single" w:sz="6" w:color="000000"/>
-              <w:bottom w:val="single" w:sz="6" w:color="000000"/>
-              <w:right w:val="single" w:sz="6" w:color="000000"/>
-            </w:tcBorders>
-          </w:tcPr>
-          <w:p>
-            <w:pPr>
-              <w:spacing w:after="0" w:before="0" w:line="240" w:lineRule="auto"/>
-              <w:ind w:firstLine="0"/>
-              <w:jc w:val="center"/>
-            </w:pPr>
-            <w:r/>
-            <w:r>
-              <w:rPr>
-                <w:rFonts w:ascii="Times New Roman" w:hAnsi="Times New Roman" w:eastAsia="Times New Roman"/>
-                <w:b w:val="0"/>
-                <w:color w:val="000000"/>
-                <w:sz w:val="20"/>
-              </w:rPr>
-              <w:t>1,220</w:t>
-            </w:r>
-          </w:p>
-        </w:tc>
-        <w:tc>
-          <w:tcPr>
-            <w:tcW w:type="dxa" w:w="2098"/>
-            <w:vAlign w:val="center"/>
-            <w:tcBorders>
-              <w:top w:val="single" w:sz="6" w:color="000000"/>
-              <w:left w:val="single" w:sz="6" w:color="000000"/>
-              <w:bottom w:val="single" w:sz="6" w:color="000000"/>
-              <w:right w:val="single" w:sz="6" w:color="000000"/>
-            </w:tcBorders>
-          </w:tcPr>
-          <w:p>
-            <w:pPr>
-              <w:spacing w:after="0" w:before="0" w:line="240" w:lineRule="auto"/>
-              <w:ind w:firstLine="0"/>
-              <w:jc w:val="center"/>
-            </w:pPr>
-            <w:r/>
-            <w:r>
-              <w:rPr>
-                <w:rFonts w:ascii="Times New Roman" w:hAnsi="Times New Roman" w:eastAsia="Times New Roman"/>
-                <w:b w:val="0"/>
-                <w:color w:val="000000"/>
-                <w:sz w:val="20"/>
-              </w:rPr>
-              <w:t>1,159</w:t>
-            </w:r>
-          </w:p>
-        </w:tc>
-        <w:tc>
-          <w:tcPr>
-            <w:tcW w:type="dxa" w:w="2098"/>
-            <w:vAlign w:val="center"/>
-            <w:tcBorders>
-              <w:top w:val="single" w:sz="6" w:color="000000"/>
-              <w:left w:val="single" w:sz="6" w:color="000000"/>
-              <w:bottom w:val="single" w:sz="6" w:color="000000"/>
-              <w:right w:val="single" w:sz="6" w:color="000000"/>
-            </w:tcBorders>
-          </w:tcPr>
-          <w:p>
-            <w:pPr>
-              <w:spacing w:after="0" w:before="0" w:line="240" w:lineRule="auto"/>
-              <w:ind w:firstLine="0"/>
-              <w:jc w:val="center"/>
-            </w:pPr>
-            <w:r/>
-            <w:r>
-              <w:rPr>
-                <w:rFonts w:ascii="Times New Roman" w:hAnsi="Times New Roman" w:eastAsia="Times New Roman"/>
-                <w:b w:val="0"/>
-                <w:color w:val="000000"/>
-                <w:sz w:val="20"/>
-              </w:rPr>
-              <w:t>1,100</w:t>
-            </w:r>
-          </w:p>
-        </w:tc>
-      </w:tr>
-      <w:tr>
-        <w:trPr>
-          <w:cantSplit/>
-        </w:trPr>
-        <w:tc>
-          <w:tcPr>
-            <w:tcW w:type="dxa" w:w="2494"/>
-            <w:vAlign w:val="center"/>
-            <w:tcBorders>
-              <w:top w:val="single" w:sz="6" w:color="000000"/>
-              <w:left w:val="single" w:sz="6" w:color="000000"/>
-              <w:bottom w:val="single" w:sz="6" w:color="000000"/>
-              <w:right w:val="single" w:sz="6" w:color="000000"/>
-            </w:tcBorders>
-          </w:tcPr>
-          <w:p>
-            <w:pPr>
-              <w:spacing w:after="0" w:before="0" w:line="240" w:lineRule="auto"/>
-              <w:ind w:firstLine="0"/>
-              <w:jc w:val="left"/>
-            </w:pPr>
-            <w:r/>
-            <w:r>
-              <w:rPr>
-                <w:rFonts w:ascii="Times New Roman" w:hAnsi="Times New Roman" w:eastAsia="Times New Roman"/>
-                <w:b w:val="0"/>
-                <w:color w:val="000000"/>
-                <w:sz w:val="20"/>
-              </w:rPr>
-              <w:t>0,75</w:t>
-            </w:r>
-          </w:p>
-        </w:tc>
-        <w:tc>
-          <w:tcPr>
-            <w:tcW w:type="dxa" w:w="2098"/>
-            <w:vAlign w:val="center"/>
-            <w:tcBorders>
-              <w:top w:val="single" w:sz="6" w:color="000000"/>
-              <w:left w:val="single" w:sz="6" w:color="000000"/>
-              <w:bottom w:val="single" w:sz="6" w:color="000000"/>
-              <w:right w:val="single" w:sz="6" w:color="000000"/>
-            </w:tcBorders>
-          </w:tcPr>
-          <w:p>
-            <w:pPr>
-              <w:spacing w:after="0" w:before="0" w:line="240" w:lineRule="auto"/>
-              <w:ind w:firstLine="0"/>
-              <w:jc w:val="center"/>
-            </w:pPr>
-            <w:r/>
-            <w:r>
-              <w:rPr>
-                <w:rFonts w:ascii="Times New Roman" w:hAnsi="Times New Roman" w:eastAsia="Times New Roman"/>
-                <w:b w:val="0"/>
-                <w:color w:val="000000"/>
-                <w:sz w:val="20"/>
-              </w:rPr>
-              <w:t>1,129</w:t>
-            </w:r>
-          </w:p>
-        </w:tc>
-        <w:tc>
-          <w:tcPr>
-            <w:tcW w:type="dxa" w:w="2098"/>
-            <w:vAlign w:val="center"/>
-            <w:tcBorders>
-              <w:top w:val="single" w:sz="6" w:color="000000"/>
-              <w:left w:val="single" w:sz="6" w:color="000000"/>
-              <w:bottom w:val="single" w:sz="6" w:color="000000"/>
-              <w:right w:val="single" w:sz="6" w:color="000000"/>
-            </w:tcBorders>
-          </w:tcPr>
-          <w:p>
-            <w:pPr>
-              <w:spacing w:after="0" w:before="0" w:line="240" w:lineRule="auto"/>
-              <w:ind w:firstLine="0"/>
-              <w:jc w:val="center"/>
-            </w:pPr>
-            <w:r/>
-            <w:r>
-              <w:rPr>
-                <w:rFonts w:ascii="Times New Roman" w:hAnsi="Times New Roman" w:eastAsia="Times New Roman"/>
-                <w:b w:val="0"/>
-                <w:color w:val="000000"/>
-                <w:sz w:val="20"/>
-              </w:rPr>
-              <w:t>1,070</w:t>
-            </w:r>
-          </w:p>
-        </w:tc>
-        <w:tc>
-          <w:tcPr>
-            <w:tcW w:type="dxa" w:w="2098"/>
-            <w:vAlign w:val="center"/>
-            <w:tcBorders>
-              <w:top w:val="single" w:sz="6" w:color="000000"/>
-              <w:left w:val="single" w:sz="6" w:color="000000"/>
-              <w:bottom w:val="single" w:sz="6" w:color="000000"/>
-              <w:right w:val="single" w:sz="6" w:color="000000"/>
-            </w:tcBorders>
-          </w:tcPr>
-          <w:p>
-            <w:pPr>
-              <w:spacing w:after="0" w:before="0" w:line="240" w:lineRule="auto"/>
-              <w:ind w:firstLine="0"/>
-              <w:jc w:val="center"/>
-            </w:pPr>
-            <w:r/>
-            <w:r>
-              <w:rPr>
-                <w:rFonts w:ascii="Times New Roman" w:hAnsi="Times New Roman" w:eastAsia="Times New Roman"/>
-                <w:b w:val="0"/>
-                <w:color w:val="000000"/>
-                <w:sz w:val="20"/>
-              </w:rPr>
-              <w:t>1,017</w:t>
-            </w:r>
-          </w:p>
-        </w:tc>
-      </w:tr>
-      <w:tr>
-        <w:trPr>
-          <w:cantSplit/>
-        </w:trPr>
-        <w:tc>
-          <w:tcPr>
-            <w:tcW w:type="dxa" w:w="2494"/>
-            <w:vAlign w:val="center"/>
-            <w:tcBorders>
-              <w:top w:val="single" w:sz="6" w:color="000000"/>
-              <w:left w:val="single" w:sz="6" w:color="000000"/>
-              <w:bottom w:val="single" w:sz="6" w:color="000000"/>
-              <w:right w:val="single" w:sz="6" w:color="000000"/>
-            </w:tcBorders>
-          </w:tcPr>
-          <w:p>
-            <w:pPr>
-              <w:spacing w:after="0" w:before="0" w:line="240" w:lineRule="auto"/>
-              <w:ind w:firstLine="0"/>
-              <w:jc w:val="left"/>
-            </w:pPr>
-            <w:r/>
-            <w:r>
-              <w:rPr>
-                <w:rFonts w:ascii="Times New Roman" w:hAnsi="Times New Roman" w:eastAsia="Times New Roman"/>
-                <w:b w:val="0"/>
-                <w:color w:val="000000"/>
-                <w:sz w:val="20"/>
-              </w:rPr>
-              <w:t>НСАУ, расчёт</w:t>
-            </w:r>
-          </w:p>
-        </w:tc>
-        <w:tc>
-          <w:tcPr>
-            <w:tcW w:type="dxa" w:w="2098"/>
-            <w:vAlign w:val="center"/>
-            <w:tcBorders>
-              <w:top w:val="single" w:sz="6" w:color="000000"/>
-              <w:left w:val="single" w:sz="6" w:color="000000"/>
-              <w:bottom w:val="single" w:sz="6" w:color="000000"/>
-              <w:right w:val="single" w:sz="6" w:color="000000"/>
-            </w:tcBorders>
-          </w:tcPr>
-          <w:p>
-            <w:pPr>
-              <w:spacing w:after="0" w:before="0" w:line="240" w:lineRule="auto"/>
-              <w:ind w:firstLine="0"/>
-              <w:jc w:val="center"/>
-            </w:pPr>
-            <w:r/>
-            <w:r>
-              <w:rPr>
-                <w:rFonts w:ascii="Times New Roman" w:hAnsi="Times New Roman" w:eastAsia="Times New Roman"/>
-                <w:b w:val="0"/>
-                <w:color w:val="000000"/>
-                <w:sz w:val="20"/>
-              </w:rPr>
-              <w:t>1,896</w:t>
-            </w:r>
-          </w:p>
-        </w:tc>
-        <w:tc>
-          <w:tcPr>
-            <w:tcW w:type="dxa" w:w="2098"/>
-            <w:vAlign w:val="center"/>
-            <w:tcBorders>
-              <w:top w:val="single" w:sz="6" w:color="000000"/>
-              <w:left w:val="single" w:sz="6" w:color="000000"/>
-              <w:bottom w:val="single" w:sz="6" w:color="000000"/>
-              <w:right w:val="single" w:sz="6" w:color="000000"/>
-            </w:tcBorders>
-          </w:tcPr>
-          <w:p>
-            <w:pPr>
-              <w:spacing w:after="0" w:before="0" w:line="240" w:lineRule="auto"/>
-              <w:ind w:firstLine="0"/>
-              <w:jc w:val="center"/>
-            </w:pPr>
-            <w:r/>
-            <w:r>
-              <w:rPr>
-                <w:rFonts w:ascii="Times New Roman" w:hAnsi="Times New Roman" w:eastAsia="Times New Roman"/>
-                <w:b w:val="0"/>
-                <w:color w:val="000000"/>
-                <w:sz w:val="20"/>
-              </w:rPr>
-              <w:t>1,801</w:t>
-            </w:r>
-          </w:p>
-        </w:tc>
-        <w:tc>
-          <w:tcPr>
-            <w:tcW w:type="dxa" w:w="2098"/>
-            <w:vAlign w:val="center"/>
-            <w:tcBorders>
-              <w:top w:val="single" w:sz="6" w:color="000000"/>
-              <w:left w:val="single" w:sz="6" w:color="000000"/>
-              <w:bottom w:val="single" w:sz="6" w:color="000000"/>
-              <w:right w:val="single" w:sz="6" w:color="000000"/>
-            </w:tcBorders>
-          </w:tcPr>
-          <w:p>
-            <w:pPr>
-              <w:spacing w:after="0" w:before="0" w:line="240" w:lineRule="auto"/>
-              <w:ind w:firstLine="0"/>
-              <w:jc w:val="center"/>
-            </w:pPr>
-            <w:r/>
-            <w:r>
-              <w:rPr>
-                <w:rFonts w:ascii="Times New Roman" w:hAnsi="Times New Roman" w:eastAsia="Times New Roman"/>
-                <w:b w:val="0"/>
-                <w:color w:val="000000"/>
-                <w:sz w:val="20"/>
-              </w:rPr>
-              <w:t>1,713</w:t>
-            </w:r>
-          </w:p>
-        </w:tc>
-      </w:tr>
-    </w:tbl>
-    <w:p>
-      <w:pPr>
-        <w:spacing w:after="20" w:before="20" w:line="240" w:lineRule="auto"/>
-        <w:ind w:firstLine="0"/>
-      </w:pPr>
-    </w:p>
-    <w:p>
-      <w:pPr>
-        <w:keepNext/>
-        <w:spacing w:before="40" w:after="40"/>
-        <w:ind w:firstLine="0"/>
-        <w:jc w:val="center"/>
-      </w:pPr>
-      <w:r>
-        <w:drawing>
-          <wp:inline xmlns:a="http://schemas.openxmlformats.org/drawingml/2006/main" xmlns:pic="http://schemas.openxmlformats.org/drawingml/2006/picture">
-            <wp:extent cx="5486400" cy="3261360"/>
-            <wp:docPr id="5" name="Picture 5"/>
-            <wp:cNvGraphicFramePr>
-              <a:graphicFrameLocks noChangeAspect="1"/>
-            </wp:cNvGraphicFramePr>
-            <a:graphic>
-              <a:graphicData uri="http://schemas.openxmlformats.org/drawingml/2006/picture">
-                <pic:pic>
-                  <pic:nvPicPr>
-                    <pic:cNvPr id="0" name="stability_bw.png"/>
-                    <pic:cNvPicPr/>
-                  </pic:nvPicPr>
-                  <pic:blipFill>
-                    <a:blip r:embed="rId17"/>
-                    <a:stretch>
-                      <a:fillRect/>
-                    </a:stretch>
-                  </pic:blipFill>
-                  <pic:spPr>
-                    <a:xfrm>
-                      <a:off x="0" y="0"/>
-                      <a:ext cx="5486400" cy="3261360"/>
-                    </a:xfrm>
-                    <a:prstGeom prst="rect"/>
-                  </pic:spPr>
-                </pic:pic>
-              </a:graphicData>
-            </a:graphic>
-          </wp:inline>
-        </w:drawing>
-      </w:r>
-    </w:p>
-    <w:p>
-      <w:pPr>
-        <w:keepLines/>
-        <w:spacing w:before="20" w:after="80"/>
-        <w:ind w:firstLine="0"/>
-        <w:jc w:val="center"/>
-      </w:pPr>
-      <w:r>
-        <w:rPr>
-          <w:rFonts w:ascii="Times New Roman" w:hAnsi="Times New Roman" w:eastAsia="Times New Roman"/>
-          <w:color w:val="000000"/>
-          <w:sz w:val="22"/>
-        </w:rPr>
-        <w:t>Рисунок 5 — Зависимость Kпред от T₁ для разных периодов квантования</w:t>
-      </w:r>
-    </w:p>
-    <w:p>
-      <w:pPr>
-        <w:spacing w:after="80" w:before="0" w:line="360" w:lineRule="auto"/>
-        <w:ind w:firstLine="0"/>
-        <w:jc w:val="both"/>
-      </w:pPr>
-      <w:r>
-        <w:rPr>
-          <w:rFonts w:ascii="Times New Roman" w:hAnsi="Times New Roman" w:eastAsia="Times New Roman"/>
-          <w:color w:val="000000"/>
-          <w:sz w:val="22"/>
-        </w:rPr>
-        <w:t>Для каждого зафиксированного T величина Kпред уменьшается при увеличении T₁. При каждом из рассмотренных T₁ она также снижается с ростом периода квантования. Например, при T₁ = 7,5 с измеренное значение меняется от 1,685 при T = 0,015 с до 1,017 при T = 0,75 с. Непрерывная расчётная граница при тех же параметрах равна 1,713.</w:t>
-      </w:r>
-    </w:p>
-    <w:p>
-      <w:r>
-        <w:br w:type="page"/>
-      </w:r>
-    </w:p>
-    <w:p>
-      <w:pPr>
-        <w:keepNext/>
-        <w:spacing w:before="80" w:after="120" w:line="264" w:lineRule="auto"/>
-        <w:ind w:firstLine="0"/>
-      </w:pPr>
-      <w:r>
-        <w:rPr>
-          <w:rFonts w:ascii="Times New Roman" w:hAnsi="Times New Roman" w:eastAsia="Times New Roman"/>
-          <w:b/>
-          <w:color w:val="000000"/>
-          <w:sz w:val="28"/>
-        </w:rPr>
-        <w:t>7 Выводы</w:t>
-      </w:r>
-    </w:p>
-    <w:p>
-      <w:pPr>
-        <w:spacing w:after="80" w:before="0" w:line="360" w:lineRule="auto"/>
-        <w:ind w:firstLine="709"/>
-        <w:jc w:val="both"/>
-      </w:pPr>
-      <w:r>
-        <w:rPr>
-          <w:rFonts w:ascii="Times New Roman" w:hAnsi="Times New Roman" w:eastAsia="Times New Roman"/>
-          <w:color w:val="000000"/>
-          <w:sz w:val="24"/>
-        </w:rPr>
-        <w:t>В работе исследована импульсная система варианта 2 с непрерывной частью Wн(p) = 0,4(1 + 7p)/[p(1 + 6p)(1 + p)²]. По результатам переходных процессов время регулирования ИСАУ увеличивается с ростом T, а перерегулирование возрастает. При T = 0,75 с получены tрег = 15,82 с и σ = 29 %.</w:t>
-      </w:r>
-    </w:p>
-    <w:p>
-      <w:pPr>
-        <w:spacing w:after="80" w:before="0" w:line="360" w:lineRule="auto"/>
-        <w:ind w:firstLine="709"/>
-        <w:jc w:val="both"/>
-      </w:pPr>
-      <w:r>
-        <w:rPr>
-          <w:rFonts w:ascii="Times New Roman" w:hAnsi="Times New Roman" w:eastAsia="Times New Roman"/>
-          <w:color w:val="000000"/>
-          <w:sz w:val="24"/>
-        </w:rPr>
-        <w:t>На единичный скачок установившаяся ошибка обеих систем близка к нулю. При линейном входе ошибка устанавливается около 2,5. По результатам моделирования период квантования заметнее меняет переходный процесс и запас устойчивости, чем установившуюся точность.</w:t>
-      </w:r>
-    </w:p>
-    <w:p>
-      <w:pPr>
-        <w:spacing w:after="80" w:before="0" w:line="360" w:lineRule="auto"/>
-        <w:ind w:firstLine="709"/>
-        <w:jc w:val="both"/>
-      </w:pPr>
-      <w:r>
-        <w:rPr>
-          <w:rFonts w:ascii="Times New Roman" w:hAnsi="Times New Roman" w:eastAsia="Times New Roman"/>
-          <w:color w:val="000000"/>
-          <w:sz w:val="24"/>
-        </w:rPr>
-        <w:t>Граница по усилению снижается при увеличении T и T₁. Для непрерывной системы получены контрольные значения Kпред = 1,896; 1,801; 1,713 при T₁ = 6,5; 7,0; 7,5 с. Они близки к значениям ИСАУ при малом T, что подтверждает модельный результат.</w:t>
-      </w:r>
-    </w:p>
-    <w:p>
-      <w:pPr>
-        <w:keepNext/>
-        <w:spacing w:before="40" w:after="60" w:line="264" w:lineRule="auto"/>
-        <w:ind w:firstLine="0"/>
-      </w:pPr>
-      <w:r>
-        <w:rPr>
-          <w:rFonts w:ascii="Times New Roman" w:hAnsi="Times New Roman" w:eastAsia="Times New Roman"/>
-          <w:b/>
-          <w:color w:val="000000"/>
-          <w:sz w:val="24"/>
-        </w:rPr>
-        <w:t>Дополнение к задаче на защиту: Wф(p) по графику</w:t>
-      </w:r>
-    </w:p>
-    <w:p>
-      <w:pPr>
-        <w:spacing w:after="80" w:before="0" w:line="360" w:lineRule="auto"/>
-        <w:ind w:firstLine="0"/>
-        <w:jc w:val="both"/>
-      </w:pPr>
-      <w:r>
-        <w:rPr>
-          <w:rFonts w:ascii="Times New Roman" w:hAnsi="Times New Roman" w:eastAsia="Times New Roman"/>
-          <w:color w:val="000000"/>
-          <w:sz w:val="23"/>
-        </w:rPr>
-        <w:t>Для кусочно-линейной импульсной характеристики суммируют скачки уровня Δhᵢ и приращения наклона Δmᵢ в каждом узле tᵢ:</w:t>
-      </w:r>
-    </w:p>
-    <w:p>
-      <w:pPr>
-        <w:keepLines/>
-        <w:spacing w:before="40" w:after="80" w:line="264" w:lineRule="auto"/>
-        <w:ind w:firstLine="0"/>
-        <w:jc w:val="center"/>
-      </w:pPr>
-      <w:r>
-        <w:rPr>
-          <w:rFonts w:ascii="Cambria Math" w:hAnsi="Cambria Math" w:eastAsia="Cambria Math"/>
-          <w:color w:val="000000"/>
-          <w:sz w:val="23"/>
-        </w:rPr>
-        <w:t>Wф(p) = Σᵢ Δhᵢe^(−ptᵢ)/p + Σᵢ Δmᵢe^(−ptᵢ)/p².</w:t>
-      </w:r>
-    </w:p>
-    <w:p>
-      <w:pPr>
-        <w:spacing w:after="80" w:before="0" w:line="360" w:lineRule="auto"/>
-        <w:ind w:firstLine="0"/>
-        <w:jc w:val="both"/>
-      </w:pPr>
-      <w:r>
-        <w:rPr>
-          <w:rFonts w:ascii="Times New Roman" w:hAnsi="Times New Roman" w:eastAsia="Times New Roman"/>
-          <w:color w:val="000000"/>
-          <w:sz w:val="22"/>
-        </w:rPr>
-        <w:t>В рассматриваемом графике допуска уровень скачком становится равен 1 при t = 0, затем растёт с наклоном 2 до t = 1, остаётся равным 3 до t = 2 и линейно падает до нуля к t = 3. Эта форма показана на рисунке 6. Приращения наклона в узлах равны +2, −2, −3 и +3. Отсюда:</w:t>
-      </w:r>
-    </w:p>
-    <w:p>
-      <w:pPr>
-        <w:keepLines/>
-        <w:spacing w:before="40" w:after="80" w:line="264" w:lineRule="auto"/>
-        <w:ind w:firstLine="0"/>
-        <w:jc w:val="center"/>
-      </w:pPr>
-      <w:r>
-        <w:rPr>
-          <w:rFonts w:ascii="Cambria Math" w:hAnsi="Cambria Math" w:eastAsia="Cambria Math"/>
-          <w:color w:val="000000"/>
-          <w:sz w:val="23"/>
-        </w:rPr>
-        <w:t>Wф(p) = 1/p + 2/p² − 2e^(−p)/p² − 3e^(−2p)/p² + 3e^(−3p)/p².</w:t>
-      </w:r>
-    </w:p>
-    <w:p>
-      <w:pPr>
-        <w:keepNext/>
-        <w:spacing w:before="40" w:after="40"/>
-        <w:ind w:firstLine="0"/>
-        <w:jc w:val="center"/>
-      </w:pPr>
-      <w:r>
-        <w:drawing>
-          <wp:inline xmlns:a="http://schemas.openxmlformats.org/drawingml/2006/main" xmlns:pic="http://schemas.openxmlformats.org/drawingml/2006/picture">
-            <wp:extent cx="4114800" cy="2233749"/>
-            <wp:docPr id="6" name="Picture 6"/>
-            <wp:cNvGraphicFramePr>
-              <a:graphicFrameLocks noChangeAspect="1"/>
-            </wp:cNvGraphicFramePr>
-            <a:graphic>
-              <a:graphicData uri="http://schemas.openxmlformats.org/drawingml/2006/picture">
-                <pic:pic>
-                  <pic:nvPicPr>
-                    <pic:cNvPr id="0" name="wphi_example_bw.png"/>
-                    <pic:cNvPicPr/>
-                  </pic:nvPicPr>
-                  <pic:blipFill>
-                    <a:blip r:embed="rId18"/>
-                    <a:stretch>
-                      <a:fillRect/>
-                    </a:stretch>
-                  </pic:blipFill>
-                  <pic:spPr>
-                    <a:xfrm>
-                      <a:off x="0" y="0"/>
-                      <a:ext cx="4114800" cy="2233749"/>
-                    </a:xfrm>
-                    <a:prstGeom prst="rect"/>
-                  </pic:spPr>
-                </pic:pic>
-              </a:graphicData>
-            </a:graphic>
-          </wp:inline>
-        </w:drawing>
-      </w:r>
-    </w:p>
-    <w:p>
-      <w:pPr>
-        <w:keepLines/>
-        <w:spacing w:before="20" w:after="80"/>
-        <w:ind w:firstLine="0"/>
-        <w:jc w:val="center"/>
-      </w:pPr>
-      <w:r>
-        <w:rPr>
-          <w:rFonts w:ascii="Times New Roman" w:hAnsi="Times New Roman" w:eastAsia="Times New Roman"/>
-          <w:color w:val="000000"/>
-          <w:sz w:val="22"/>
-        </w:rPr>
-        <w:t>Рисунок 6 — Форма импульса из задачи на допуск</w:t>
-      </w:r>
-    </w:p>
-    <w:p>
-      <w:pPr>
-        <w:spacing w:after="80" w:before="0" w:line="360" w:lineRule="auto"/>
-        <w:ind w:firstLine="0"/>
-        <w:jc w:val="both"/>
-      </w:pPr>
-      <w:r>
-        <w:rPr>
-          <w:rFonts w:ascii="Times New Roman" w:hAnsi="Times New Roman" w:eastAsia="Times New Roman"/>
-          <w:color w:val="000000"/>
-          <w:sz w:val="22"/>
-        </w:rPr>
-        <w:t>Проверка: на участке 2 ≤ t &lt; 3 наклон равен −3, а слагаемое при t = 3 возвращает его к нулю; после t = 3 импульсная характеристика остаётся нулевой.</w:t>
-      </w:r>
-    </w:p>
-    <w:p>
-      <w:r>
-        <w:br w:type="page"/>
-      </w:r>
-    </w:p>
-    <w:p>
-      <w:pPr>
-        <w:keepNext/>
-        <w:spacing w:before="80" w:after="120" w:line="264" w:lineRule="auto"/>
-        <w:ind w:firstLine="0"/>
-      </w:pPr>
-      <w:r>
-        <w:rPr>
-          <w:rFonts w:ascii="Times New Roman" w:hAnsi="Times New Roman" w:eastAsia="Times New Roman"/>
-          <w:b/>
-          <w:color w:val="000000"/>
-          <w:sz w:val="28"/>
-        </w:rPr>
-        <w:t>8 Формулы, пронумерованные в лекциях</w:t>
-      </w:r>
-    </w:p>
-    <w:p>
-      <w:pPr>
-        <w:spacing w:after="80" w:before="0" w:line="360" w:lineRule="auto"/>
-        <w:ind w:firstLine="0"/>
-        <w:jc w:val="both"/>
-      </w:pPr>
-      <w:r>
-        <w:rPr>
-          <w:rFonts w:ascii="Times New Roman" w:hAnsi="Times New Roman" w:eastAsia="Times New Roman"/>
-          <w:color w:val="000000"/>
-          <w:sz w:val="24"/>
-        </w:rPr>
-        <w:t>По списку к защите необходимо знать формулы (1)–(6). Ниже сохранены лекционные обозначения; T — период квантования, ω₀ = 2π/T.</w:t>
-      </w:r>
-    </w:p>
-    <w:p>
-      <w:pPr>
-        <w:spacing w:after="20" w:before="0" w:line="360" w:lineRule="auto"/>
-        <w:ind w:firstLine="0"/>
-        <w:jc w:val="both"/>
-      </w:pPr>
-      <w:r>
-        <w:rPr>
-          <w:rFonts w:ascii="Times New Roman" w:hAnsi="Times New Roman" w:eastAsia="Times New Roman"/>
-          <w:b/>
-          <w:color w:val="000000"/>
-          <w:sz w:val="23"/>
-        </w:rPr>
-        <w:t>(1) Идеальный импульсный элемент</w:t>
-      </w:r>
-      <w:r>
-        <w:rPr>
-          <w:rFonts w:ascii="Times New Roman" w:hAnsi="Times New Roman" w:eastAsia="Times New Roman"/>
-          <w:color w:val="000000"/>
-          <w:sz w:val="23"/>
-        </w:rPr>
-      </w:r>
-    </w:p>
-    <w:p>
-      <w:pPr>
-        <w:keepLines/>
-        <w:spacing w:before="0" w:after="80" w:line="264" w:lineRule="auto"/>
-        <w:ind w:firstLine="0"/>
-        <w:jc w:val="center"/>
-      </w:pPr>
-      <w:r>
-        <w:rPr>
-          <w:rFonts w:ascii="Cambria Math" w:hAnsi="Cambria Math" w:eastAsia="Cambria Math"/>
-          <w:color w:val="000000"/>
-          <w:sz w:val="22"/>
-        </w:rPr>
-        <w:t>x*(t) = x(t)Σₗ₌₀∞δ(t−lT) = Σₗ₌₀∞x[lT]δ(t−lT) = x(t)δT(t).</w:t>
-      </w:r>
-    </w:p>
-    <w:p>
-      <w:pPr>
-        <w:spacing w:after="20" w:before="0" w:line="360" w:lineRule="auto"/>
-        <w:ind w:firstLine="0"/>
-        <w:jc w:val="both"/>
-      </w:pPr>
-      <w:r>
-        <w:rPr>
-          <w:rFonts w:ascii="Times New Roman" w:hAnsi="Times New Roman" w:eastAsia="Times New Roman"/>
-          <w:b/>
-          <w:color w:val="000000"/>
-          <w:sz w:val="23"/>
-        </w:rPr>
-        <w:t>(2) D-преобразование</w:t>
-      </w:r>
-      <w:r>
-        <w:rPr>
-          <w:rFonts w:ascii="Times New Roman" w:hAnsi="Times New Roman" w:eastAsia="Times New Roman"/>
-          <w:color w:val="000000"/>
-          <w:sz w:val="23"/>
-        </w:rPr>
-      </w:r>
-    </w:p>
-    <w:p>
-      <w:pPr>
-        <w:keepLines/>
-        <w:spacing w:before="0" w:after="80" w:line="264" w:lineRule="auto"/>
-        <w:ind w:firstLine="0"/>
-        <w:jc w:val="center"/>
-      </w:pPr>
-      <w:r>
-        <w:rPr>
-          <w:rFonts w:ascii="Cambria Math" w:hAnsi="Cambria Math" w:eastAsia="Cambria Math"/>
-          <w:color w:val="000000"/>
-          <w:sz w:val="22"/>
-        </w:rPr>
-        <w:t>X*(p) = D{x[lT]} = Σₗ₌₀∞x[lT]e^(−plT).</w:t>
-      </w:r>
-    </w:p>
-    <w:p>
-      <w:pPr>
-        <w:spacing w:after="20" w:before="0" w:line="360" w:lineRule="auto"/>
-        <w:ind w:firstLine="0"/>
-        <w:jc w:val="both"/>
-      </w:pPr>
-      <w:r>
-        <w:rPr>
-          <w:rFonts w:ascii="Times New Roman" w:hAnsi="Times New Roman" w:eastAsia="Times New Roman"/>
-          <w:b/>
-          <w:color w:val="000000"/>
-          <w:sz w:val="23"/>
-        </w:rPr>
-        <w:t>(3) Связь по D̄-преобразованию</w:t>
-      </w:r>
-      <w:r>
-        <w:rPr>
-          <w:rFonts w:ascii="Times New Roman" w:hAnsi="Times New Roman" w:eastAsia="Times New Roman"/>
-          <w:color w:val="000000"/>
-          <w:sz w:val="23"/>
-        </w:rPr>
-      </w:r>
-    </w:p>
-    <w:p>
-      <w:pPr>
-        <w:keepLines/>
-        <w:spacing w:before="0" w:after="80" w:line="264" w:lineRule="auto"/>
-        <w:ind w:firstLine="0"/>
-        <w:jc w:val="center"/>
-      </w:pPr>
-      <w:r>
-        <w:rPr>
-          <w:rFonts w:ascii="Cambria Math" w:hAnsi="Cambria Math" w:eastAsia="Cambria Math"/>
-          <w:color w:val="000000"/>
-          <w:sz w:val="22"/>
-        </w:rPr>
-        <w:t>X*(p) = D̄{X(p)} = (ω₀/2π)Σₗ₌₋∞∞X(p−jω₀l).</w:t>
-      </w:r>
-    </w:p>
-    <w:p>
-      <w:pPr>
-        <w:spacing w:after="20" w:before="0" w:line="360" w:lineRule="auto"/>
-        <w:ind w:firstLine="0"/>
-        <w:jc w:val="both"/>
-      </w:pPr>
-      <w:r>
-        <w:rPr>
-          <w:rFonts w:ascii="Times New Roman" w:hAnsi="Times New Roman" w:eastAsia="Times New Roman"/>
-          <w:b/>
-          <w:color w:val="000000"/>
-          <w:sz w:val="23"/>
-        </w:rPr>
-        <w:t>(4) Формула разложения</w:t>
-      </w:r>
-      <w:r>
-        <w:rPr>
-          <w:rFonts w:ascii="Times New Roman" w:hAnsi="Times New Roman" w:eastAsia="Times New Roman"/>
-          <w:color w:val="000000"/>
-          <w:sz w:val="23"/>
-        </w:rPr>
-      </w:r>
-    </w:p>
-    <w:p>
-      <w:pPr>
-        <w:keepLines/>
-        <w:spacing w:before="0" w:after="80" w:line="264" w:lineRule="auto"/>
-        <w:ind w:firstLine="0"/>
-        <w:jc w:val="center"/>
-      </w:pPr>
-      <w:r>
-        <w:rPr>
-          <w:rFonts w:ascii="Cambria Math" w:hAnsi="Cambria Math" w:eastAsia="Cambria Math"/>
-          <w:color w:val="000000"/>
-          <w:sz w:val="22"/>
-        </w:rPr>
-        <w:t>F*(p) = Σᵢ B(pᵢ)/A′(pᵢ) · e^(pT)/[e^(pT)−e^(pᵢT)].</w:t>
-      </w:r>
-    </w:p>
-    <w:p>
-      <w:pPr>
-        <w:spacing w:after="20" w:before="0" w:line="360" w:lineRule="auto"/>
-        <w:ind w:firstLine="0"/>
-        <w:jc w:val="both"/>
-      </w:pPr>
-      <w:r>
-        <w:rPr>
-          <w:rFonts w:ascii="Times New Roman" w:hAnsi="Times New Roman" w:eastAsia="Times New Roman"/>
-          <w:b/>
-          <w:color w:val="000000"/>
-          <w:sz w:val="23"/>
-        </w:rPr>
-        <w:t>(5) Обратное D-преобразование</w:t>
-      </w:r>
-      <w:r>
-        <w:rPr>
-          <w:rFonts w:ascii="Times New Roman" w:hAnsi="Times New Roman" w:eastAsia="Times New Roman"/>
-          <w:color w:val="000000"/>
-          <w:sz w:val="23"/>
-        </w:rPr>
-      </w:r>
-    </w:p>
-    <w:p>
-      <w:pPr>
-        <w:keepLines/>
-        <w:spacing w:before="0" w:after="80" w:line="264" w:lineRule="auto"/>
-        <w:ind w:firstLine="0"/>
-        <w:jc w:val="center"/>
-      </w:pPr>
-      <w:r>
-        <w:rPr>
-          <w:rFonts w:ascii="Cambria Math" w:hAnsi="Cambria Math" w:eastAsia="Cambria Math"/>
-          <w:color w:val="000000"/>
-          <w:sz w:val="22"/>
-        </w:rPr>
-        <w:t>f[lT] = Σᵥ B*(pᵥ)/A*′(pᵥ) · e^(pᵥ(l−1)T).</w:t>
-      </w:r>
-    </w:p>
-    <w:p>
-      <w:pPr>
-        <w:spacing w:after="20" w:before="0" w:line="360" w:lineRule="auto"/>
-        <w:ind w:firstLine="0"/>
-        <w:jc w:val="both"/>
-      </w:pPr>
-      <w:r>
-        <w:rPr>
-          <w:rFonts w:ascii="Times New Roman" w:hAnsi="Times New Roman" w:eastAsia="Times New Roman"/>
-          <w:b/>
-          <w:color w:val="000000"/>
-          <w:sz w:val="23"/>
-        </w:rPr>
-        <w:t>(6) Дискретное преобразование Фурье</w:t>
-      </w:r>
-      <w:r>
-        <w:rPr>
-          <w:rFonts w:ascii="Times New Roman" w:hAnsi="Times New Roman" w:eastAsia="Times New Roman"/>
-          <w:color w:val="000000"/>
-          <w:sz w:val="23"/>
-        </w:rPr>
-      </w:r>
-    </w:p>
-    <w:p>
-      <w:pPr>
-        <w:keepLines/>
-        <w:spacing w:before="0" w:after="80" w:line="264" w:lineRule="auto"/>
-        <w:ind w:firstLine="0"/>
-        <w:jc w:val="center"/>
-      </w:pPr>
-      <w:r>
-        <w:rPr>
-          <w:rFonts w:ascii="Cambria Math" w:hAnsi="Cambria Math" w:eastAsia="Cambria Math"/>
-          <w:color w:val="000000"/>
-          <w:sz w:val="22"/>
-        </w:rPr>
-        <w:t>X*(jω) = (1/T)Σₗ₌₋∞∞X(j(ω−ω₀l)) = (ω₀/2π)Σₗ₌₋∞∞X(j(ω−ω₀l)).</w:t>
-      </w:r>
-    </w:p>
-    <w:p>
-      <w:pPr>
-        <w:spacing w:after="80" w:before="0" w:line="360" w:lineRule="auto"/>
-        <w:ind w:firstLine="0"/>
-        <w:jc w:val="both"/>
-      </w:pPr>
-      <w:r>
-        <w:rPr>
-          <w:rFonts w:ascii="Times New Roman" w:hAnsi="Times New Roman" w:eastAsia="Times New Roman"/>
-          <w:color w:val="000000"/>
-          <w:sz w:val="22"/>
-        </w:rPr>
-        <w:t>Для формулы (4) в общем виде требуются простые действительные ненулевые корни A(p)=0 и единичное формирующее звено; для нулевого полюса и прямоугольного импульса в лекциях даны отдельные выражения. В формуле (5) производная A*′ берётся по e^(pT). В формуле (3) при x(0) ≠ 0 учитывается поправка x(0)/2; формула (6) записана для x(0)=0.</w:t>
-      </w:r>
-    </w:p>
-    <w:p>
-      <w:r>
-        <w:br w:type="page"/>
-      </w:r>
-    </w:p>
-    <w:p>
-      <w:pPr>
-        <w:keepNext/>
-        <w:spacing w:before="80" w:after="120" w:line="264" w:lineRule="auto"/>
-        <w:ind w:firstLine="0"/>
-      </w:pPr>
-      <w:r>
-        <w:rPr>
-          <w:rFonts w:ascii="Times New Roman" w:hAnsi="Times New Roman" w:eastAsia="Times New Roman"/>
-          <w:b/>
-          <w:color w:val="000000"/>
-          <w:sz w:val="28"/>
-        </w:rPr>
-        <w:t>9 Короткие вопросы без подготовки</w:t>
-      </w:r>
-    </w:p>
-    <w:p>
-      <w:pPr>
-        <w:spacing w:after="80" w:line="300" w:lineRule="auto"/>
-        <w:ind w:firstLine="0"/>
-        <w:jc w:val="both"/>
-      </w:pPr>
-      <w:r>
-        <w:rPr>
-          <w:rFonts w:ascii="Times New Roman" w:hAnsi="Times New Roman" w:eastAsia="Times New Roman"/>
-          <w:b/>
-          <w:color w:val="000000"/>
-          <w:sz w:val="23"/>
-        </w:rPr>
-        <w:t xml:space="preserve">1. Виды квантования сигнала? </w:t>
-      </w:r>
-      <w:r>
-        <w:rPr>
-          <w:rFonts w:ascii="Times New Roman" w:hAnsi="Times New Roman" w:eastAsia="Times New Roman"/>
-          <w:color w:val="000000"/>
-          <w:sz w:val="23"/>
-        </w:rPr>
-        <w:t>По времени, по уровню и одновременно по времени и уровню.</w:t>
-      </w:r>
-    </w:p>
-    <w:p>
-      <w:pPr>
-        <w:spacing w:after="80" w:line="300" w:lineRule="auto"/>
-        <w:ind w:firstLine="0"/>
-        <w:jc w:val="both"/>
-      </w:pPr>
-      <w:r>
-        <w:rPr>
-          <w:rFonts w:ascii="Times New Roman" w:hAnsi="Times New Roman" w:eastAsia="Times New Roman"/>
-          <w:b/>
-          <w:color w:val="000000"/>
-          <w:sz w:val="23"/>
-        </w:rPr>
-        <w:t xml:space="preserve">2. Что такое АИМ и что выдаёт ИИЭ? </w:t>
-      </w:r>
-      <w:r>
-        <w:rPr>
-          <w:rFonts w:ascii="Times New Roman" w:hAnsi="Times New Roman" w:eastAsia="Times New Roman"/>
-          <w:color w:val="000000"/>
-          <w:sz w:val="23"/>
-        </w:rPr>
-        <w:t>Амплитуда импульса пропорциональна отсчёту; ИИЭ формирует взвешенную последовательность δ-импульсов.</w:t>
-      </w:r>
-    </w:p>
-    <w:p>
-      <w:pPr>
-        <w:spacing w:after="80" w:line="300" w:lineRule="auto"/>
-        <w:ind w:firstLine="0"/>
-        <w:jc w:val="both"/>
-      </w:pPr>
-      <w:r>
-        <w:rPr>
-          <w:rFonts w:ascii="Times New Roman" w:hAnsi="Times New Roman" w:eastAsia="Times New Roman"/>
-          <w:b/>
-          <w:color w:val="000000"/>
-          <w:sz w:val="23"/>
-        </w:rPr>
-        <w:t xml:space="preserve">3. Элементы типовой ИСАУ? </w:t>
-      </w:r>
-      <w:r>
-        <w:rPr>
-          <w:rFonts w:ascii="Times New Roman" w:hAnsi="Times New Roman" w:eastAsia="Times New Roman"/>
-          <w:color w:val="000000"/>
-          <w:sz w:val="23"/>
-        </w:rPr>
-        <w:t>Сумматор, импульсный элемент, непрерывная часть и обратная связь; ИИЭ выдаёт δ-импульсы с весами x[lT].</w:t>
-      </w:r>
-    </w:p>
-    <w:p>
-      <w:pPr>
-        <w:spacing w:after="80" w:line="300" w:lineRule="auto"/>
-        <w:ind w:firstLine="0"/>
-        <w:jc w:val="both"/>
-      </w:pPr>
-      <w:r>
-        <w:rPr>
-          <w:rFonts w:ascii="Times New Roman" w:hAnsi="Times New Roman" w:eastAsia="Times New Roman"/>
-          <w:b/>
-          <w:color w:val="000000"/>
-          <w:sz w:val="23"/>
-        </w:rPr>
-        <w:t xml:space="preserve">4. Что называют решётчатой функцией и как записать D-преобразование? </w:t>
-      </w:r>
-      <w:r>
-        <w:rPr>
-          <w:rFonts w:ascii="Times New Roman" w:hAnsi="Times New Roman" w:eastAsia="Times New Roman"/>
-          <w:color w:val="000000"/>
-          <w:sz w:val="23"/>
-        </w:rPr>
-        <w:t>Это отсчёты в равноотстоящие моменты lT; X*(p)=Σₗx[lT]e^(−plT).</w:t>
-      </w:r>
-    </w:p>
-    <w:p>
-      <w:pPr>
-        <w:keepNext/>
-        <w:spacing w:before="40" w:after="60" w:line="264" w:lineRule="auto"/>
-        <w:ind w:firstLine="0"/>
-      </w:pPr>
-      <w:r>
-        <w:rPr>
-          <w:rFonts w:ascii="Times New Roman" w:hAnsi="Times New Roman" w:eastAsia="Times New Roman"/>
-          <w:b/>
-          <w:color w:val="000000"/>
-          <w:sz w:val="24"/>
-        </w:rPr>
-        <w:t>Вероятные уточнения по результатам работы</w:t>
-      </w:r>
-    </w:p>
-    <w:p>
-      <w:pPr>
-        <w:spacing w:after="80" w:line="300" w:lineRule="auto"/>
-        <w:ind w:firstLine="0"/>
-        <w:jc w:val="both"/>
-      </w:pPr>
-      <w:r>
-        <w:rPr>
-          <w:rFonts w:ascii="Times New Roman" w:hAnsi="Times New Roman" w:eastAsia="Times New Roman"/>
-          <w:b/>
-          <w:color w:val="000000"/>
-          <w:sz w:val="23"/>
-        </w:rPr>
-        <w:t xml:space="preserve">Почему растёт tрег при увеличении T? </w:t>
-      </w:r>
-      <w:r>
-        <w:rPr>
-          <w:rFonts w:ascii="Times New Roman" w:hAnsi="Times New Roman" w:eastAsia="Times New Roman"/>
-          <w:color w:val="000000"/>
-          <w:sz w:val="23"/>
-        </w:rPr>
-        <w:t>Обратная связь обновляется реже, поэтому динамическое поведение меняется и переходный процесс обычно удлиняется.</w:t>
-      </w:r>
-    </w:p>
-    <w:p>
-      <w:pPr>
-        <w:spacing w:after="80" w:line="300" w:lineRule="auto"/>
-        <w:ind w:firstLine="0"/>
-        <w:jc w:val="both"/>
-      </w:pPr>
-      <w:r>
-        <w:rPr>
-          <w:rFonts w:ascii="Times New Roman" w:hAnsi="Times New Roman" w:eastAsia="Times New Roman"/>
-          <w:b/>
-          <w:color w:val="000000"/>
-          <w:sz w:val="23"/>
-        </w:rPr>
-        <w:t xml:space="preserve">Как определялся tрег? </w:t>
-      </w:r>
-      <w:r>
-        <w:rPr>
-          <w:rFonts w:ascii="Times New Roman" w:hAnsi="Times New Roman" w:eastAsia="Times New Roman"/>
-          <w:color w:val="000000"/>
-          <w:sz w:val="23"/>
-        </w:rPr>
-        <w:t>Как момент входа в полосу 0,95–1,05, после которого сигнал остаётся внутри неё.</w:t>
-      </w:r>
-    </w:p>
-    <w:p>
-      <w:pPr>
-        <w:spacing w:after="80" w:line="300" w:lineRule="auto"/>
-        <w:ind w:firstLine="0"/>
-        <w:jc w:val="both"/>
-      </w:pPr>
-      <w:r>
-        <w:rPr>
-          <w:rFonts w:ascii="Times New Roman" w:hAnsi="Times New Roman" w:eastAsia="Times New Roman"/>
-          <w:b/>
-          <w:color w:val="000000"/>
-          <w:sz w:val="23"/>
-        </w:rPr>
-        <w:t xml:space="preserve">Как определялась граница устойчивости? </w:t>
-      </w:r>
-      <w:r>
-        <w:rPr>
-          <w:rFonts w:ascii="Times New Roman" w:hAnsi="Times New Roman" w:eastAsia="Times New Roman"/>
-          <w:color w:val="000000"/>
-          <w:sz w:val="23"/>
-        </w:rPr>
-        <w:t>По последнему K, при котором колебания не затухают и не нарастают.</w:t>
-      </w:r>
-    </w:p>
-    <w:p>
-      <w:pPr>
-        <w:spacing w:after="80" w:line="300" w:lineRule="auto"/>
-        <w:ind w:firstLine="0"/>
-        <w:jc w:val="both"/>
-      </w:pPr>
-      <w:r>
-        <w:rPr>
-          <w:rFonts w:ascii="Times New Roman" w:hAnsi="Times New Roman" w:eastAsia="Times New Roman"/>
-          <w:b/>
-          <w:color w:val="000000"/>
-          <w:sz w:val="23"/>
-        </w:rPr>
-        <w:t xml:space="preserve">Что означает Kпред? </w:t>
-      </w:r>
-      <w:r>
-        <w:rPr>
-          <w:rFonts w:ascii="Times New Roman" w:hAnsi="Times New Roman" w:eastAsia="Times New Roman"/>
-          <w:color w:val="000000"/>
-          <w:sz w:val="23"/>
-        </w:rPr>
-        <w:t>Предельный коэффициент усиления на границе устойчивости.</w:t>
-      </w:r>
-    </w:p>
-    <w:p>
-      <w:pPr>
-        <w:spacing w:after="80" w:line="300" w:lineRule="auto"/>
-        <w:ind w:firstLine="0"/>
-        <w:jc w:val="both"/>
-      </w:pPr>
-      <w:r>
-        <w:rPr>
-          <w:rFonts w:ascii="Times New Roman" w:hAnsi="Times New Roman" w:eastAsia="Times New Roman"/>
-          <w:b/>
-          <w:color w:val="000000"/>
-          <w:sz w:val="23"/>
-        </w:rPr>
-        <w:t xml:space="preserve">Как меняется Kпред с T в этих опытах? </w:t>
-      </w:r>
-      <w:r>
-        <w:rPr>
-          <w:rFonts w:ascii="Times New Roman" w:hAnsi="Times New Roman" w:eastAsia="Times New Roman"/>
-          <w:color w:val="000000"/>
-          <w:sz w:val="23"/>
-        </w:rPr>
-        <w:t>Снижается при увеличении периода квантования.</w:t>
-      </w:r>
-    </w:p>
-    <w:p>
-      <w:pPr>
-        <w:spacing w:after="80" w:line="300" w:lineRule="auto"/>
-        <w:ind w:firstLine="0"/>
-        <w:jc w:val="both"/>
-      </w:pPr>
-      <w:r>
-        <w:rPr>
-          <w:rFonts w:ascii="Times New Roman" w:hAnsi="Times New Roman" w:eastAsia="Times New Roman"/>
-          <w:b/>
-          <w:color w:val="000000"/>
-          <w:sz w:val="23"/>
-        </w:rPr>
-        <w:t xml:space="preserve">Почему для скачка ошибка стремится к нулю? </w:t>
-      </w:r>
-      <w:r>
-        <w:rPr>
-          <w:rFonts w:ascii="Times New Roman" w:hAnsi="Times New Roman" w:eastAsia="Times New Roman"/>
-          <w:color w:val="000000"/>
-          <w:sz w:val="23"/>
-        </w:rPr>
-        <w:t>В прямой части есть интегратор, поэтому система имеет астатизм первого порядка по задающему скачку.</w:t>
-      </w:r>
-    </w:p>
-    <w:p>
-      <w:r>
-        <w:br w:type="page"/>
-      </w:r>
-    </w:p>
-    <w:p>
-      <w:pPr>
-        <w:keepNext/>
-        <w:spacing w:before="80" w:after="120" w:line="264" w:lineRule="auto"/>
-        <w:ind w:firstLine="0"/>
-      </w:pPr>
-      <w:r>
-        <w:rPr>
-          <w:rFonts w:ascii="Times New Roman" w:hAnsi="Times New Roman" w:eastAsia="Times New Roman"/>
-          <w:b/>
-          <w:color w:val="000000"/>
-          <w:sz w:val="28"/>
-        </w:rPr>
-        <w:t>10 Укрупнённые вопросы к защите: 1–3</w:t>
-      </w:r>
-    </w:p>
-    <w:p>
-      <w:pPr>
-        <w:keepNext/>
-        <w:spacing w:before="40" w:after="60" w:line="264" w:lineRule="auto"/>
-        <w:ind w:firstLine="0"/>
-      </w:pPr>
-      <w:r>
-        <w:rPr>
-          <w:rFonts w:ascii="Times New Roman" w:hAnsi="Times New Roman" w:eastAsia="Times New Roman"/>
-          <w:b/>
-          <w:color w:val="000000"/>
-          <w:sz w:val="24"/>
-        </w:rPr>
-        <w:t>1. Квантование и типовая структура ИСАУ</w:t>
-      </w:r>
-    </w:p>
-    <w:p>
-      <w:pPr>
-        <w:spacing w:after="80" w:before="0" w:line="360" w:lineRule="auto"/>
-        <w:ind w:firstLine="0"/>
-        <w:jc w:val="both"/>
-      </w:pPr>
-      <w:r>
-        <w:rPr>
-          <w:rFonts w:ascii="Times New Roman" w:hAnsi="Times New Roman" w:eastAsia="Times New Roman"/>
-          <w:color w:val="000000"/>
-          <w:sz w:val="23"/>
-        </w:rPr>
-        <w:t>Сигнал можно квантовать по времени, по уровню или по обоим признакам. В принятой в лекциях классификации импульсные системы используют квантование по времени, релейные — по уровню, цифровые — по времени и уровню. ИСАУ называют систему, в которой хотя бы одна переменная состояния квантуется по времени.</w:t>
-      </w:r>
-    </w:p>
-    <w:p>
-      <w:pPr>
-        <w:spacing w:after="80" w:before="0" w:line="360" w:lineRule="auto"/>
-        <w:ind w:firstLine="0"/>
-        <w:jc w:val="both"/>
-      </w:pPr>
-      <w:r>
-        <w:rPr>
-          <w:rFonts w:ascii="Times New Roman" w:hAnsi="Times New Roman" w:eastAsia="Times New Roman"/>
-          <w:color w:val="000000"/>
-          <w:sz w:val="23"/>
-        </w:rPr>
-        <w:t>В замкнутой линейной структуре задающее воздействие поступает на сумматор, сигнал рассогласования проходит через импульсный элемент и непрерывную часть, а выход возвращается по отрицательной обратной связи. Для расчёта импульсный элемент заменяют идеальным импульсным элементом и формирователем. При АИМ высота импульса пропорциональна значению сигнала в момент lT.</w:t>
-      </w:r>
-    </w:p>
-    <w:p>
-      <w:pPr>
-        <w:keepNext/>
-        <w:spacing w:before="40" w:after="60" w:line="264" w:lineRule="auto"/>
-        <w:ind w:firstLine="0"/>
-      </w:pPr>
-      <w:r>
-        <w:rPr>
-          <w:rFonts w:ascii="Times New Roman" w:hAnsi="Times New Roman" w:eastAsia="Times New Roman"/>
-          <w:b/>
-          <w:color w:val="000000"/>
-          <w:sz w:val="24"/>
-        </w:rPr>
-        <w:t>2. Импульсный элемент, решётчатая функция и D-преобразование</w:t>
-      </w:r>
-    </w:p>
-    <w:p>
-      <w:pPr>
-        <w:spacing w:after="80" w:before="0" w:line="360" w:lineRule="auto"/>
-        <w:ind w:firstLine="0"/>
-        <w:jc w:val="both"/>
-      </w:pPr>
-      <w:r>
-        <w:rPr>
-          <w:rFonts w:ascii="Times New Roman" w:hAnsi="Times New Roman" w:eastAsia="Times New Roman"/>
-          <w:color w:val="000000"/>
-          <w:sz w:val="23"/>
-        </w:rPr>
-        <w:t>Идеальный импульсный элемент формирует последовательность δ-функций, площади которых равны отсчётам x[lT]. Параметры реального импульсного элемента: период T, длительность τи, относительная длительность γ, форма импульса и коэффициент передачи. Решётчатая функция — последовательность отсчётов, заданная только в равноотстоящие моменты времени.</w:t>
-      </w:r>
-    </w:p>
-    <w:p>
-      <w:pPr>
-        <w:spacing w:after="80" w:before="0" w:line="360" w:lineRule="auto"/>
-        <w:ind w:firstLine="0"/>
-        <w:jc w:val="both"/>
-      </w:pPr>
-      <w:r>
-        <w:rPr>
-          <w:rFonts w:ascii="Times New Roman" w:hAnsi="Times New Roman" w:eastAsia="Times New Roman"/>
-          <w:color w:val="000000"/>
-          <w:sz w:val="23"/>
-        </w:rPr>
-        <w:t>Подставляя x*(t)=Σₗx[lT]δ(t−lT) в одностороннее преобразование Лапласа и применяя выборочное свойство δ-функции, получаем X*(p)=Σₗx[lT]e^(−plT). Для ступени 1₀(t) получаем e^(pT)/(e^(pT)−1), для рампы t получаем Te^(pT)/(e^(pT)−1)².</w:t>
-      </w:r>
-    </w:p>
-    <w:p>
-      <w:pPr>
-        <w:keepNext/>
-        <w:spacing w:before="40" w:after="60" w:line="264" w:lineRule="auto"/>
-        <w:ind w:firstLine="0"/>
-      </w:pPr>
-      <w:r>
-        <w:rPr>
-          <w:rFonts w:ascii="Times New Roman" w:hAnsi="Times New Roman" w:eastAsia="Times New Roman"/>
-          <w:b/>
-          <w:color w:val="000000"/>
-          <w:sz w:val="24"/>
-        </w:rPr>
-        <w:t>3. Свойства D-преобразования</w:t>
-      </w:r>
-    </w:p>
-    <w:p>
-      <w:pPr>
-        <w:spacing w:after="80" w:before="0" w:line="360" w:lineRule="auto"/>
-        <w:ind w:firstLine="0"/>
-        <w:jc w:val="both"/>
-      </w:pPr>
-      <w:r>
-        <w:rPr>
-          <w:rFonts w:ascii="Times New Roman" w:hAnsi="Times New Roman" w:eastAsia="Times New Roman"/>
-          <w:color w:val="000000"/>
-          <w:sz w:val="23"/>
-        </w:rPr>
-        <w:t>На защите достаточно назвать линейность, задержку на целое число тактов, сдвиг изображения, теорему о свёртке, изображение первой разности, накопленной суммы, начальное и предельное значения. Например, задержке на m тактов соответствует множитель e^(−pmT), свёртке во времени — произведение изображений, а сумма ординат равна F*(0), если ряд сходится.</w:t>
-      </w:r>
-    </w:p>
-    <w:p>
-      <w:pPr>
-        <w:spacing w:after="80" w:before="0" w:line="360" w:lineRule="auto"/>
-        <w:ind w:firstLine="0"/>
-        <w:jc w:val="both"/>
-      </w:pPr>
-      <w:r>
-        <w:rPr>
-          <w:rFonts w:ascii="Times New Roman" w:hAnsi="Times New Roman" w:eastAsia="Times New Roman"/>
-          <w:color w:val="000000"/>
-          <w:sz w:val="23"/>
-        </w:rPr>
-        <w:t>Для предельного значения используют limₚ→0(1−e^(−pT))F*(p), если предел существует и полюса позволяют применить теорему. Начальное значение равно limₚ→∞F*(p). При задержке со сдвигом вперёд нужно учитывать начальные члены; простую формулу задержки применяют к причинной последовательности.</w:t>
-      </w:r>
-    </w:p>
-    <w:p>
-      <w:r>
-        <w:br w:type="page"/>
-      </w:r>
-    </w:p>
-    <w:p>
-      <w:pPr>
-        <w:keepNext/>
-        <w:spacing w:before="80" w:after="120" w:line="264" w:lineRule="auto"/>
-        <w:ind w:firstLine="0"/>
-      </w:pPr>
-      <w:r>
-        <w:rPr>
-          <w:rFonts w:ascii="Times New Roman" w:hAnsi="Times New Roman" w:eastAsia="Times New Roman"/>
-          <w:b/>
-          <w:color w:val="000000"/>
-          <w:sz w:val="28"/>
-        </w:rPr>
-        <w:t>11 Укрупнённые вопросы к защите: 4–5</w:t>
-      </w:r>
-    </w:p>
-    <w:p>
-      <w:pPr>
-        <w:keepNext/>
-        <w:spacing w:before="40" w:after="60" w:line="264" w:lineRule="auto"/>
-        <w:ind w:firstLine="0"/>
-      </w:pPr>
-      <w:r>
-        <w:rPr>
-          <w:rFonts w:ascii="Times New Roman" w:hAnsi="Times New Roman" w:eastAsia="Times New Roman"/>
-          <w:b/>
-          <w:color w:val="000000"/>
-          <w:sz w:val="24"/>
-        </w:rPr>
-        <w:t>4. D̄-преобразование</w:t>
-      </w:r>
-    </w:p>
-    <w:p>
-      <w:pPr>
-        <w:spacing w:after="80" w:before="0" w:line="360" w:lineRule="auto"/>
-        <w:ind w:firstLine="0"/>
-        <w:jc w:val="both"/>
-      </w:pPr>
-      <w:r>
-        <w:rPr>
-          <w:rFonts w:ascii="Times New Roman" w:hAnsi="Times New Roman" w:eastAsia="Times New Roman"/>
-          <w:color w:val="000000"/>
-          <w:sz w:val="22"/>
-        </w:rPr>
-        <w:t>D-преобразование действует на отсчёты, а D̄-преобразование позволяет получить изображение этих отсчётов по непрерывному изображению X(p). Связь выводят, представляя периодическую последовательность δ-импульсов рядом Фурье, умножая её на x(t) и преобразуя по Лапласу. Возникает сумма сдвинутых копий X(p−jω₀l), где ω₀=2π/T. Для начального значения x(0) лекция добавляет x(0)/2.</w:t>
-      </w:r>
-    </w:p>
-    <w:p>
-      <w:pPr>
-        <w:spacing w:after="80" w:before="0" w:line="360" w:lineRule="auto"/>
-        <w:ind w:firstLine="0"/>
-        <w:jc w:val="both"/>
-      </w:pPr>
-      <w:r>
-        <w:rPr>
-          <w:rFonts w:ascii="Times New Roman" w:hAnsi="Times New Roman" w:eastAsia="Times New Roman"/>
-          <w:color w:val="000000"/>
-          <w:sz w:val="22"/>
-        </w:rPr>
-        <w:t>Основные свойства: линейность, вынесение множителя e^(−psT) при целом s и преобразование произведения непрерывного изображения с решётчатым изображением. Для сложного выражения используют таблицу или предварительно раскладывают его на простые дроби.</w:t>
-      </w:r>
-    </w:p>
-    <w:p>
-      <w:pPr>
-        <w:keepNext/>
-        <w:spacing w:before="40" w:after="60" w:line="264" w:lineRule="auto"/>
-        <w:ind w:firstLine="0"/>
-      </w:pPr>
-      <w:r>
-        <w:rPr>
-          <w:rFonts w:ascii="Times New Roman" w:hAnsi="Times New Roman" w:eastAsia="Times New Roman"/>
-          <w:b/>
-          <w:color w:val="000000"/>
-          <w:sz w:val="24"/>
-        </w:rPr>
-        <w:t>5. Передаточные функции ИСАУ и способы нахождения Wр*(p)</w:t>
-      </w:r>
-    </w:p>
-    <w:p>
-      <w:pPr>
-        <w:spacing w:after="80" w:before="0" w:line="360" w:lineRule="auto"/>
-        <w:ind w:firstLine="0"/>
-        <w:jc w:val="both"/>
-      </w:pPr>
-      <w:r>
-        <w:rPr>
-          <w:rFonts w:ascii="Times New Roman" w:hAnsi="Times New Roman" w:eastAsia="Times New Roman"/>
-          <w:color w:val="000000"/>
-          <w:sz w:val="22"/>
-        </w:rPr>
-        <w:t>Дискретная передаточная функция — отношение D-изображения выхода к D-изображению входа при нулевых начальных условиях. Для отрицательной единичной обратной связи Wз*=Wр*/(1+Wр*), а передаточная функция ошибки по задающему воздействию Wх*=1/(1+Wр*). Wр*(p) находят четырьмя способами: непосредственно по D̄-формуле; по отсчётам весовой функции; формулой разложения при выполнении условий; по таблицам после разложения на простые дроби.</w:t>
-      </w:r>
-    </w:p>
-    <w:p>
-      <w:pPr>
-        <w:spacing w:after="80" w:before="0" w:line="360" w:lineRule="auto"/>
-        <w:ind w:firstLine="0"/>
-        <w:jc w:val="both"/>
-      </w:pPr>
-      <w:r>
-        <w:rPr>
-          <w:rFonts w:ascii="Times New Roman" w:hAnsi="Times New Roman" w:eastAsia="Times New Roman"/>
-          <w:color w:val="000000"/>
-          <w:sz w:val="22"/>
-        </w:rPr>
-        <w:t>Формула разложения в общем случае требует простых действительных ненулевых полюсов непрерывной части и формирующего звена Wф(p)=1. Для прямоугольных импульсов и для полюса p=0 в лекциях приведены отдельные варианты. При других условиях формулу нельзя применять без изменений.</w:t>
-      </w:r>
-    </w:p>
-    <w:p>
-      <w:pPr>
-        <w:keepNext/>
-        <w:spacing w:before="40" w:after="60" w:line="264" w:lineRule="auto"/>
-        <w:ind w:firstLine="0"/>
-      </w:pPr>
-      <w:r>
-        <w:rPr>
-          <w:rFonts w:ascii="Times New Roman" w:hAnsi="Times New Roman" w:eastAsia="Times New Roman"/>
-          <w:b/>
-          <w:color w:val="000000"/>
-          <w:sz w:val="24"/>
-        </w:rPr>
-        <w:t>Источники</w:t>
-      </w:r>
-    </w:p>
-    <w:p>
-      <w:pPr>
-        <w:spacing w:after="40" w:line="252" w:lineRule="auto"/>
-        <w:ind w:firstLine="0" w:left="340"/>
-        <w:jc w:val="left"/>
-      </w:pPr>
-      <w:r>
-        <w:rPr>
-          <w:rFonts w:ascii="Times New Roman" w:hAnsi="Times New Roman" w:eastAsia="Times New Roman"/>
-          <w:color w:val="000000"/>
-          <w:sz w:val="21"/>
-        </w:rPr>
-        <w:t>1. Державин О. М., Сидорова Е. Ю. Исследование импульсных систем автоматического управления и систем управления при случайных воздействиях: практикум. М.: Изд-во МЭИ, 2025. 52 с.</w:t>
-      </w:r>
-    </w:p>
-    <w:p>
-      <w:pPr>
-        <w:spacing w:after="40" w:line="252" w:lineRule="auto"/>
-        <w:ind w:firstLine="0" w:left="340"/>
-        <w:jc w:val="left"/>
-      </w:pPr>
-      <w:r>
-        <w:rPr>
-          <w:rFonts w:ascii="Times New Roman" w:hAnsi="Times New Roman" w:eastAsia="Times New Roman"/>
-          <w:color w:val="000000"/>
-          <w:sz w:val="21"/>
-        </w:rPr>
-        <w:t>2. ТАУ, часть 2. Лекционные материалы, файл «ТАУвселекции.pdf»: лекции № 3–6 (D-преобразование, описание ИСАУ, формулы (1)–(6)).</w:t>
-      </w:r>
-    </w:p>
-    <w:p>
-      <w:pPr>
-        <w:spacing w:after="40" w:line="252" w:lineRule="auto"/>
-        <w:ind w:firstLine="0" w:left="340"/>
-        <w:jc w:val="left"/>
-      </w:pPr>
-      <w:r>
-        <w:rPr>
-          <w:rFonts w:ascii="Times New Roman" w:hAnsi="Times New Roman" w:eastAsia="Times New Roman"/>
-          <w:color w:val="000000"/>
-          <w:sz w:val="21"/>
-        </w:rPr>
-        <w:t>3. Вопросы к защите лабораторной работы № 1 по дисциплине «ТАУ, часть 2», файл кафедральных материалов.</w:t>
-      </w:r>
-    </w:p>
-    <w:p>
-      <w:pPr>
-        <w:spacing w:after="40" w:line="252" w:lineRule="auto"/>
-        <w:ind w:firstLine="0" w:left="340"/>
-        <w:jc w:val="left"/>
-      </w:pPr>
-      <w:r>
-        <w:rPr>
-          <w:rFonts w:ascii="Times New Roman" w:hAnsi="Times New Roman" w:eastAsia="Times New Roman"/>
-          <w:color w:val="000000"/>
-          <w:sz w:val="21"/>
-        </w:rPr>
-        <w:t>4. Материалы выполнения бригады № 2: заполненные таблицы, проекты SimInTech и выгрузки ошибок, 2026 г.</w:t>
+        <w:t>Предельный коэффициент усиления уменьшается при увеличении периода квантования и постоянной времени числителя. Для НСАУ значения получены по критерию Гурвица, для ИСАУ — по результатам моделирования.</w:t>
       </w:r>
     </w:p>
     <w:sectPr>
-      <w:footerReference w:type="default" r:id="rId12"/>
+      <w:footerReference w:type="default" r:id="rId16"/>
       <w:pgSz w:w="11906" w:h="16838"/>
       <w:pgMar w:top="1134" w:right="850" w:bottom="1134" w:left="1701" w:header="567" w:footer="567" w:gutter="0"/>
       <w:cols w:space="720"/>
@@ -4568,48 +3942,57 @@
 </file>
 
 <file path=word/footer2.xml><?xml version="1.0" encoding="utf-8"?>
-<w:ftr xmlns:m="http://schemas.openxmlformats.org/officeDocument/2006/math" xmlns:mc="http://schemas.openxmlformats.org/markup-compatibility/2006" xmlns:mo="http://schemas.microsoft.com/office/mac/office/2008/main" xmlns:mv="urn:schemas-microsoft-com:mac:vml" xmlns:o="urn:schemas-microsoft-com:office:office" xmlns:r="http://schemas.openxmlformats.org/officeDocument/2006/relationships" xmlns:v="urn:schemas-microsoft-com:vml" xmlns:w10="urn:schemas-microsoft-com:office:word" xmlns:w14="http://schemas.microsoft.com/office/word/2010/wordml" xmlns:w="http://schemas.openxmlformats.org/wordprocessingml/2006/main" xmlns:wne="http://schemas.microsoft.com/office/word/2006/wordml" xmlns:wp14="http://schemas.microsoft.com/office/word/2010/wordprocessingDrawing" xmlns:wp="http://schemas.openxmlformats.org/drawingml/2006/wordprocessingDrawing" xmlns:wpc="http://schemas.microsoft.com/office/word/2010/wordprocessingCanvas" xmlns:wpg="http://schemas.microsoft.com/office/word/2010/wordprocessingGroup" xmlns:wpi="http://schemas.microsoft.com/office/word/2010/wordprocessingInk" xmlns:wps="http://schemas.microsoft.com/office/word/2010/wordprocessingShape" mc:Ignorable="w14 wp14">
-  <w:p>
-    <w:pPr>
-      <w:pStyle w:val="Footer"/>
-    </w:pPr>
-  </w:p>
+<w:ftr xmlns:wpc="http://schemas.microsoft.com/office/word/2010/wordprocessingCanvas" xmlns:cx="http://schemas.microsoft.com/office/drawing/2014/chartex" xmlns:cx1="http://schemas.microsoft.com/office/drawing/2015/9/8/chartex" xmlns:cx2="http://schemas.microsoft.com/office/drawing/2015/10/21/chartex" xmlns:cx3="http://schemas.microsoft.com/office/drawing/2016/5/9/chartex" xmlns:cx4="http://schemas.microsoft.com/office/drawing/2016/5/10/chartex" xmlns:cx5="http://schemas.microsoft.com/office/drawing/2016/5/11/chartex" xmlns:cx6="http://schemas.microsoft.com/office/drawing/2016/5/12/chartex" xmlns:cx7="http://schemas.microsoft.com/office/drawing/2016/5/13/chartex" xmlns:cx8="http://schemas.microsoft.com/office/drawing/2016/5/14/chartex" xmlns:mc="http://schemas.openxmlformats.org/markup-compatibility/2006" xmlns:aink="http://schemas.microsoft.com/office/drawing/2016/ink" xmlns:am3d="http://schemas.microsoft.com/office/drawing/2017/model3d" xmlns:o="urn:schemas-microsoft-com:office:office" xmlns:oel="http://schemas.microsoft.com/office/2019/extlst" xmlns:r="http://schemas.openxmlformats.org/officeDocument/2006/relationships" xmlns:m="http://schemas.openxmlformats.org/officeDocument/2006/math" xmlns:v="urn:schemas-microsoft-com:vml" xmlns:wp14="http://schemas.microsoft.com/office/word/2010/wordprocessingDrawing" xmlns:wp="http://schemas.openxmlformats.org/drawingml/2006/wordprocessingDrawing" xmlns:w10="urn:schemas-microsoft-com:office:word" xmlns:w="http://schemas.openxmlformats.org/wordprocessingml/2006/main" xmlns:w14="http://schemas.microsoft.com/office/word/2010/wordml" xmlns:w15="http://schemas.microsoft.com/office/word/2012/wordml" xmlns:w16cex="http://schemas.microsoft.com/office/word/2018/wordml/cex" xmlns:w16cid="http://schemas.microsoft.com/office/word/2016/wordml/cid" xmlns:w16="http://schemas.microsoft.com/office/word/2018/wordml" xmlns:w16du="http://schemas.microsoft.com/office/word/2023/wordml/word16du" xmlns:w16sdtdh="http://schemas.microsoft.com/office/word/2020/wordml/sdtdatahash" xmlns:w16sdtfl="http://schemas.microsoft.com/office/word/2024/wordml/sdtformatlock" xmlns:w16se="http://schemas.microsoft.com/office/word/2015/wordml/symex" xmlns:wpg="http://schemas.microsoft.com/office/word/2010/wordprocessingGroup" xmlns:wpi="http://schemas.microsoft.com/office/word/2010/wordprocessingInk" xmlns:wne="http://schemas.microsoft.com/office/word/2006/wordml" xmlns:wps="http://schemas.microsoft.com/office/word/2010/wordprocessingShape" mc:Ignorable="w14 w15 w16se w16cid w16 w16cex w16sdtdh w16sdtfl w16du wp14">
+  <w:p/>
 </w:ftr>
 </file>
 
 <file path=word/footer3.xml><?xml version="1.0" encoding="utf-8"?>
-<w:ftr xmlns:m="http://schemas.openxmlformats.org/officeDocument/2006/math" xmlns:mc="http://schemas.openxmlformats.org/markup-compatibility/2006" xmlns:mo="http://schemas.microsoft.com/office/mac/office/2008/main" xmlns:mv="urn:schemas-microsoft-com:mac:vml" xmlns:o="urn:schemas-microsoft-com:office:office" xmlns:r="http://schemas.openxmlformats.org/officeDocument/2006/relationships" xmlns:v="urn:schemas-microsoft-com:vml" xmlns:w10="urn:schemas-microsoft-com:office:word" xmlns:w14="http://schemas.microsoft.com/office/word/2010/wordml" xmlns:w="http://schemas.openxmlformats.org/wordprocessingml/2006/main" xmlns:wne="http://schemas.microsoft.com/office/word/2006/wordml" xmlns:wp14="http://schemas.microsoft.com/office/word/2010/wordprocessingDrawing" xmlns:wp="http://schemas.openxmlformats.org/drawingml/2006/wordprocessingDrawing" xmlns:wpc="http://schemas.microsoft.com/office/word/2010/wordprocessingCanvas" xmlns:wpg="http://schemas.microsoft.com/office/word/2010/wordprocessingGroup" xmlns:wpi="http://schemas.microsoft.com/office/word/2010/wordprocessingInk" xmlns:wps="http://schemas.microsoft.com/office/word/2010/wordprocessingShape" mc:Ignorable="w14 wp14">
+<w:ftr xmlns:wpc="http://schemas.microsoft.com/office/word/2010/wordprocessingCanvas" xmlns:cx="http://schemas.microsoft.com/office/drawing/2014/chartex" xmlns:cx1="http://schemas.microsoft.com/office/drawing/2015/9/8/chartex" xmlns:cx2="http://schemas.microsoft.com/office/drawing/2015/10/21/chartex" xmlns:cx3="http://schemas.microsoft.com/office/drawing/2016/5/9/chartex" xmlns:cx4="http://schemas.microsoft.com/office/drawing/2016/5/10/chartex" xmlns:cx5="http://schemas.microsoft.com/office/drawing/2016/5/11/chartex" xmlns:cx6="http://schemas.microsoft.com/office/drawing/2016/5/12/chartex" xmlns:cx7="http://schemas.microsoft.com/office/drawing/2016/5/13/chartex" xmlns:cx8="http://schemas.microsoft.com/office/drawing/2016/5/14/chartex" xmlns:mc="http://schemas.openxmlformats.org/markup-compatibility/2006" xmlns:aink="http://schemas.microsoft.com/office/drawing/2016/ink" xmlns:am3d="http://schemas.microsoft.com/office/drawing/2017/model3d" xmlns:o="urn:schemas-microsoft-com:office:office" xmlns:oel="http://schemas.microsoft.com/office/2019/extlst" xmlns:r="http://schemas.openxmlformats.org/officeDocument/2006/relationships" xmlns:m="http://schemas.openxmlformats.org/officeDocument/2006/math" xmlns:v="urn:schemas-microsoft-com:vml" xmlns:wp14="http://schemas.microsoft.com/office/word/2010/wordprocessingDrawing" xmlns:wp="http://schemas.openxmlformats.org/drawingml/2006/wordprocessingDrawing" xmlns:w10="urn:schemas-microsoft-com:office:word" xmlns:w="http://schemas.openxmlformats.org/wordprocessingml/2006/main" xmlns:w14="http://schemas.microsoft.com/office/word/2010/wordml" xmlns:w15="http://schemas.microsoft.com/office/word/2012/wordml" xmlns:w16cex="http://schemas.microsoft.com/office/word/2018/wordml/cex" xmlns:w16cid="http://schemas.microsoft.com/office/word/2016/wordml/cid" xmlns:w16="http://schemas.microsoft.com/office/word/2018/wordml" xmlns:w16du="http://schemas.microsoft.com/office/word/2023/wordml/word16du" xmlns:w16sdtdh="http://schemas.microsoft.com/office/word/2020/wordml/sdtdatahash" xmlns:w16sdtfl="http://schemas.microsoft.com/office/word/2024/wordml/sdtformatlock" xmlns:w16se="http://schemas.microsoft.com/office/word/2015/wordml/symex" xmlns:wpg="http://schemas.microsoft.com/office/word/2010/wordprocessingGroup" xmlns:wpi="http://schemas.microsoft.com/office/word/2010/wordprocessingInk" xmlns:wne="http://schemas.microsoft.com/office/word/2006/wordml" xmlns:wps="http://schemas.microsoft.com/office/word/2010/wordprocessingShape" mc:Ignorable="w14 w15 w16se w16cid w16 w16cex w16sdtdh w16sdtfl w16du wp14">
   <w:p>
     <w:pPr>
-      <w:pStyle w:val="Footer"/>
-      <w:spacing w:after="0"/>
+      <w:spacing w:after="0" w:before="0"/>
       <w:ind w:firstLine="0"/>
       <w:jc w:val="center"/>
     </w:pPr>
     <w:r>
       <w:rPr>
-        <w:rFonts w:ascii="Times New Roman" w:hAnsi="Times New Roman" w:eastAsia="Times New Roman"/>
+        <w:rFonts w:ascii="Times New Roman" w:hAnsi="Times New Roman"/>
         <w:color w:val="000000"/>
         <w:sz w:val="20"/>
       </w:rPr>
-      <w:t xml:space="preserve">ТАУ-2 · ЛР1 · бригада № 2 · </w:t>
+      <w:fldChar w:fldCharType="begin"/>
     </w:r>
     <w:r>
       <w:rPr>
-        <w:rFonts w:ascii="Times New Roman" w:hAnsi="Times New Roman" w:eastAsia="Times New Roman"/>
+        <w:rFonts w:ascii="Times New Roman" w:hAnsi="Times New Roman"/>
         <w:color w:val="000000"/>
         <w:sz w:val="20"/>
       </w:rPr>
-      <w:t xml:space="preserve">стр. </w:t>
+      <w:instrText xml:space="preserve"> PAGE </w:instrText>
     </w:r>
     <w:r>
       <w:rPr>
-        <w:rFonts w:ascii="Times New Roman" w:hAnsi="Times New Roman" w:eastAsia="Times New Roman"/>
+        <w:rFonts w:ascii="Times New Roman" w:hAnsi="Times New Roman"/>
         <w:color w:val="000000"/>
         <w:sz w:val="20"/>
       </w:rPr>
-      <w:fldChar w:fldCharType="begin"/>
-      <w:instrText xml:space="preserve">PAGE</w:instrText>
+      <w:fldChar w:fldCharType="separate"/>
+    </w:r>
+    <w:r>
+      <w:rPr>
+        <w:rFonts w:ascii="Times New Roman" w:hAnsi="Times New Roman"/>
+        <w:color w:val="000000"/>
+        <w:sz w:val="20"/>
+      </w:rPr>
+      <w:t>2</w:t>
+    </w:r>
+    <w:r>
+      <w:rPr>
+        <w:rFonts w:ascii="Times New Roman" w:hAnsi="Times New Roman"/>
+        <w:color w:val="000000"/>
+        <w:sz w:val="20"/>
+      </w:rPr>
       <w:fldChar w:fldCharType="end"/>
     </w:r>
   </w:p>
@@ -4642,12 +4025,8 @@
 </file>
 
 <file path=word/header1.xml><?xml version="1.0" encoding="utf-8"?>
-<w:hdr xmlns:m="http://schemas.openxmlformats.org/officeDocument/2006/math" xmlns:mc="http://schemas.openxmlformats.org/markup-compatibility/2006" xmlns:mo="http://schemas.microsoft.com/office/mac/office/2008/main" xmlns:mv="urn:schemas-microsoft-com:mac:vml" xmlns:o="urn:schemas-microsoft-com:office:office" xmlns:r="http://schemas.openxmlformats.org/officeDocument/2006/relationships" xmlns:v="urn:schemas-microsoft-com:vml" xmlns:w10="urn:schemas-microsoft-com:office:word" xmlns:w14="http://schemas.microsoft.com/office/word/2010/wordml" xmlns:w="http://schemas.openxmlformats.org/wordprocessingml/2006/main" xmlns:wne="http://schemas.microsoft.com/office/word/2006/wordml" xmlns:wp14="http://schemas.microsoft.com/office/word/2010/wordprocessingDrawing" xmlns:wp="http://schemas.openxmlformats.org/drawingml/2006/wordprocessingDrawing" xmlns:wpc="http://schemas.microsoft.com/office/word/2010/wordprocessingCanvas" xmlns:wpg="http://schemas.microsoft.com/office/word/2010/wordprocessingGroup" xmlns:wpi="http://schemas.microsoft.com/office/word/2010/wordprocessingInk" xmlns:wps="http://schemas.microsoft.com/office/word/2010/wordprocessingShape" mc:Ignorable="w14 wp14">
-  <w:p>
-    <w:pPr>
-      <w:pStyle w:val="Header"/>
-    </w:pPr>
-  </w:p>
+<w:hdr xmlns:wpc="http://schemas.microsoft.com/office/word/2010/wordprocessingCanvas" xmlns:cx="http://schemas.microsoft.com/office/drawing/2014/chartex" xmlns:cx1="http://schemas.microsoft.com/office/drawing/2015/9/8/chartex" xmlns:cx2="http://schemas.microsoft.com/office/drawing/2015/10/21/chartex" xmlns:cx3="http://schemas.microsoft.com/office/drawing/2016/5/9/chartex" xmlns:cx4="http://schemas.microsoft.com/office/drawing/2016/5/10/chartex" xmlns:cx5="http://schemas.microsoft.com/office/drawing/2016/5/11/chartex" xmlns:cx6="http://schemas.microsoft.com/office/drawing/2016/5/12/chartex" xmlns:cx7="http://schemas.microsoft.com/office/drawing/2016/5/13/chartex" xmlns:cx8="http://schemas.microsoft.com/office/drawing/2016/5/14/chartex" xmlns:mc="http://schemas.openxmlformats.org/markup-compatibility/2006" xmlns:aink="http://schemas.microsoft.com/office/drawing/2016/ink" xmlns:am3d="http://schemas.microsoft.com/office/drawing/2017/model3d" xmlns:o="urn:schemas-microsoft-com:office:office" xmlns:oel="http://schemas.microsoft.com/office/2019/extlst" xmlns:r="http://schemas.openxmlformats.org/officeDocument/2006/relationships" xmlns:m="http://schemas.openxmlformats.org/officeDocument/2006/math" xmlns:v="urn:schemas-microsoft-com:vml" xmlns:wp14="http://schemas.microsoft.com/office/word/2010/wordprocessingDrawing" xmlns:wp="http://schemas.openxmlformats.org/drawingml/2006/wordprocessingDrawing" xmlns:w10="urn:schemas-microsoft-com:office:word" xmlns:w="http://schemas.openxmlformats.org/wordprocessingml/2006/main" xmlns:w14="http://schemas.microsoft.com/office/word/2010/wordml" xmlns:w15="http://schemas.microsoft.com/office/word/2012/wordml" xmlns:w16cex="http://schemas.microsoft.com/office/word/2018/wordml/cex" xmlns:w16cid="http://schemas.microsoft.com/office/word/2016/wordml/cid" xmlns:w16="http://schemas.microsoft.com/office/word/2018/wordml" xmlns:w16du="http://schemas.microsoft.com/office/word/2023/wordml/word16du" xmlns:w16sdtdh="http://schemas.microsoft.com/office/word/2020/wordml/sdtdatahash" xmlns:w16sdtfl="http://schemas.microsoft.com/office/word/2024/wordml/sdtformatlock" xmlns:w16se="http://schemas.microsoft.com/office/word/2015/wordml/symex" xmlns:wpg="http://schemas.microsoft.com/office/word/2010/wordprocessingGroup" xmlns:wpi="http://schemas.microsoft.com/office/word/2010/wordprocessingInk" xmlns:wne="http://schemas.microsoft.com/office/word/2006/wordml" xmlns:wps="http://schemas.microsoft.com/office/word/2010/wordprocessingShape" mc:Ignorable="w14 w15 w16se w16cid w16 w16cex w16sdtdh w16sdtfl w16du wp14">
+  <w:p/>
 </w:hdr>
 </file>
 
@@ -5249,7 +4628,7 @@
       <w:ind w:firstLine="709"/>
     </w:pPr>
     <w:rPr>
-      <w:rFonts w:ascii="Times New Roman" w:hAnsi="Times New Roman" w:eastAsia="Times New Roman"/>
+      <w:rFonts w:ascii="Times New Roman" w:eastAsia="Times New Roman" w:hAnsi="Times New Roman"/>
       <w:color w:val="000000"/>
       <w:sz w:val="24"/>
     </w:rPr>
@@ -5269,10 +4648,9 @@
       <w:outlineLvl w:val="0"/>
     </w:pPr>
     <w:rPr>
-      <w:rFonts w:asciiTheme="majorHAnsi" w:eastAsiaTheme="majorEastAsia" w:hAnsiTheme="majorHAnsi" w:cstheme="majorBidi" w:ascii="Times New Roman" w:hAnsi="Times New Roman" w:eastAsia="Times New Roman"/>
+      <w:rFonts w:asciiTheme="majorHAnsi" w:eastAsiaTheme="majorEastAsia" w:hAnsiTheme="majorHAnsi" w:cstheme="majorBidi"/>
       <w:b/>
       <w:bCs/>
-      <w:color w:val="000000"/>
       <w:sz w:val="28"/>
       <w:szCs w:val="28"/>
     </w:rPr>
@@ -5293,10 +4671,9 @@
       <w:outlineLvl w:val="1"/>
     </w:pPr>
     <w:rPr>
-      <w:rFonts w:asciiTheme="majorHAnsi" w:eastAsiaTheme="majorEastAsia" w:hAnsiTheme="majorHAnsi" w:cstheme="majorBidi" w:ascii="Times New Roman" w:hAnsi="Times New Roman" w:eastAsia="Times New Roman"/>
+      <w:rFonts w:asciiTheme="majorHAnsi" w:eastAsiaTheme="majorEastAsia" w:hAnsiTheme="majorHAnsi" w:cstheme="majorBidi"/>
       <w:b/>
       <w:bCs/>
-      <w:color w:val="000000"/>
       <w:sz w:val="26"/>
       <w:szCs w:val="26"/>
     </w:rPr>
@@ -5317,10 +4694,9 @@
       <w:outlineLvl w:val="2"/>
     </w:pPr>
     <w:rPr>
-      <w:rFonts w:asciiTheme="majorHAnsi" w:eastAsiaTheme="majorEastAsia" w:hAnsiTheme="majorHAnsi" w:cstheme="majorBidi" w:ascii="Times New Roman" w:hAnsi="Times New Roman" w:eastAsia="Times New Roman"/>
+      <w:rFonts w:asciiTheme="majorHAnsi" w:eastAsiaTheme="majorEastAsia" w:hAnsiTheme="majorHAnsi" w:cstheme="majorBidi"/>
       <w:b/>
       <w:bCs/>
-      <w:color w:val="000000"/>
     </w:rPr>
   </w:style>
   <w:style w:type="paragraph" w:styleId="4">
@@ -5340,12 +4716,11 @@
       <w:outlineLvl w:val="3"/>
     </w:pPr>
     <w:rPr>
-      <w:rFonts w:asciiTheme="majorHAnsi" w:eastAsiaTheme="majorEastAsia" w:hAnsiTheme="majorHAnsi" w:cstheme="majorBidi" w:ascii="Times New Roman" w:hAnsi="Times New Roman" w:eastAsia="Times New Roman"/>
+      <w:rFonts w:asciiTheme="majorHAnsi" w:eastAsiaTheme="majorEastAsia" w:hAnsiTheme="majorHAnsi" w:cstheme="majorBidi"/>
       <w:b/>
       <w:bCs/>
       <w:i/>
       <w:iCs/>
-      <w:color w:val="000000"/>
     </w:rPr>
   </w:style>
   <w:style w:type="paragraph" w:styleId="5">
@@ -5365,8 +4740,7 @@
       <w:outlineLvl w:val="4"/>
     </w:pPr>
     <w:rPr>
-      <w:rFonts w:asciiTheme="majorHAnsi" w:eastAsiaTheme="majorEastAsia" w:hAnsiTheme="majorHAnsi" w:cstheme="majorBidi" w:ascii="Times New Roman" w:hAnsi="Times New Roman" w:eastAsia="Times New Roman"/>
-      <w:color w:val="000000"/>
+      <w:rFonts w:asciiTheme="majorHAnsi" w:eastAsiaTheme="majorEastAsia" w:hAnsiTheme="majorHAnsi" w:cstheme="majorBidi"/>
     </w:rPr>
   </w:style>
   <w:style w:type="paragraph" w:styleId="6">
@@ -5386,10 +4760,9 @@
       <w:outlineLvl w:val="5"/>
     </w:pPr>
     <w:rPr>
-      <w:rFonts w:asciiTheme="majorHAnsi" w:eastAsiaTheme="majorEastAsia" w:hAnsiTheme="majorHAnsi" w:cstheme="majorBidi" w:ascii="Times New Roman" w:hAnsi="Times New Roman" w:eastAsia="Times New Roman"/>
+      <w:rFonts w:asciiTheme="majorHAnsi" w:eastAsiaTheme="majorEastAsia" w:hAnsiTheme="majorHAnsi" w:cstheme="majorBidi"/>
       <w:i/>
       <w:iCs/>
-      <w:color w:val="000000"/>
     </w:rPr>
   </w:style>
   <w:style w:type="paragraph" w:styleId="7">
@@ -5409,10 +4782,9 @@
       <w:outlineLvl w:val="6"/>
     </w:pPr>
     <w:rPr>
-      <w:rFonts w:asciiTheme="majorHAnsi" w:eastAsiaTheme="majorEastAsia" w:hAnsiTheme="majorHAnsi" w:cstheme="majorBidi" w:ascii="Times New Roman" w:hAnsi="Times New Roman" w:eastAsia="Times New Roman"/>
+      <w:rFonts w:asciiTheme="majorHAnsi" w:eastAsiaTheme="majorEastAsia" w:hAnsiTheme="majorHAnsi" w:cstheme="majorBidi"/>
       <w:i/>
       <w:iCs/>
-      <w:color w:val="000000"/>
     </w:rPr>
   </w:style>
   <w:style w:type="paragraph" w:styleId="8">
@@ -5432,8 +4804,7 @@
       <w:outlineLvl w:val="7"/>
     </w:pPr>
     <w:rPr>
-      <w:rFonts w:asciiTheme="majorHAnsi" w:eastAsiaTheme="majorEastAsia" w:hAnsiTheme="majorHAnsi" w:cstheme="majorBidi" w:ascii="Times New Roman" w:hAnsi="Times New Roman" w:eastAsia="Times New Roman"/>
-      <w:color w:val="000000"/>
+      <w:rFonts w:asciiTheme="majorHAnsi" w:eastAsiaTheme="majorEastAsia" w:hAnsiTheme="majorHAnsi" w:cstheme="majorBidi"/>
       <w:sz w:val="20"/>
       <w:szCs w:val="20"/>
     </w:rPr>
@@ -5455,10 +4826,9 @@
       <w:outlineLvl w:val="8"/>
     </w:pPr>
     <w:rPr>
-      <w:rFonts w:asciiTheme="majorHAnsi" w:eastAsiaTheme="majorEastAsia" w:hAnsiTheme="majorHAnsi" w:cstheme="majorBidi" w:ascii="Times New Roman" w:hAnsi="Times New Roman" w:eastAsia="Times New Roman"/>
+      <w:rFonts w:asciiTheme="majorHAnsi" w:eastAsiaTheme="majorEastAsia" w:hAnsiTheme="majorHAnsi" w:cstheme="majorBidi"/>
       <w:i/>
       <w:iCs/>
-      <w:color w:val="000000"/>
       <w:sz w:val="20"/>
       <w:szCs w:val="20"/>
     </w:rPr>
@@ -5504,10 +4874,6 @@
       </w:tabs>
       <w:spacing w:after="0" w:line="240" w:lineRule="auto"/>
     </w:pPr>
-    <w:rPr>
-      <w:rFonts w:ascii="Times New Roman" w:hAnsi="Times New Roman" w:eastAsia="Times New Roman"/>
-      <w:color w:val="000000"/>
-    </w:rPr>
   </w:style>
   <w:style w:type="character" w:customStyle="1" w:styleId="a6">
     <w:name w:val="Верхний колонтитул Знак"/>
@@ -5530,10 +4896,6 @@
       </w:tabs>
       <w:spacing w:after="0" w:line="240" w:lineRule="auto"/>
     </w:pPr>
-    <w:rPr>
-      <w:rFonts w:ascii="Times New Roman" w:hAnsi="Times New Roman" w:eastAsia="Times New Roman"/>
-      <w:color w:val="000000"/>
-    </w:rPr>
   </w:style>
   <w:style w:type="character" w:customStyle="1" w:styleId="a8">
     <w:name w:val="Нижний колонтитул Знак"/>
@@ -5551,7 +4913,7 @@
       <w:spacing w:after="0" w:line="240" w:lineRule="auto"/>
     </w:pPr>
     <w:rPr>
-      <w:rFonts w:ascii="Times New Roman" w:hAnsi="Times New Roman" w:eastAsia="Times New Roman"/>
+      <w:rFonts w:ascii="Times New Roman" w:eastAsia="Times New Roman" w:hAnsi="Times New Roman"/>
       <w:color w:val="000000"/>
     </w:rPr>
   </w:style>
@@ -5614,8 +4976,7 @@
       <w:contextualSpacing/>
     </w:pPr>
     <w:rPr>
-      <w:rFonts w:asciiTheme="majorHAnsi" w:eastAsiaTheme="majorEastAsia" w:hAnsiTheme="majorHAnsi" w:cstheme="majorBidi" w:ascii="Times New Roman" w:hAnsi="Times New Roman" w:eastAsia="Times New Roman"/>
-      <w:color w:val="000000"/>
+      <w:rFonts w:asciiTheme="majorHAnsi" w:eastAsiaTheme="majorEastAsia" w:hAnsiTheme="majorHAnsi" w:cstheme="majorBidi"/>
       <w:spacing w:val="5"/>
       <w:kern w:val="28"/>
       <w:sz w:val="52"/>
@@ -5649,12 +5010,12 @@
       <w:numPr>
         <w:ilvl w:val="1"/>
       </w:numPr>
+      <w:ind w:firstLine="709"/>
     </w:pPr>
     <w:rPr>
-      <w:rFonts w:asciiTheme="majorHAnsi" w:eastAsiaTheme="majorEastAsia" w:hAnsiTheme="majorHAnsi" w:cstheme="majorBidi" w:ascii="Times New Roman" w:hAnsi="Times New Roman" w:eastAsia="Times New Roman"/>
+      <w:rFonts w:asciiTheme="majorHAnsi" w:eastAsiaTheme="majorEastAsia" w:hAnsiTheme="majorHAnsi" w:cstheme="majorBidi"/>
       <w:i/>
       <w:iCs/>
-      <w:color w:val="000000"/>
       <w:spacing w:val="15"/>
       <w:szCs w:val="24"/>
     </w:rPr>
@@ -5685,10 +5046,6 @@
       <w:ind w:left="720"/>
       <w:contextualSpacing/>
     </w:pPr>
-    <w:rPr>
-      <w:rFonts w:ascii="Times New Roman" w:hAnsi="Times New Roman" w:eastAsia="Times New Roman"/>
-      <w:color w:val="000000"/>
-    </w:rPr>
   </w:style>
   <w:style w:type="paragraph" w:styleId="af">
     <w:name w:val="Body Text"/>
@@ -5700,10 +5057,6 @@
     <w:pPr>
       <w:spacing w:after="120"/>
     </w:pPr>
-    <w:rPr>
-      <w:rFonts w:ascii="Times New Roman" w:hAnsi="Times New Roman" w:eastAsia="Times New Roman"/>
-      <w:color w:val="000000"/>
-    </w:rPr>
   </w:style>
   <w:style w:type="character" w:customStyle="1" w:styleId="af0">
     <w:name w:val="Основной текст Знак"/>
@@ -5722,10 +5075,6 @@
     <w:pPr>
       <w:spacing w:after="120" w:line="480" w:lineRule="auto"/>
     </w:pPr>
-    <w:rPr>
-      <w:rFonts w:ascii="Times New Roman" w:hAnsi="Times New Roman" w:eastAsia="Times New Roman"/>
-      <w:color w:val="000000"/>
-    </w:rPr>
   </w:style>
   <w:style w:type="character" w:customStyle="1" w:styleId="24">
     <w:name w:val="Основной текст 2 Знак"/>
@@ -5745,8 +5094,6 @@
       <w:spacing w:after="120"/>
     </w:pPr>
     <w:rPr>
-      <w:rFonts w:ascii="Times New Roman" w:hAnsi="Times New Roman" w:eastAsia="Times New Roman"/>
-      <w:color w:val="000000"/>
       <w:sz w:val="16"/>
       <w:szCs w:val="16"/>
     </w:rPr>
@@ -5772,10 +5119,6 @@
       <w:ind w:left="360" w:hanging="360"/>
       <w:contextualSpacing/>
     </w:pPr>
-    <w:rPr>
-      <w:rFonts w:ascii="Times New Roman" w:hAnsi="Times New Roman" w:eastAsia="Times New Roman"/>
-      <w:color w:val="000000"/>
-    </w:rPr>
   </w:style>
   <w:style w:type="paragraph" w:styleId="25">
     <w:name w:val="List 2"/>
@@ -5787,10 +5130,6 @@
       <w:ind w:left="720" w:hanging="360"/>
       <w:contextualSpacing/>
     </w:pPr>
-    <w:rPr>
-      <w:rFonts w:ascii="Times New Roman" w:hAnsi="Times New Roman" w:eastAsia="Times New Roman"/>
-      <w:color w:val="000000"/>
-    </w:rPr>
   </w:style>
   <w:style w:type="paragraph" w:styleId="35">
     <w:name w:val="List 3"/>
@@ -5802,10 +5141,6 @@
       <w:ind w:left="1080" w:hanging="360"/>
       <w:contextualSpacing/>
     </w:pPr>
-    <w:rPr>
-      <w:rFonts w:ascii="Times New Roman" w:hAnsi="Times New Roman" w:eastAsia="Times New Roman"/>
-      <w:color w:val="000000"/>
-    </w:rPr>
   </w:style>
   <w:style w:type="paragraph" w:styleId="a0">
     <w:name w:val="List Bullet"/>
@@ -5819,10 +5154,6 @@
       </w:numPr>
       <w:contextualSpacing/>
     </w:pPr>
-    <w:rPr>
-      <w:rFonts w:ascii="Times New Roman" w:hAnsi="Times New Roman" w:eastAsia="Times New Roman"/>
-      <w:color w:val="000000"/>
-    </w:rPr>
   </w:style>
   <w:style w:type="paragraph" w:styleId="20">
     <w:name w:val="List Bullet 2"/>
@@ -5836,10 +5167,6 @@
       </w:numPr>
       <w:contextualSpacing/>
     </w:pPr>
-    <w:rPr>
-      <w:rFonts w:ascii="Times New Roman" w:hAnsi="Times New Roman" w:eastAsia="Times New Roman"/>
-      <w:color w:val="000000"/>
-    </w:rPr>
   </w:style>
   <w:style w:type="paragraph" w:styleId="30">
     <w:name w:val="List Bullet 3"/>
@@ -5853,10 +5180,6 @@
       </w:numPr>
       <w:contextualSpacing/>
     </w:pPr>
-    <w:rPr>
-      <w:rFonts w:ascii="Times New Roman" w:hAnsi="Times New Roman" w:eastAsia="Times New Roman"/>
-      <w:color w:val="000000"/>
-    </w:rPr>
   </w:style>
   <w:style w:type="paragraph" w:styleId="a">
     <w:name w:val="List Number"/>
@@ -5870,10 +5193,6 @@
       </w:numPr>
       <w:contextualSpacing/>
     </w:pPr>
-    <w:rPr>
-      <w:rFonts w:ascii="Times New Roman" w:hAnsi="Times New Roman" w:eastAsia="Times New Roman"/>
-      <w:color w:val="000000"/>
-    </w:rPr>
   </w:style>
   <w:style w:type="paragraph" w:styleId="2">
     <w:name w:val="List Number 2"/>
@@ -5887,10 +5206,6 @@
       </w:numPr>
       <w:contextualSpacing/>
     </w:pPr>
-    <w:rPr>
-      <w:rFonts w:ascii="Times New Roman" w:hAnsi="Times New Roman" w:eastAsia="Times New Roman"/>
-      <w:color w:val="000000"/>
-    </w:rPr>
   </w:style>
   <w:style w:type="paragraph" w:styleId="3">
     <w:name w:val="List Number 3"/>
@@ -5904,10 +5219,6 @@
       </w:numPr>
       <w:contextualSpacing/>
     </w:pPr>
-    <w:rPr>
-      <w:rFonts w:ascii="Times New Roman" w:hAnsi="Times New Roman" w:eastAsia="Times New Roman"/>
-      <w:color w:val="000000"/>
-    </w:rPr>
   </w:style>
   <w:style w:type="paragraph" w:styleId="af2">
     <w:name w:val="List Continue"/>
@@ -5920,10 +5231,6 @@
       <w:ind w:left="360"/>
       <w:contextualSpacing/>
     </w:pPr>
-    <w:rPr>
-      <w:rFonts w:ascii="Times New Roman" w:hAnsi="Times New Roman" w:eastAsia="Times New Roman"/>
-      <w:color w:val="000000"/>
-    </w:rPr>
   </w:style>
   <w:style w:type="paragraph" w:styleId="26">
     <w:name w:val="List Continue 2"/>
@@ -5936,10 +5243,6 @@
       <w:ind w:left="720"/>
       <w:contextualSpacing/>
     </w:pPr>
-    <w:rPr>
-      <w:rFonts w:ascii="Times New Roman" w:hAnsi="Times New Roman" w:eastAsia="Times New Roman"/>
-      <w:color w:val="000000"/>
-    </w:rPr>
   </w:style>
   <w:style w:type="paragraph" w:styleId="36">
     <w:name w:val="List Continue 3"/>
@@ -5952,10 +5255,6 @@
       <w:ind w:left="1080"/>
       <w:contextualSpacing/>
     </w:pPr>
-    <w:rPr>
-      <w:rFonts w:ascii="Times New Roman" w:hAnsi="Times New Roman" w:eastAsia="Times New Roman"/>
-      <w:color w:val="000000"/>
-    </w:rPr>
   </w:style>
   <w:style w:type="paragraph" w:styleId="af3">
     <w:name w:val="macro"/>
@@ -5975,7 +5274,7 @@
       </w:tabs>
     </w:pPr>
     <w:rPr>
-      <w:rFonts w:ascii="Times New Roman" w:hAnsi="Times New Roman" w:eastAsia="Times New Roman"/>
+      <w:rFonts w:ascii="Times New Roman" w:eastAsia="Times New Roman" w:hAnsi="Times New Roman"/>
       <w:color w:val="000000"/>
       <w:sz w:val="20"/>
       <w:szCs w:val="20"/>
@@ -6002,10 +5301,8 @@
     <w:qFormat/>
     <w:rsid w:val="00FC693F"/>
     <w:rPr>
-      <w:rFonts w:ascii="Times New Roman" w:hAnsi="Times New Roman" w:eastAsia="Times New Roman"/>
       <w:i/>
       <w:iCs/>
-      <w:color w:val="000000"/>
     </w:rPr>
   </w:style>
   <w:style w:type="character" w:customStyle="1" w:styleId="28">
@@ -6119,10 +5416,8 @@
       <w:spacing w:line="240" w:lineRule="auto"/>
     </w:pPr>
     <w:rPr>
-      <w:rFonts w:ascii="Times New Roman" w:hAnsi="Times New Roman" w:eastAsia="Times New Roman"/>
       <w:b/>
       <w:bCs/>
-      <w:color w:val="000000"/>
       <w:sz w:val="18"/>
       <w:szCs w:val="18"/>
     </w:rPr>
@@ -6165,12 +5460,10 @@
       <w:ind w:left="936" w:right="936"/>
     </w:pPr>
     <w:rPr>
-      <w:rFonts w:ascii="Times New Roman" w:hAnsi="Times New Roman" w:eastAsia="Times New Roman"/>
       <w:b/>
       <w:bCs/>
       <w:i/>
       <w:iCs/>
-      <w:color w:val="000000"/>
     </w:rPr>
   </w:style>
   <w:style w:type="character" w:customStyle="1" w:styleId="af9">
@@ -6266,8 +5559,7 @@
       <w:outlineLvl w:val="9"/>
     </w:pPr>
     <w:rPr>
-      <w:rFonts w:ascii="Times New Roman" w:hAnsi="Times New Roman" w:eastAsia="Times New Roman"/>
-      <w:color w:val="000000"/>
+      <w:rFonts w:ascii="Times New Roman" w:eastAsia="Times New Roman" w:hAnsi="Times New Roman"/>
     </w:rPr>
   </w:style>
   <w:style w:type="table" w:styleId="aff0">

--- a/ТАУ/СЕМ7 ТАУ2/ЛР1/Отчет_ЛР1_Грудинин_Турханов_Огарков.docx
+++ b/ТАУ/СЕМ7 ТАУ2/ЛР1/Отчет_ЛР1_Грудинин_Турханов_Огарков.docx
@@ -1290,11 +1290,7 @@
         </w:rPr>
       </w:pPr>
       <w:r>
-        <w:rPr>
-          <w:rFonts w:ascii="Times New Roman" w:hAnsi="Times New Roman"/>
-          <w:color w:val="000000"/>
-        </w:rPr>
-        <w:t>На рисунке 2 приведены переходные характеристики НСАУ и ИСАУ при периодах квантования 0,015 и 0,6 с. Штриховыми линиями показаны границы пяти процентов от установившегося значения.</w:t>
+        <w:t>На рисунках 2 и 3 приведены переходные характеристики НСАУ и ИСАУ при периодах квантования 0,015 и 0,6 с. Штриховыми линиями показаны границы пяти процентов от установившегося значения.</w:t>
       </w:r>
     </w:p>
     <w:p>
@@ -1305,26 +1301,22 @@
         <w:jc w:val="center"/>
       </w:pPr>
       <w:r>
-        <w:rPr>
-          <w:noProof/>
-        </w:rPr>
         <w:drawing>
-          <wp:inline distT="0" distB="0" distL="0" distR="0" wp14:anchorId="204D6FFB" wp14:editId="55CDC048">
-            <wp:extent cx="5486400" cy="3017520"/>
-            <wp:effectExtent l="0" t="0" r="0" b="0"/>
-            <wp:docPr id="2" name="Picture 2"/>
+          <wp:inline xmlns:a="http://schemas.openxmlformats.org/drawingml/2006/main" xmlns:pic="http://schemas.openxmlformats.org/drawingml/2006/picture">
+            <wp:extent cx="5669280" cy="6236208"/>
+            <wp:docPr id="6" name="Picture 6"/>
             <wp:cNvGraphicFramePr>
-              <a:graphicFrameLocks xmlns:a="http://schemas.openxmlformats.org/drawingml/2006/main" noChangeAspect="1"/>
+              <a:graphicFrameLocks noChangeAspect="1"/>
             </wp:cNvGraphicFramePr>
-            <a:graphic xmlns:a="http://schemas.openxmlformats.org/drawingml/2006/main">
+            <a:graphic>
               <a:graphicData uri="http://schemas.openxmlformats.org/drawingml/2006/picture">
-                <pic:pic xmlns:pic="http://schemas.openxmlformats.org/drawingml/2006/picture">
+                <pic:pic>
                   <pic:nvPicPr>
-                    <pic:cNvPr id="0" name="transient_bw.png"/>
+                    <pic:cNvPr id="0" name="transient_panel_1.png"/>
                     <pic:cNvPicPr/>
                   </pic:nvPicPr>
                   <pic:blipFill>
-                    <a:blip r:embed="rId12"/>
+                    <a:blip r:embed="rId19"/>
                     <a:stretch>
                       <a:fillRect/>
                     </a:stretch>
@@ -1332,11 +1324,9 @@
                   <pic:spPr>
                     <a:xfrm>
                       <a:off x="0" y="0"/>
-                      <a:ext cx="5486400" cy="3017520"/>
+                      <a:ext cx="5669280" cy="6236208"/>
                     </a:xfrm>
-                    <a:prstGeom prst="rect">
-                      <a:avLst/>
-                    </a:prstGeom>
+                    <a:prstGeom prst="rect"/>
                   </pic:spPr>
                 </pic:pic>
               </a:graphicData>
@@ -1358,9 +1348,76 @@
       <w:r>
         <w:rPr>
           <w:rFonts w:ascii="Times New Roman" w:hAnsi="Times New Roman"/>
-          <w:color w:val="000000"/>
+          <w:b w:val="0"/>
+          <w:sz w:val="24"/>
         </w:rPr>
-        <w:t>Рисунок 2 — Переходные процессы при периодах квантования 0,015 и 0,6 с</w:t>
+        <w:t>Рисунок 2 — Переходные процессы при периоде квантования 0,015 с</w:t>
+      </w:r>
+    </w:p>
+    <w:p>
+      <w:pPr>
+        <w:keepNext/>
+        <w:keepLines/>
+        <w:pageBreakBefore/>
+        <w:spacing w:before="0" w:after="60"/>
+        <w:ind w:firstLine="0"/>
+        <w:jc w:val="center"/>
+        <w:rPr>
+          <w:lang w:val="ru-RU"/>
+        </w:rPr>
+      </w:pPr>
+      <w:r>
+        <w:drawing>
+          <wp:inline xmlns:a="http://schemas.openxmlformats.org/drawingml/2006/main" xmlns:pic="http://schemas.openxmlformats.org/drawingml/2006/picture">
+            <wp:extent cx="5669280" cy="6236208"/>
+            <wp:docPr id="7" name="Picture 7"/>
+            <wp:cNvGraphicFramePr>
+              <a:graphicFrameLocks noChangeAspect="1"/>
+            </wp:cNvGraphicFramePr>
+            <a:graphic>
+              <a:graphicData uri="http://schemas.openxmlformats.org/drawingml/2006/picture">
+                <pic:pic>
+                  <pic:nvPicPr>
+                    <pic:cNvPr id="0" name="transient_panel_2.png"/>
+                    <pic:cNvPicPr/>
+                  </pic:nvPicPr>
+                  <pic:blipFill>
+                    <a:blip r:embed="rId20"/>
+                    <a:stretch>
+                      <a:fillRect/>
+                    </a:stretch>
+                  </pic:blipFill>
+                  <pic:spPr>
+                    <a:xfrm>
+                      <a:off x="0" y="0"/>
+                      <a:ext cx="5669280" cy="6236208"/>
+                    </a:xfrm>
+                    <a:prstGeom prst="rect"/>
+                  </pic:spPr>
+                </pic:pic>
+              </a:graphicData>
+            </a:graphic>
+          </wp:inline>
+        </w:drawing>
+      </w:r>
+    </w:p>
+    <w:p>
+      <w:pPr>
+        <w:keepNext/>
+        <w:keepLines/>
+        <w:spacing w:before="0" w:after="100"/>
+        <w:ind w:firstLine="0"/>
+        <w:jc w:val="center"/>
+        <w:rPr>
+          <w:lang w:val="ru-RU"/>
+        </w:rPr>
+      </w:pPr>
+      <w:r>
+        <w:rPr>
+          <w:rFonts w:ascii="Times New Roman" w:hAnsi="Times New Roman"/>
+          <w:sz w:val="24"/>
+        </w:rPr>
+        <w:t>Рисунок 3 — Переходные процессы при периоде квантования 0,6 с</w:t>
       </w:r>
     </w:p>
     <w:p>
@@ -1993,26 +2050,22 @@
         <w:jc w:val="center"/>
       </w:pPr>
       <w:r>
-        <w:rPr>
-          <w:noProof/>
-        </w:rPr>
         <w:drawing>
-          <wp:inline distT="0" distB="0" distL="0" distR="0" wp14:anchorId="51566AAA" wp14:editId="7B46D3CC">
-            <wp:extent cx="5486400" cy="2926080"/>
-            <wp:effectExtent l="0" t="0" r="0" b="0"/>
-            <wp:docPr id="3" name="Picture 3"/>
+          <wp:inline xmlns:a="http://schemas.openxmlformats.org/drawingml/2006/main" xmlns:pic="http://schemas.openxmlformats.org/drawingml/2006/picture">
+            <wp:extent cx="5669280" cy="6047232"/>
+            <wp:docPr id="8" name="Picture 8"/>
             <wp:cNvGraphicFramePr>
-              <a:graphicFrameLocks xmlns:a="http://schemas.openxmlformats.org/drawingml/2006/main" noChangeAspect="1"/>
+              <a:graphicFrameLocks noChangeAspect="1"/>
             </wp:cNvGraphicFramePr>
-            <a:graphic xmlns:a="http://schemas.openxmlformats.org/drawingml/2006/main">
+            <a:graphic>
               <a:graphicData uri="http://schemas.openxmlformats.org/drawingml/2006/picture">
-                <pic:pic xmlns:pic="http://schemas.openxmlformats.org/drawingml/2006/picture">
+                <pic:pic>
                   <pic:nvPicPr>
-                    <pic:cNvPr id="0" name="errors_bw.png"/>
+                    <pic:cNvPr id="0" name="errors_panel_1.png"/>
                     <pic:cNvPicPr/>
                   </pic:nvPicPr>
                   <pic:blipFill>
-                    <a:blip r:embed="rId13"/>
+                    <a:blip r:embed="rId21"/>
                     <a:stretch>
                       <a:fillRect/>
                     </a:stretch>
@@ -2020,11 +2073,9 @@
                   <pic:spPr>
                     <a:xfrm>
                       <a:off x="0" y="0"/>
-                      <a:ext cx="5486400" cy="2926080"/>
+                      <a:ext cx="5669280" cy="6047232"/>
                     </a:xfrm>
-                    <a:prstGeom prst="rect">
-                      <a:avLst/>
-                    </a:prstGeom>
+                    <a:prstGeom prst="rect"/>
                   </pic:spPr>
                 </pic:pic>
               </a:graphicData>
@@ -2045,10 +2096,77 @@
       </w:pPr>
       <w:r>
         <w:rPr>
-          <w:sz w:val="22"/>
+          <w:rFonts w:ascii="Times New Roman" w:hAnsi="Times New Roman"/>
+          <w:b w:val="0"/>
+          <w:sz w:val="24"/>
+        </w:rPr>
+        <w:t>Рисунок 4 — Ошибка при единичном скачке</w:t>
+      </w:r>
+    </w:p>
+    <w:p>
+      <w:pPr>
+        <w:keepNext/>
+        <w:keepLines/>
+        <w:pageBreakBefore/>
+        <w:spacing w:before="0" w:after="60"/>
+        <w:ind w:firstLine="0"/>
+        <w:jc w:val="center"/>
+        <w:rPr>
           <w:lang w:val="ru-RU"/>
         </w:rPr>
-        <w:t>Рисунок 3 — Установление ошибок при скачке и линейном входе</w:t>
+      </w:pPr>
+      <w:r>
+        <w:drawing>
+          <wp:inline xmlns:a="http://schemas.openxmlformats.org/drawingml/2006/main" xmlns:pic="http://schemas.openxmlformats.org/drawingml/2006/picture">
+            <wp:extent cx="5669280" cy="6047232"/>
+            <wp:docPr id="9" name="Picture 9"/>
+            <wp:cNvGraphicFramePr>
+              <a:graphicFrameLocks noChangeAspect="1"/>
+            </wp:cNvGraphicFramePr>
+            <a:graphic>
+              <a:graphicData uri="http://schemas.openxmlformats.org/drawingml/2006/picture">
+                <pic:pic>
+                  <pic:nvPicPr>
+                    <pic:cNvPr id="0" name="errors_panel_2.png"/>
+                    <pic:cNvPicPr/>
+                  </pic:nvPicPr>
+                  <pic:blipFill>
+                    <a:blip r:embed="rId22"/>
+                    <a:stretch>
+                      <a:fillRect/>
+                    </a:stretch>
+                  </pic:blipFill>
+                  <pic:spPr>
+                    <a:xfrm>
+                      <a:off x="0" y="0"/>
+                      <a:ext cx="5669280" cy="6047232"/>
+                    </a:xfrm>
+                    <a:prstGeom prst="rect"/>
+                  </pic:spPr>
+                </pic:pic>
+              </a:graphicData>
+            </a:graphic>
+          </wp:inline>
+        </w:drawing>
+      </w:r>
+    </w:p>
+    <w:p>
+      <w:pPr>
+        <w:keepNext/>
+        <w:keepLines/>
+        <w:spacing w:before="0" w:after="100"/>
+        <w:ind w:firstLine="0"/>
+        <w:jc w:val="center"/>
+        <w:rPr>
+          <w:lang w:val="ru-RU"/>
+        </w:rPr>
+      </w:pPr>
+      <w:r>
+        <w:rPr>
+          <w:rFonts w:ascii="Times New Roman" w:hAnsi="Times New Roman"/>
+          <w:sz w:val="24"/>
+        </w:rPr>
+        <w:t>Рисунок 5 — Ошибка при линейном входе</w:t>
       </w:r>
     </w:p>
     <w:p>
@@ -2491,9 +2609,10 @@
       <w:r>
         <w:rPr>
           <w:rFonts w:ascii="Times New Roman" w:hAnsi="Times New Roman"/>
-          <w:color w:val="000000"/>
+          <w:b w:val="0"/>
+          <w:sz w:val="24"/>
         </w:rPr>
-        <w:t>Рисунок 4 — Модель определения границы устойчивости при постоянной времени 7,5 с</w:t>
+        <w:t>Рисунок 6 — Модель определения границы устойчивости при постоянной времени 7,5 с</w:t>
       </w:r>
     </w:p>
     <w:p>
@@ -2949,11 +3068,7 @@
         </w:rPr>
       </w:pPr>
       <w:r>
-        <w:rPr>
-          <w:rFonts w:ascii="Times New Roman" w:hAnsi="Times New Roman"/>
-          <w:color w:val="000000"/>
-        </w:rPr>
-        <w:t>Зависимость предельного коэффициента усиления от периода квантования и постоянной времени приведена в таблице 4 и на рисунке 5.</w:t>
+        <w:t>Зависимость предельного коэффициента усиления от периода квантования и постоянной времени приведена в таблице 4 и на рисунке 7.</w:t>
       </w:r>
     </w:p>
     <w:p>
@@ -3798,9 +3913,10 @@
       <w:r>
         <w:rPr>
           <w:rFonts w:ascii="Times New Roman" w:hAnsi="Times New Roman"/>
-          <w:color w:val="000000"/>
+          <w:b w:val="0"/>
+          <w:sz w:val="24"/>
         </w:rPr>
-        <w:t>Рисунок 5 — Зависимость предельного коэффициента усиления от постоянной времени при разных периодах квантования</w:t>
+        <w:t>Рисунок 7 — Зависимость предельного коэффициента усиления от постоянной времени при разных периодах квантования</w:t>
       </w:r>
     </w:p>
     <w:p>
